--- a/2 - TrueNas.docx
+++ b/2 - TrueNas.docx
@@ -31,7 +31,7 @@
           <w:sz w:val="52"/>
           <w:szCs w:val="52"/>
         </w:rPr>
-        <w:t>TrueNAS Scale sur Proxmox</w:t>
+        <w:t>TrueNAS sur Proxmox</w:t>
       </w:r>
     </w:p>
     <w:p>
@@ -39,7 +39,6 @@
         <w:spacing w:before="200" w:after="600"/>
         <w:jc w:val="center"/>
       </w:pPr>
-      <w:proofErr w:type="spellStart"/>
       <w:r>
         <w:rPr>
           <w:i/>
@@ -48,18 +47,7 @@
           <w:sz w:val="24"/>
           <w:szCs w:val="24"/>
         </w:rPr>
-        <w:t>Homelab</w:t>
-      </w:r>
-      <w:proofErr w:type="spellEnd"/>
-      <w:r>
-        <w:rPr>
-          <w:i/>
-          <w:iCs/>
-          <w:color w:val="666666"/>
-          <w:sz w:val="24"/>
-          <w:szCs w:val="24"/>
-        </w:rPr>
-        <w:t xml:space="preserve"> — Dolunay M.</w:t>
+        <w:t>Homelab — Dolunay M.</w:t>
       </w:r>
     </w:p>
     <w:p>
@@ -68,6 +56,7 @@
           <w:bottom w:val="single" w:sz="4" w:space="0" w:color="DDDDDD"/>
         </w:pBdr>
         <w:spacing w:before="200" w:after="200"/>
+        <w:jc w:val="center"/>
       </w:pPr>
     </w:p>
     <w:p>
@@ -83,6 +72,9 @@
       </w:r>
     </w:p>
     <w:p>
+      <w:pPr>
+        <w:jc w:val="center"/>
+      </w:pPr>
       <w:r>
         <w:br w:type="page"/>
       </w:r>
@@ -90,6 +82,7 @@
     <w:p>
       <w:pPr>
         <w:pStyle w:val="Titre1"/>
+        <w:jc w:val="both"/>
       </w:pPr>
       <w:r>
         <w:lastRenderedPageBreak/>
@@ -102,15 +95,13 @@
         <w:jc w:val="both"/>
       </w:pPr>
       <w:r>
-        <w:t xml:space="preserve">Ce document retrace de manière détaillée toutes les étapes suivies pour mettre en place un NAS (Network </w:t>
-      </w:r>
-      <w:proofErr w:type="spellStart"/>
-      <w:r>
-        <w:t>Attached</w:t>
-      </w:r>
-      <w:proofErr w:type="spellEnd"/>
-      <w:r>
-        <w:t xml:space="preserve"> Storage) avec TrueNAS Scale hébergé dans une machine virtuelle sur Proxmox. Il couvre la configuration initiale, les problèmes rencontrés et leurs solutions, ainsi que la configuration finale du stockage et du partage réseau.</w:t>
+        <w:t>Ce document retrace de manière détaillée toutes les étapes suivies pour mettre en place un NAS avec TrueNAS</w:t>
+      </w:r>
+      <w:r>
+        <w:t xml:space="preserve"> </w:t>
+      </w:r>
+      <w:r>
+        <w:t>dans une machine virtuelle sur Proxmox. Il couvre la configuration initiale, les problèmes rencontrés et leurs solutions, ainsi que la configuration finale du stockage et du partage réseau.</w:t>
       </w:r>
     </w:p>
     <w:p>
@@ -119,7 +110,16 @@
         <w:jc w:val="both"/>
       </w:pPr>
       <w:r>
-        <w:t>TrueNAS Scale est une distribution Linux dédiée au stockage, basée sur Debian, avec une interface web complète. Elle offre la gestion de pools ZFS, des partages SMB/NFS, des snapshots automatiques, et bien plus encore.</w:t>
+        <w:t>Premièrement, c’est quoi TrueNAS</w:t>
+      </w:r>
+      <w:r>
+        <w:t xml:space="preserve"> ? c’est </w:t>
+      </w:r>
+      <w:r>
+        <w:t>une distribution Linux dédiée au stockage, basée sur Debian, avec une interface web complète. Elle offre la gestion de pools ZFS, des partages SMB/NFS, des snapshots automatiques, et bien plus encore</w:t>
+      </w:r>
+      <w:r>
+        <w:t>eeeee.</w:t>
       </w:r>
     </w:p>
     <w:p>
@@ -128,11 +128,13 @@
           <w:bottom w:val="single" w:sz="4" w:space="0" w:color="DDDDDD"/>
         </w:pBdr>
         <w:spacing w:before="200" w:after="200"/>
+        <w:jc w:val="both"/>
       </w:pPr>
     </w:p>
     <w:p>
       <w:pPr>
         <w:pStyle w:val="Titre1"/>
+        <w:jc w:val="both"/>
       </w:pPr>
       <w:r>
         <w:t>2. Architecture mise en place</w:t>
@@ -141,14 +143,22 @@
     <w:p>
       <w:pPr>
         <w:spacing w:before="100" w:after="100"/>
-      </w:pPr>
-      <w:r>
-        <w:t>L'architecture repose sur un seul serveur physique faisant tourner Proxmox comme hyperviseur. Les services sont séparés en conteneurs LXC et machines virtuelles distinctes :</w:t>
+        <w:jc w:val="both"/>
+      </w:pPr>
+      <w:r>
+        <w:t xml:space="preserve">L'architecture </w:t>
+      </w:r>
+      <w:r>
+        <w:t xml:space="preserve">ici </w:t>
+      </w:r>
+      <w:r>
+        <w:t>repose sur un seul serveur physique faisant tourner Proxmox comme hyperviseur. Les services sont séparés en conteneurs LXC et machines virtuelles distinctes :</w:t>
       </w:r>
     </w:p>
     <w:p>
       <w:pPr>
         <w:spacing w:before="100" w:after="100"/>
+        <w:jc w:val="both"/>
       </w:pPr>
       <w:r>
         <w:rPr>
@@ -166,6 +176,7 @@
           <w:numId w:val="2"/>
         </w:numPr>
         <w:spacing w:before="60" w:after="60"/>
+        <w:jc w:val="both"/>
       </w:pPr>
       <w:r>
         <w:t>Proxmox VE 9.1.1 — hyperviseur principal sur SSD NVMe 1To</w:t>
@@ -179,6 +190,7 @@
           <w:numId w:val="2"/>
         </w:numPr>
         <w:spacing w:before="60" w:after="60"/>
+        <w:jc w:val="both"/>
         <w:rPr>
           <w:lang w:val="it-IT"/>
         </w:rPr>
@@ -187,49 +199,7 @@
         <w:rPr>
           <w:lang w:val="it-IT"/>
         </w:rPr>
-        <w:t xml:space="preserve">LXC 100 — site </w:t>
-      </w:r>
-      <w:proofErr w:type="spellStart"/>
-      <w:r>
-        <w:rPr>
-          <w:lang w:val="it-IT"/>
-        </w:rPr>
-        <w:t>vitrine</w:t>
-      </w:r>
-      <w:proofErr w:type="spellEnd"/>
-      <w:r>
-        <w:rPr>
-          <w:lang w:val="it-IT"/>
-        </w:rPr>
-        <w:t xml:space="preserve"> (</w:t>
-      </w:r>
-      <w:proofErr w:type="spellStart"/>
-      <w:r>
-        <w:rPr>
-          <w:lang w:val="it-IT"/>
-        </w:rPr>
-        <w:t>Debian</w:t>
-      </w:r>
-      <w:proofErr w:type="spellEnd"/>
-      <w:r>
-        <w:rPr>
-          <w:lang w:val="it-IT"/>
-        </w:rPr>
-        <w:t xml:space="preserve"> 12 + </w:t>
-      </w:r>
-      <w:proofErr w:type="spellStart"/>
-      <w:r>
-        <w:rPr>
-          <w:lang w:val="it-IT"/>
-        </w:rPr>
-        <w:t>Nginx</w:t>
-      </w:r>
-      <w:proofErr w:type="spellEnd"/>
-      <w:r>
-        <w:rPr>
-          <w:lang w:val="it-IT"/>
-        </w:rPr>
-        <w:t>)</w:t>
+        <w:t>LXC 100 — site vitrine (Debian 12 + Nginx)</w:t>
       </w:r>
     </w:p>
     <w:p>
@@ -240,6 +210,7 @@
           <w:numId w:val="2"/>
         </w:numPr>
         <w:spacing w:before="60" w:after="60"/>
+        <w:jc w:val="both"/>
       </w:pPr>
       <w:r>
         <w:t>VM 101 — TrueNAS Scale (NAS avec stockage Toshiba 12To)</w:t>
@@ -247,7 +218,23 @@
     </w:p>
     <w:p>
       <w:pPr>
+        <w:pStyle w:val="Titre1"/>
+        <w:jc w:val="both"/>
+      </w:pPr>
+      <w:r>
+        <w:t>3</w:t>
+      </w:r>
+      <w:r>
+        <w:t xml:space="preserve">. </w:t>
+      </w:r>
+      <w:r>
+        <w:t>Tableau explicatif :</w:t>
+      </w:r>
+    </w:p>
+    <w:p>
+      <w:pPr>
         <w:spacing w:before="100" w:after="100"/>
+        <w:jc w:val="both"/>
       </w:pPr>
     </w:p>
     <w:tbl>
@@ -274,12 +261,6 @@
         <w:gridCol w:w="2000"/>
       </w:tblGrid>
       <w:tr>
-        <w:tblPrEx>
-          <w:tblCellMar>
-            <w:top w:w="0" w:type="dxa"/>
-            <w:bottom w:w="0" w:type="dxa"/>
-          </w:tblCellMar>
-        </w:tblPrEx>
         <w:tc>
           <w:tcPr>
             <w:tcW w:w="2500" w:type="dxa"/>
@@ -298,6 +279,9 @@
             </w:tcMar>
           </w:tcPr>
           <w:p>
+            <w:pPr>
+              <w:jc w:val="both"/>
+            </w:pPr>
             <w:r>
               <w:rPr>
                 <w:b/>
@@ -328,6 +312,9 @@
             </w:tcMar>
           </w:tcPr>
           <w:p>
+            <w:pPr>
+              <w:jc w:val="both"/>
+            </w:pPr>
             <w:r>
               <w:rPr>
                 <w:b/>
@@ -358,6 +345,9 @@
             </w:tcMar>
           </w:tcPr>
           <w:p>
+            <w:pPr>
+              <w:jc w:val="both"/>
+            </w:pPr>
             <w:r>
               <w:rPr>
                 <w:b/>
@@ -388,6 +378,9 @@
             </w:tcMar>
           </w:tcPr>
           <w:p>
+            <w:pPr>
+              <w:jc w:val="both"/>
+            </w:pPr>
             <w:r>
               <w:rPr>
                 <w:b/>
@@ -402,12 +395,6 @@
         </w:tc>
       </w:tr>
       <w:tr>
-        <w:tblPrEx>
-          <w:tblCellMar>
-            <w:top w:w="0" w:type="dxa"/>
-            <w:bottom w:w="0" w:type="dxa"/>
-          </w:tblCellMar>
-        </w:tblPrEx>
         <w:tc>
           <w:tcPr>
             <w:tcW w:w="2500" w:type="dxa"/>
@@ -425,6 +412,13 @@
             </w:tcMar>
           </w:tcPr>
           <w:p>
+            <w:pPr>
+              <w:jc w:val="both"/>
+              <w:rPr>
+                <w:sz w:val="20"/>
+                <w:szCs w:val="20"/>
+              </w:rPr>
+            </w:pPr>
             <w:r>
               <w:rPr>
                 <w:sz w:val="20"/>
@@ -432,6 +426,25 @@
               </w:rPr>
               <w:t>Proxmox Host</w:t>
             </w:r>
+            <w:r>
+              <w:rPr>
+                <w:sz w:val="20"/>
+                <w:szCs w:val="20"/>
+              </w:rPr>
+              <w:t xml:space="preserve"> </w:t>
+            </w:r>
+          </w:p>
+          <w:p>
+            <w:pPr>
+              <w:jc w:val="both"/>
+            </w:pPr>
+            <w:r>
+              <w:rPr>
+                <w:sz w:val="20"/>
+                <w:szCs w:val="20"/>
+              </w:rPr>
+              <w:t>(Le PC)</w:t>
+            </w:r>
           </w:p>
         </w:tc>
         <w:tc>
@@ -451,6 +464,9 @@
             </w:tcMar>
           </w:tcPr>
           <w:p>
+            <w:pPr>
+              <w:jc w:val="both"/>
+            </w:pPr>
             <w:r>
               <w:rPr>
                 <w:sz w:val="20"/>
@@ -477,6 +493,9 @@
             </w:tcMar>
           </w:tcPr>
           <w:p>
+            <w:pPr>
+              <w:jc w:val="both"/>
+            </w:pPr>
             <w:r>
               <w:rPr>
                 <w:sz w:val="20"/>
@@ -503,6 +522,9 @@
             </w:tcMar>
           </w:tcPr>
           <w:p>
+            <w:pPr>
+              <w:jc w:val="both"/>
+            </w:pPr>
             <w:r>
               <w:rPr>
                 <w:sz w:val="20"/>
@@ -514,12 +536,6 @@
         </w:tc>
       </w:tr>
       <w:tr>
-        <w:tblPrEx>
-          <w:tblCellMar>
-            <w:top w:w="0" w:type="dxa"/>
-            <w:bottom w:w="0" w:type="dxa"/>
-          </w:tblCellMar>
-        </w:tblPrEx>
         <w:tc>
           <w:tcPr>
             <w:tcW w:w="2500" w:type="dxa"/>
@@ -537,6 +553,9 @@
             </w:tcMar>
           </w:tcPr>
           <w:p>
+            <w:pPr>
+              <w:jc w:val="both"/>
+            </w:pPr>
             <w:r>
               <w:rPr>
                 <w:sz w:val="20"/>
@@ -563,6 +582,9 @@
             </w:tcMar>
           </w:tcPr>
           <w:p>
+            <w:pPr>
+              <w:jc w:val="both"/>
+            </w:pPr>
             <w:r>
               <w:rPr>
                 <w:sz w:val="20"/>
@@ -589,6 +611,9 @@
             </w:tcMar>
           </w:tcPr>
           <w:p>
+            <w:pPr>
+              <w:jc w:val="both"/>
+            </w:pPr>
             <w:r>
               <w:rPr>
                 <w:sz w:val="20"/>
@@ -615,6 +640,9 @@
             </w:tcMar>
           </w:tcPr>
           <w:p>
+            <w:pPr>
+              <w:jc w:val="both"/>
+            </w:pPr>
             <w:r>
               <w:rPr>
                 <w:sz w:val="20"/>
@@ -626,12 +654,6 @@
         </w:tc>
       </w:tr>
       <w:tr>
-        <w:tblPrEx>
-          <w:tblCellMar>
-            <w:top w:w="0" w:type="dxa"/>
-            <w:bottom w:w="0" w:type="dxa"/>
-          </w:tblCellMar>
-        </w:tblPrEx>
         <w:tc>
           <w:tcPr>
             <w:tcW w:w="2500" w:type="dxa"/>
@@ -649,6 +671,9 @@
             </w:tcMar>
           </w:tcPr>
           <w:p>
+            <w:pPr>
+              <w:jc w:val="both"/>
+            </w:pPr>
             <w:r>
               <w:rPr>
                 <w:sz w:val="20"/>
@@ -675,6 +700,9 @@
             </w:tcMar>
           </w:tcPr>
           <w:p>
+            <w:pPr>
+              <w:jc w:val="both"/>
+            </w:pPr>
             <w:r>
               <w:rPr>
                 <w:sz w:val="20"/>
@@ -701,6 +729,9 @@
             </w:tcMar>
           </w:tcPr>
           <w:p>
+            <w:pPr>
+              <w:jc w:val="both"/>
+            </w:pPr>
             <w:r>
               <w:rPr>
                 <w:sz w:val="20"/>
@@ -727,6 +758,9 @@
             </w:tcMar>
           </w:tcPr>
           <w:p>
+            <w:pPr>
+              <w:jc w:val="both"/>
+            </w:pPr>
             <w:r>
               <w:rPr>
                 <w:sz w:val="20"/>
@@ -738,12 +772,6 @@
         </w:tc>
       </w:tr>
       <w:tr>
-        <w:tblPrEx>
-          <w:tblCellMar>
-            <w:top w:w="0" w:type="dxa"/>
-            <w:bottom w:w="0" w:type="dxa"/>
-          </w:tblCellMar>
-        </w:tblPrEx>
         <w:tc>
           <w:tcPr>
             <w:tcW w:w="2500" w:type="dxa"/>
@@ -761,6 +789,9 @@
             </w:tcMar>
           </w:tcPr>
           <w:p>
+            <w:pPr>
+              <w:jc w:val="both"/>
+            </w:pPr>
             <w:r>
               <w:rPr>
                 <w:sz w:val="20"/>
@@ -787,12 +818,22 @@
             </w:tcMar>
           </w:tcPr>
           <w:p>
-            <w:r>
-              <w:rPr>
-                <w:sz w:val="20"/>
-                <w:szCs w:val="20"/>
-              </w:rPr>
-              <w:t>Disque physique</w:t>
+            <w:pPr>
+              <w:jc w:val="both"/>
+            </w:pPr>
+            <w:r>
+              <w:rPr>
+                <w:sz w:val="20"/>
+                <w:szCs w:val="20"/>
+              </w:rPr>
+              <w:t xml:space="preserve">Disque </w:t>
+            </w:r>
+            <w:r>
+              <w:rPr>
+                <w:sz w:val="20"/>
+                <w:szCs w:val="20"/>
+              </w:rPr>
+              <w:t>Dur</w:t>
             </w:r>
           </w:p>
         </w:tc>
@@ -813,6 +854,9 @@
             </w:tcMar>
           </w:tcPr>
           <w:p>
+            <w:pPr>
+              <w:jc w:val="both"/>
+            </w:pPr>
             <w:r>
               <w:rPr>
                 <w:sz w:val="20"/>
@@ -820,6 +864,13 @@
               </w:rPr>
               <w:t>12 To</w:t>
             </w:r>
+            <w:r>
+              <w:rPr>
+                <w:sz w:val="20"/>
+                <w:szCs w:val="20"/>
+              </w:rPr>
+              <w:t xml:space="preserve"> (miam)</w:t>
+            </w:r>
           </w:p>
         </w:tc>
         <w:tc>
@@ -839,6 +890,9 @@
             </w:tcMar>
           </w:tcPr>
           <w:p>
+            <w:pPr>
+              <w:jc w:val="both"/>
+            </w:pPr>
             <w:r>
               <w:rPr>
                 <w:sz w:val="20"/>
@@ -856,143 +910,22 @@
           <w:bottom w:val="single" w:sz="4" w:space="0" w:color="DDDDDD"/>
         </w:pBdr>
         <w:spacing w:before="200" w:after="200"/>
+        <w:jc w:val="both"/>
       </w:pPr>
     </w:p>
     <w:p>
       <w:pPr>
         <w:pStyle w:val="Titre1"/>
-      </w:pPr>
-      <w:r>
-        <w:t>3. Prérequis</w:t>
+        <w:jc w:val="both"/>
+      </w:pPr>
+      <w:r>
+        <w:t>4. Création de la VM TrueNAS dans Proxmox</w:t>
       </w:r>
     </w:p>
     <w:p>
       <w:pPr>
         <w:pStyle w:val="Titre2"/>
-      </w:pPr>
-      <w:r>
-        <w:t>3.1 Matériel</w:t>
-      </w:r>
-    </w:p>
-    <w:p>
-      <w:pPr>
-        <w:pStyle w:val="Paragraphedeliste"/>
-        <w:numPr>
-          <w:ilvl w:val="0"/>
-          <w:numId w:val="2"/>
-        </w:numPr>
-        <w:spacing w:before="60" w:after="60"/>
-      </w:pPr>
-      <w:r>
-        <w:t>PC avec Proxmox installé (SSD NVMe recommandé pour l'OS)</w:t>
-      </w:r>
-    </w:p>
-    <w:p>
-      <w:pPr>
-        <w:pStyle w:val="Paragraphedeliste"/>
-        <w:numPr>
-          <w:ilvl w:val="0"/>
-          <w:numId w:val="2"/>
-        </w:numPr>
-        <w:spacing w:before="60" w:after="60"/>
-      </w:pPr>
-      <w:r>
-        <w:t>HDD dédié pour TrueNAS (ici Toshiba MG07ACA12TE — 12 To)</w:t>
-      </w:r>
-    </w:p>
-    <w:p>
-      <w:pPr>
-        <w:pStyle w:val="Paragraphedeliste"/>
-        <w:numPr>
-          <w:ilvl w:val="0"/>
-          <w:numId w:val="2"/>
-        </w:numPr>
-        <w:spacing w:before="60" w:after="60"/>
-      </w:pPr>
-      <w:r>
-        <w:t>Minimum 8 Go de RAM (16 Go recommandés pour TrueNAS)</w:t>
-      </w:r>
-    </w:p>
-    <w:p>
-      <w:pPr>
-        <w:pStyle w:val="Paragraphedeliste"/>
-        <w:numPr>
-          <w:ilvl w:val="0"/>
-          <w:numId w:val="2"/>
-        </w:numPr>
-        <w:spacing w:before="60" w:after="60"/>
-      </w:pPr>
-      <w:r>
-        <w:t>Connexion réseau filaire (câble Ethernet)</w:t>
-      </w:r>
-    </w:p>
-    <w:p>
-      <w:pPr>
-        <w:pStyle w:val="Titre2"/>
-      </w:pPr>
-      <w:r>
-        <w:t>3.2 Logiciels</w:t>
-      </w:r>
-    </w:p>
-    <w:p>
-      <w:pPr>
-        <w:pStyle w:val="Paragraphedeliste"/>
-        <w:numPr>
-          <w:ilvl w:val="0"/>
-          <w:numId w:val="2"/>
-        </w:numPr>
-        <w:spacing w:before="60" w:after="60"/>
-      </w:pPr>
-      <w:r>
-        <w:t>Proxmox VE 9.1.1 ou supérieur</w:t>
-      </w:r>
-    </w:p>
-    <w:p>
-      <w:pPr>
-        <w:pStyle w:val="Paragraphedeliste"/>
-        <w:numPr>
-          <w:ilvl w:val="0"/>
-          <w:numId w:val="2"/>
-        </w:numPr>
-        <w:spacing w:before="60" w:after="60"/>
-      </w:pPr>
-      <w:r>
-        <w:t>ISO TrueNAS Scale (téléchargeable sur truenas.com)</w:t>
-      </w:r>
-    </w:p>
-    <w:p>
-      <w:pPr>
-        <w:pStyle w:val="Paragraphedeliste"/>
-        <w:numPr>
-          <w:ilvl w:val="0"/>
-          <w:numId w:val="2"/>
-        </w:numPr>
-        <w:spacing w:before="60" w:after="60"/>
-      </w:pPr>
-      <w:r>
-        <w:t>Navigateur web moderne pour accéder aux interfaces</w:t>
-      </w:r>
-    </w:p>
-    <w:p>
-      <w:pPr>
-        <w:pBdr>
-          <w:bottom w:val="single" w:sz="4" w:space="0" w:color="DDDDDD"/>
-        </w:pBdr>
-        <w:spacing w:before="200" w:after="200"/>
-      </w:pPr>
-    </w:p>
-    <w:p>
-      <w:pPr>
-        <w:pStyle w:val="Titre1"/>
-      </w:pPr>
-      <w:r>
-        <w:lastRenderedPageBreak/>
-        <w:t>4. Création de la VM TrueNAS dans Proxmox</w:t>
-      </w:r>
-    </w:p>
-    <w:p>
-      <w:pPr>
-        <w:pStyle w:val="Titre2"/>
+        <w:jc w:val="both"/>
       </w:pPr>
       <w:r>
         <w:t>4.1 Upload de l'ISO</w:t>
@@ -1001,6 +934,7 @@
     <w:p>
       <w:pPr>
         <w:spacing w:before="100" w:after="100"/>
+        <w:jc w:val="both"/>
       </w:pPr>
       <w:r>
         <w:t>Depuis l'interface web Proxmox, naviguer vers :</w:t>
@@ -1014,6 +948,7 @@
         <w:shd w:val="clear" w:color="auto" w:fill="F0F0F0"/>
         <w:spacing w:before="80" w:after="80"/>
         <w:ind w:left="400"/>
+        <w:jc w:val="both"/>
       </w:pPr>
       <w:r>
         <w:rPr>
@@ -1028,26 +963,27 @@
     <w:p>
       <w:pPr>
         <w:spacing w:before="100" w:after="100"/>
-      </w:pPr>
-      <w:r>
-        <w:t xml:space="preserve">Sélectionner le fichier TrueNAS-SCALE-25.10.2.1.iso téléchargé localement </w:t>
-      </w:r>
-      <w:r>
-        <w:t xml:space="preserve">(via internet via le site officiel de TrueNAS) </w:t>
-      </w:r>
-      <w:r>
-        <w:t>et attendre la fin de l'</w:t>
-      </w:r>
-      <w:r>
-        <w:t>Upload</w:t>
-      </w:r>
-      <w:r>
-        <w:t>.</w:t>
-      </w:r>
+        <w:jc w:val="both"/>
+      </w:pPr>
+      <w:r>
+        <w:t>Sélectionner le fichier TrueNAS-SCALE-25.10.2.1.iso téléchargé localement (via internet via le site officiel de TrueNAS) et attendre la fin de l'Upload.</w:t>
+      </w:r>
+    </w:p>
+    <w:p>
+      <w:r>
+        <w:br w:type="page"/>
+      </w:r>
+    </w:p>
+    <w:p>
+      <w:pPr>
+        <w:spacing w:before="100" w:after="100"/>
+        <w:jc w:val="both"/>
+      </w:pPr>
     </w:p>
     <w:p>
       <w:pPr>
         <w:pStyle w:val="Titre2"/>
+        <w:jc w:val="both"/>
       </w:pPr>
       <w:r>
         <w:t>4.2 Configuration de la VM</w:t>
@@ -1056,6 +992,7 @@
     <w:p>
       <w:pPr>
         <w:spacing w:before="100" w:after="100"/>
+        <w:jc w:val="both"/>
       </w:pPr>
       <w:r>
         <w:t>Cliquer sur Create VM et remplir les paramètres suivants :</w:t>
@@ -1083,12 +1020,6 @@
         <w:gridCol w:w="6360"/>
       </w:tblGrid>
       <w:tr>
-        <w:tblPrEx>
-          <w:tblCellMar>
-            <w:top w:w="0" w:type="dxa"/>
-            <w:bottom w:w="0" w:type="dxa"/>
-          </w:tblCellMar>
-        </w:tblPrEx>
         <w:tc>
           <w:tcPr>
             <w:tcW w:w="3000" w:type="dxa"/>
@@ -1107,6 +1038,9 @@
             </w:tcMar>
           </w:tcPr>
           <w:p>
+            <w:pPr>
+              <w:jc w:val="both"/>
+            </w:pPr>
             <w:r>
               <w:rPr>
                 <w:b/>
@@ -1135,6 +1069,9 @@
             </w:tcMar>
           </w:tcPr>
           <w:p>
+            <w:pPr>
+              <w:jc w:val="both"/>
+            </w:pPr>
             <w:r>
               <w:rPr>
                 <w:rFonts w:ascii="Courier New" w:eastAsia="Courier New" w:hAnsi="Courier New" w:cs="Courier New"/>
@@ -1147,12 +1084,6 @@
         </w:tc>
       </w:tr>
       <w:tr>
-        <w:tblPrEx>
-          <w:tblCellMar>
-            <w:top w:w="0" w:type="dxa"/>
-            <w:bottom w:w="0" w:type="dxa"/>
-          </w:tblCellMar>
-        </w:tblPrEx>
         <w:tc>
           <w:tcPr>
             <w:tcW w:w="3000" w:type="dxa"/>
@@ -1171,6 +1102,9 @@
             </w:tcMar>
           </w:tcPr>
           <w:p>
+            <w:pPr>
+              <w:jc w:val="both"/>
+            </w:pPr>
             <w:r>
               <w:rPr>
                 <w:b/>
@@ -1199,24 +1133,53 @@
             </w:tcMar>
           </w:tcPr>
           <w:p>
+            <w:pPr>
+              <w:jc w:val="both"/>
+            </w:pPr>
             <w:r>
               <w:rPr>
                 <w:rFonts w:ascii="Courier New" w:eastAsia="Courier New" w:hAnsi="Courier New" w:cs="Courier New"/>
                 <w:sz w:val="20"/>
                 <w:szCs w:val="20"/>
               </w:rPr>
-              <w:t>SeaBIOS (important — UEFI pose des problèmes de Secure Boot)</w:t>
+              <w:t xml:space="preserve">SeaBIOS (important — </w:t>
+            </w:r>
+            <w:r>
+              <w:rPr>
+                <w:rFonts w:ascii="Courier New" w:eastAsia="Courier New" w:hAnsi="Courier New" w:cs="Courier New"/>
+                <w:sz w:val="20"/>
+                <w:szCs w:val="20"/>
+              </w:rPr>
+              <w:t>« </w:t>
+            </w:r>
+            <w:r>
+              <w:rPr>
+                <w:rFonts w:ascii="Courier New" w:eastAsia="Courier New" w:hAnsi="Courier New" w:cs="Courier New"/>
+                <w:sz w:val="20"/>
+                <w:szCs w:val="20"/>
+              </w:rPr>
+              <w:t>UEFI</w:t>
+            </w:r>
+            <w:r>
+              <w:rPr>
+                <w:rFonts w:ascii="Courier New" w:eastAsia="Courier New" w:hAnsi="Courier New" w:cs="Courier New"/>
+                <w:sz w:val="20"/>
+                <w:szCs w:val="20"/>
+              </w:rPr>
+              <w:t> »</w:t>
+            </w:r>
+            <w:r>
+              <w:rPr>
+                <w:rFonts w:ascii="Courier New" w:eastAsia="Courier New" w:hAnsi="Courier New" w:cs="Courier New"/>
+                <w:sz w:val="20"/>
+                <w:szCs w:val="20"/>
+              </w:rPr>
+              <w:t xml:space="preserve"> pose des problèmes de Secure Boot)</w:t>
             </w:r>
           </w:p>
         </w:tc>
       </w:tr>
       <w:tr>
-        <w:tblPrEx>
-          <w:tblCellMar>
-            <w:top w:w="0" w:type="dxa"/>
-            <w:bottom w:w="0" w:type="dxa"/>
-          </w:tblCellMar>
-        </w:tblPrEx>
         <w:tc>
           <w:tcPr>
             <w:tcW w:w="3000" w:type="dxa"/>
@@ -1235,6 +1198,9 @@
             </w:tcMar>
           </w:tcPr>
           <w:p>
+            <w:pPr>
+              <w:jc w:val="both"/>
+            </w:pPr>
             <w:r>
               <w:rPr>
                 <w:b/>
@@ -1263,6 +1229,9 @@
             </w:tcMar>
           </w:tcPr>
           <w:p>
+            <w:pPr>
+              <w:jc w:val="both"/>
+            </w:pPr>
             <w:r>
               <w:rPr>
                 <w:rFonts w:ascii="Courier New" w:eastAsia="Courier New" w:hAnsi="Courier New" w:cs="Courier New"/>
@@ -1275,12 +1244,6 @@
         </w:tc>
       </w:tr>
       <w:tr>
-        <w:tblPrEx>
-          <w:tblCellMar>
-            <w:top w:w="0" w:type="dxa"/>
-            <w:bottom w:w="0" w:type="dxa"/>
-          </w:tblCellMar>
-        </w:tblPrEx>
         <w:tc>
           <w:tcPr>
             <w:tcW w:w="3000" w:type="dxa"/>
@@ -1299,6 +1262,9 @@
             </w:tcMar>
           </w:tcPr>
           <w:p>
+            <w:pPr>
+              <w:jc w:val="both"/>
+            </w:pPr>
             <w:r>
               <w:rPr>
                 <w:b/>
@@ -1327,24 +1293,37 @@
             </w:tcMar>
           </w:tcPr>
           <w:p>
+            <w:pPr>
+              <w:jc w:val="both"/>
+            </w:pPr>
             <w:r>
               <w:rPr>
                 <w:rFonts w:ascii="Courier New" w:eastAsia="Courier New" w:hAnsi="Courier New" w:cs="Courier New"/>
                 <w:sz w:val="20"/>
                 <w:szCs w:val="20"/>
               </w:rPr>
-              <w:t>50 GB sur local-lvm (scsi0)</w:t>
+              <w:t>50 GB sur local-lvm (scsi0</w:t>
+            </w:r>
+            <w:r>
+              <w:rPr>
+                <w:rFonts w:ascii="Courier New" w:eastAsia="Courier New" w:hAnsi="Courier New" w:cs="Courier New"/>
+                <w:sz w:val="20"/>
+                <w:szCs w:val="20"/>
+              </w:rPr>
+              <w:t>, le NVMe de base pas le hdd Toshiba ajouté</w:t>
+            </w:r>
+            <w:r>
+              <w:rPr>
+                <w:rFonts w:ascii="Courier New" w:eastAsia="Courier New" w:hAnsi="Courier New" w:cs="Courier New"/>
+                <w:sz w:val="20"/>
+                <w:szCs w:val="20"/>
+              </w:rPr>
+              <w:t>)</w:t>
             </w:r>
           </w:p>
         </w:tc>
       </w:tr>
       <w:tr>
-        <w:tblPrEx>
-          <w:tblCellMar>
-            <w:top w:w="0" w:type="dxa"/>
-            <w:bottom w:w="0" w:type="dxa"/>
-          </w:tblCellMar>
-        </w:tblPrEx>
         <w:tc>
           <w:tcPr>
             <w:tcW w:w="3000" w:type="dxa"/>
@@ -1363,6 +1342,9 @@
             </w:tcMar>
           </w:tcPr>
           <w:p>
+            <w:pPr>
+              <w:jc w:val="both"/>
+            </w:pPr>
             <w:r>
               <w:rPr>
                 <w:b/>
@@ -1391,6 +1373,9 @@
             </w:tcMar>
           </w:tcPr>
           <w:p>
+            <w:pPr>
+              <w:jc w:val="both"/>
+            </w:pPr>
             <w:r>
               <w:rPr>
                 <w:rFonts w:ascii="Courier New" w:eastAsia="Courier New" w:hAnsi="Courier New" w:cs="Courier New"/>
@@ -1403,12 +1388,6 @@
         </w:tc>
       </w:tr>
       <w:tr>
-        <w:tblPrEx>
-          <w:tblCellMar>
-            <w:top w:w="0" w:type="dxa"/>
-            <w:bottom w:w="0" w:type="dxa"/>
-          </w:tblCellMar>
-        </w:tblPrEx>
         <w:tc>
           <w:tcPr>
             <w:tcW w:w="3000" w:type="dxa"/>
@@ -1427,6 +1406,9 @@
             </w:tcMar>
           </w:tcPr>
           <w:p>
+            <w:pPr>
+              <w:jc w:val="both"/>
+            </w:pPr>
             <w:r>
               <w:rPr>
                 <w:b/>
@@ -1456,6 +1438,7 @@
           </w:tcPr>
           <w:p>
             <w:pPr>
+              <w:jc w:val="both"/>
               <w:rPr>
                 <w:lang w:val="pl-PL"/>
               </w:rPr>
@@ -1467,56 +1450,12 @@
                 <w:szCs w:val="20"/>
                 <w:lang w:val="pl-PL"/>
               </w:rPr>
-              <w:t>16384 MB (16 Go)</w:t>
-            </w:r>
-            <w:r>
-              <w:rPr>
-                <w:rFonts w:ascii="Courier New" w:eastAsia="Courier New" w:hAnsi="Courier New" w:cs="Courier New"/>
-                <w:sz w:val="20"/>
-                <w:szCs w:val="20"/>
-                <w:lang w:val="pl-PL"/>
-              </w:rPr>
-              <w:t xml:space="preserve"> (</w:t>
-            </w:r>
-            <w:proofErr w:type="spellStart"/>
-            <w:r>
-              <w:rPr>
-                <w:rFonts w:ascii="Courier New" w:eastAsia="Courier New" w:hAnsi="Courier New" w:cs="Courier New"/>
-                <w:sz w:val="20"/>
-                <w:szCs w:val="20"/>
-                <w:lang w:val="pl-PL"/>
-              </w:rPr>
-              <w:t>ou</w:t>
-            </w:r>
-            <w:proofErr w:type="spellEnd"/>
-            <w:r>
-              <w:rPr>
-                <w:rFonts w:ascii="Courier New" w:eastAsia="Courier New" w:hAnsi="Courier New" w:cs="Courier New"/>
-                <w:sz w:val="20"/>
-                <w:szCs w:val="20"/>
-                <w:lang w:val="pl-PL"/>
-              </w:rPr>
-              <w:t xml:space="preserve"> 8go mi</w:t>
-            </w:r>
-            <w:r>
-              <w:rPr>
-                <w:rFonts w:ascii="Courier New" w:eastAsia="Courier New" w:hAnsi="Courier New" w:cs="Courier New"/>
-                <w:sz w:val="20"/>
-                <w:szCs w:val="20"/>
-                <w:lang w:val="pl-PL"/>
-              </w:rPr>
-              <w:t>nimum)</w:t>
+              <w:t>16384 MB (16 Go) (ou 8go minimum)</w:t>
             </w:r>
           </w:p>
         </w:tc>
       </w:tr>
       <w:tr>
-        <w:tblPrEx>
-          <w:tblCellMar>
-            <w:top w:w="0" w:type="dxa"/>
-            <w:bottom w:w="0" w:type="dxa"/>
-          </w:tblCellMar>
-        </w:tblPrEx>
         <w:tc>
           <w:tcPr>
             <w:tcW w:w="3000" w:type="dxa"/>
@@ -1535,6 +1474,9 @@
             </w:tcMar>
           </w:tcPr>
           <w:p>
+            <w:pPr>
+              <w:jc w:val="both"/>
+            </w:pPr>
             <w:r>
               <w:rPr>
                 <w:b/>
@@ -1563,6 +1505,9 @@
             </w:tcMar>
           </w:tcPr>
           <w:p>
+            <w:pPr>
+              <w:jc w:val="both"/>
+            </w:pPr>
             <w:r>
               <w:rPr>
                 <w:rFonts w:ascii="Courier New" w:eastAsia="Courier New" w:hAnsi="Courier New" w:cs="Courier New"/>
@@ -1578,12 +1523,10 @@
     <w:p>
       <w:pPr>
         <w:pStyle w:val="Titre2"/>
-      </w:pPr>
-      <w:r>
-        <w:t>4.3 Ajout du disque physique</w:t>
-      </w:r>
-      <w:r>
-        <w:t> :</w:t>
+        <w:jc w:val="both"/>
+      </w:pPr>
+      <w:r>
+        <w:t>4.3 Ajout du disque physique :</w:t>
       </w:r>
     </w:p>
     <w:p>
@@ -1592,21 +1535,7 @@
         <w:jc w:val="both"/>
       </w:pPr>
       <w:r>
-        <w:t xml:space="preserve">Pour que TrueNAS gère le disque Toshiba, il faut le passer depuis le </w:t>
-      </w:r>
-      <w:proofErr w:type="spellStart"/>
-      <w:r>
-        <w:t>shell</w:t>
-      </w:r>
-      <w:proofErr w:type="spellEnd"/>
-      <w:r>
-        <w:t xml:space="preserve"> Proxmox</w:t>
-      </w:r>
-      <w:r>
-        <w:t xml:space="preserve"> et d’</w:t>
-      </w:r>
-      <w:r>
-        <w:t>abord identifier le disque :</w:t>
+        <w:t>Pour que TrueNAS gère le disque Toshiba, il faut le passer depuis le shell Proxmox et d’abord identifier le disque :</w:t>
       </w:r>
     </w:p>
     <w:p>
@@ -1617,6 +1546,7 @@
         <w:shd w:val="clear" w:color="auto" w:fill="F0F0F0"/>
         <w:spacing w:before="80" w:after="80"/>
         <w:ind w:left="400"/>
+        <w:jc w:val="both"/>
         <w:rPr>
           <w:rFonts w:ascii="Courier New" w:eastAsia="Courier New" w:hAnsi="Courier New" w:cs="Courier New"/>
           <w:color w:val="333333"/>
@@ -1624,7 +1554,6 @@
           <w:szCs w:val="20"/>
         </w:rPr>
       </w:pPr>
-      <w:proofErr w:type="gramStart"/>
       <w:r>
         <w:rPr>
           <w:rFonts w:ascii="Courier New" w:eastAsia="Courier New" w:hAnsi="Courier New" w:cs="Courier New"/>
@@ -1632,76 +1561,48 @@
           <w:sz w:val="20"/>
           <w:szCs w:val="20"/>
         </w:rPr>
-        <w:t>ls</w:t>
-      </w:r>
-      <w:proofErr w:type="gramEnd"/>
-      <w:r>
-        <w:rPr>
-          <w:rFonts w:ascii="Courier New" w:eastAsia="Courier New" w:hAnsi="Courier New" w:cs="Courier New"/>
-          <w:color w:val="333333"/>
-          <w:sz w:val="20"/>
-          <w:szCs w:val="20"/>
-        </w:rPr>
-        <w:t xml:space="preserve"> -la /dev/</w:t>
-      </w:r>
-      <w:proofErr w:type="spellStart"/>
-      <w:r>
-        <w:rPr>
-          <w:rFonts w:ascii="Courier New" w:eastAsia="Courier New" w:hAnsi="Courier New" w:cs="Courier New"/>
-          <w:color w:val="333333"/>
-          <w:sz w:val="20"/>
-          <w:szCs w:val="20"/>
-        </w:rPr>
-        <w:t>disk</w:t>
-      </w:r>
-      <w:proofErr w:type="spellEnd"/>
-      <w:r>
-        <w:rPr>
-          <w:rFonts w:ascii="Courier New" w:eastAsia="Courier New" w:hAnsi="Courier New" w:cs="Courier New"/>
-          <w:color w:val="333333"/>
-          <w:sz w:val="20"/>
-          <w:szCs w:val="20"/>
-        </w:rPr>
-        <w:t xml:space="preserve">/by-id/ | </w:t>
-      </w:r>
-      <w:proofErr w:type="spellStart"/>
-      <w:r>
-        <w:rPr>
-          <w:rFonts w:ascii="Courier New" w:eastAsia="Courier New" w:hAnsi="Courier New" w:cs="Courier New"/>
-          <w:color w:val="333333"/>
-          <w:sz w:val="20"/>
-          <w:szCs w:val="20"/>
-        </w:rPr>
-        <w:t>grep</w:t>
-      </w:r>
-      <w:proofErr w:type="spellEnd"/>
-      <w:r>
-        <w:rPr>
-          <w:rFonts w:ascii="Courier New" w:eastAsia="Courier New" w:hAnsi="Courier New" w:cs="Courier New"/>
-          <w:color w:val="333333"/>
-          <w:sz w:val="20"/>
-          <w:szCs w:val="20"/>
-        </w:rPr>
-        <w:t xml:space="preserve"> -v part</w:t>
+        <w:t>ls -la /dev/disk/by-id/ | grep -v part</w:t>
       </w:r>
     </w:p>
     <w:p>
       <w:pPr>
         <w:spacing w:before="100" w:after="100"/>
+        <w:jc w:val="both"/>
       </w:pPr>
     </w:p>
     <w:p>
       <w:pPr>
         <w:spacing w:before="100" w:after="100"/>
-      </w:pPr>
-      <w:r>
-        <w:t xml:space="preserve">Puis l'attacher à la VM (remplacer </w:t>
-      </w:r>
-      <w:r>
-        <w:t>VMID_REEL</w:t>
-      </w:r>
-      <w:r>
-        <w:t xml:space="preserve"> par le VMID réel) :</w:t>
+        <w:jc w:val="both"/>
+      </w:pPr>
+      <w:r>
+        <w:t>Puis l'attacher à la VM</w:t>
+      </w:r>
+      <w:r>
+        <w:t>, utilises la commande suivante dans le Shell Proxmox</w:t>
+      </w:r>
+      <w:r>
+        <w:t xml:space="preserve"> (remplace</w:t>
+      </w:r>
+      <w:r>
+        <w:t xml:space="preserve"> </w:t>
+      </w:r>
+      <w:r>
+        <w:rPr>
+          <w:b/>
+          <w:bCs/>
+        </w:rPr>
+        <w:t>VMID_REEL par l</w:t>
+      </w:r>
+      <w:r>
+        <w:rPr>
+          <w:b/>
+          <w:bCs/>
+        </w:rPr>
+        <w:t>’ID de la VM</w:t>
+      </w:r>
+      <w:r>
+        <w:t>) :</w:t>
       </w:r>
     </w:p>
     <w:p>
@@ -1712,9 +1613,8 @@
         <w:shd w:val="clear" w:color="auto" w:fill="F0F0F0"/>
         <w:spacing w:before="80" w:after="80"/>
         <w:ind w:left="400"/>
-      </w:pPr>
-      <w:proofErr w:type="spellStart"/>
-      <w:proofErr w:type="gramStart"/>
+        <w:jc w:val="both"/>
+      </w:pPr>
       <w:r>
         <w:rPr>
           <w:rFonts w:ascii="Courier New" w:eastAsia="Courier New" w:hAnsi="Courier New" w:cs="Courier New"/>
@@ -1722,18 +1622,7 @@
           <w:sz w:val="20"/>
           <w:szCs w:val="20"/>
         </w:rPr>
-        <w:t>qm</w:t>
-      </w:r>
-      <w:proofErr w:type="spellEnd"/>
-      <w:proofErr w:type="gramEnd"/>
-      <w:r>
-        <w:rPr>
-          <w:rFonts w:ascii="Courier New" w:eastAsia="Courier New" w:hAnsi="Courier New" w:cs="Courier New"/>
-          <w:color w:val="333333"/>
-          <w:sz w:val="20"/>
-          <w:szCs w:val="20"/>
-        </w:rPr>
-        <w:t xml:space="preserve"> set </w:t>
+        <w:t xml:space="preserve">qm set </w:t>
       </w:r>
       <w:r>
         <w:rPr>
@@ -1753,27 +1642,7 @@
           <w:sz w:val="20"/>
           <w:szCs w:val="20"/>
         </w:rPr>
-        <w:t xml:space="preserve"> --scsi1 /dev/disk/by-id/ata-TOSHIBA_MG07ACA12TE_70X0A03WF95</w:t>
-      </w:r>
-      <w:proofErr w:type="gramStart"/>
-      <w:r>
-        <w:rPr>
-          <w:rFonts w:ascii="Courier New" w:eastAsia="Courier New" w:hAnsi="Courier New" w:cs="Courier New"/>
-          <w:color w:val="333333"/>
-          <w:sz w:val="20"/>
-          <w:szCs w:val="20"/>
-        </w:rPr>
-        <w:t>G,serial</w:t>
-      </w:r>
-      <w:proofErr w:type="gramEnd"/>
-      <w:r>
-        <w:rPr>
-          <w:rFonts w:ascii="Courier New" w:eastAsia="Courier New" w:hAnsi="Courier New" w:cs="Courier New"/>
-          <w:color w:val="333333"/>
-          <w:sz w:val="20"/>
-          <w:szCs w:val="20"/>
-        </w:rPr>
-        <w:t>=TOSHIBA12TO001</w:t>
+        <w:t xml:space="preserve"> --scsi1 /dev/disk/by-id/ata-TOSHIBA_MG07ACA12TE_70X0A03WF95G,serial=TOSHIBA12TO001</w:t>
       </w:r>
     </w:p>
     <w:p>
@@ -1784,41 +1653,19 @@
         <w:shd w:val="clear" w:color="auto" w:fill="FFF3CD"/>
         <w:spacing w:before="100" w:after="100"/>
         <w:ind w:left="400"/>
+        <w:jc w:val="both"/>
       </w:pPr>
       <w:r>
         <w:rPr>
           <w:color w:val="856404"/>
         </w:rPr>
-        <w:t>⚠</w:t>
-      </w:r>
-      <w:r>
-        <w:rPr>
-          <w:color w:val="856404"/>
-        </w:rPr>
-        <w:t>️ Le</w:t>
-      </w:r>
-      <w:r>
-        <w:rPr>
-          <w:color w:val="856404"/>
-        </w:rPr>
-        <w:t xml:space="preserve"> paramètre serial= est obligatoire sinon TrueNAS refuse de créer le pool (erreur 'duplicate serial </w:t>
-      </w:r>
-      <w:r>
-        <w:rPr>
-          <w:color w:val="856404"/>
-        </w:rPr>
-        <w:t>Numbers</w:t>
-      </w:r>
-      <w:r>
-        <w:rPr>
-          <w:color w:val="856404"/>
-        </w:rPr>
-        <w:t>').</w:t>
+        <w:t>⚠️ Le paramètre serial= est obligatoire sinon TrueNAS refuse de créer le pool (erreur 'duplicate serial Numbers').</w:t>
       </w:r>
     </w:p>
     <w:p>
       <w:pPr>
         <w:pStyle w:val="Titre2"/>
+        <w:jc w:val="both"/>
       </w:pPr>
       <w:r>
         <w:t>4.4 Ordre de boot</w:t>
@@ -1827,29 +1674,21 @@
     <w:p>
       <w:pPr>
         <w:spacing w:before="100" w:after="100"/>
-      </w:pPr>
-      <w:r>
-        <w:t xml:space="preserve">Dans Options → Boot </w:t>
-      </w:r>
-      <w:proofErr w:type="spellStart"/>
-      <w:r>
-        <w:t>Order</w:t>
-      </w:r>
-      <w:proofErr w:type="spellEnd"/>
-      <w:r>
-        <w:t>, s'assurer que le CD/DVD (ide2) est en première position pour booter sur l'ISO d'installation.</w:t>
+        <w:jc w:val="both"/>
+      </w:pPr>
+      <w:r>
+        <w:t>Dans Options → Boot Order, s'assurer que le CD/DVD (ide2) est en première position pour booter sur l'ISO d'installation.</w:t>
       </w:r>
     </w:p>
     <w:p>
       <w:pPr>
         <w:spacing w:before="150" w:after="80"/>
-        <w:jc w:val="center"/>
+        <w:jc w:val="both"/>
       </w:pPr>
       <w:r>
         <w:rPr>
           <w:noProof/>
         </w:rPr>
-        <w:lastRenderedPageBreak/>
         <w:drawing>
           <wp:inline distT="0" distB="0" distL="0" distR="0" wp14:anchorId="2CE91B10" wp14:editId="05BFF328">
             <wp:extent cx="4762500" cy="2381250"/>
@@ -1893,7 +1732,7 @@
     <w:p>
       <w:pPr>
         <w:spacing w:after="150"/>
-        <w:jc w:val="center"/>
+        <w:jc w:val="both"/>
       </w:pPr>
       <w:r>
         <w:rPr>
@@ -1912,11 +1751,13 @@
           <w:bottom w:val="single" w:sz="4" w:space="0" w:color="DDDDDD"/>
         </w:pBdr>
         <w:spacing w:before="200" w:after="200"/>
+        <w:jc w:val="both"/>
       </w:pPr>
     </w:p>
     <w:p>
       <w:pPr>
         <w:pStyle w:val="Titre1"/>
+        <w:jc w:val="both"/>
       </w:pPr>
       <w:r>
         <w:t>5. Problèmes rencontrés et solutions</w:t>
@@ -1925,6 +1766,7 @@
     <w:p>
       <w:pPr>
         <w:pStyle w:val="Titre2"/>
+        <w:jc w:val="both"/>
       </w:pPr>
       <w:r>
         <w:t>5.1 La VM ne boote pas sur l'ISO (Access Denied)</w:t>
@@ -1933,7 +1775,7 @@
     <w:p>
       <w:pPr>
         <w:spacing w:before="150" w:after="80"/>
-        <w:jc w:val="center"/>
+        <w:jc w:val="both"/>
       </w:pPr>
       <w:r>
         <w:rPr>
@@ -1982,7 +1824,7 @@
     <w:p>
       <w:pPr>
         <w:spacing w:after="150"/>
-        <w:jc w:val="center"/>
+        <w:jc w:val="both"/>
       </w:pPr>
       <w:r>
         <w:rPr>
@@ -1998,6 +1840,7 @@
     <w:p>
       <w:pPr>
         <w:spacing w:before="100" w:after="100"/>
+        <w:jc w:val="both"/>
       </w:pPr>
       <w:r>
         <w:t>Symptôme : La VM affiche des erreurs 'Access Denied' et 'Not Found' en boucle et ne démarre jamais sur l'ISO TrueNAS.</w:t>
@@ -2006,14 +1849,28 @@
     <w:p>
       <w:pPr>
         <w:spacing w:before="100" w:after="100"/>
-      </w:pPr>
-      <w:r>
-        <w:t>Cause : Le BIOS OVMF (UEFI) avec Secure Boot activé bloque le chargement de l'ISO TrueNAS.</w:t>
+        <w:jc w:val="both"/>
+      </w:pPr>
+      <w:r>
+        <w:t xml:space="preserve">Cause : Le BIOS OVMF (UEFI) avec </w:t>
+      </w:r>
+      <w:r>
+        <w:t xml:space="preserve">le </w:t>
+      </w:r>
+      <w:r>
+        <w:t xml:space="preserve">Secure Boot </w:t>
+      </w:r>
+      <w:r>
+        <w:t>d’</w:t>
+      </w:r>
+      <w:r>
+        <w:t>activé bloque le chargement de l'ISO TrueNAS.</w:t>
       </w:r>
     </w:p>
     <w:p>
       <w:pPr>
         <w:spacing w:before="100" w:after="100"/>
+        <w:jc w:val="both"/>
       </w:pPr>
       <w:r>
         <w:t>Solution : Changer le BIOS de OVMF vers SeaBIOS dans Hardware → BIOS, et supprimer l'EFI Disk qui n'est plus nécessaire.</w:t>
@@ -2027,6 +1884,7 @@
         <w:shd w:val="clear" w:color="auto" w:fill="D4EDDA"/>
         <w:spacing w:before="100" w:after="100"/>
         <w:ind w:left="400"/>
+        <w:jc w:val="both"/>
       </w:pPr>
       <w:r>
         <w:rPr>
@@ -2039,32 +1897,22 @@
         <w:rPr>
           <w:color w:val="155724"/>
         </w:rPr>
-        <w:t xml:space="preserve"> Avec</w:t>
-      </w:r>
-      <w:r>
-        <w:rPr>
-          <w:color w:val="155724"/>
-        </w:rPr>
-        <w:t xml:space="preserve"> SeaBIOS, l'installateur TrueNAS se lance correctement.</w:t>
+        <w:t xml:space="preserve"> Avec SeaBIOS, l'installateur TrueNAS se lance correctement.</w:t>
       </w:r>
     </w:p>
     <w:p>
       <w:pPr>
         <w:pStyle w:val="Titre2"/>
-      </w:pPr>
-      <w:r>
-        <w:t xml:space="preserve">5.2 Erreur 'Duplicate serial </w:t>
-      </w:r>
-      <w:r>
-        <w:t>Numbers</w:t>
-      </w:r>
-      <w:r>
-        <w:t>'</w:t>
+        <w:jc w:val="both"/>
+      </w:pPr>
+      <w:r>
+        <w:t>5.2 Erreur 'Duplicate serial Numbers'</w:t>
       </w:r>
     </w:p>
     <w:p>
       <w:pPr>
         <w:spacing w:before="100" w:after="100"/>
+        <w:jc w:val="both"/>
       </w:pPr>
       <w:r>
         <w:t>Symptôme : Lors de la création du pool ZFS dans TrueNAS, l'erreur suivante apparaît :</w:t>
@@ -2078,6 +1926,7 @@
         <w:shd w:val="clear" w:color="auto" w:fill="F0F0F0"/>
         <w:spacing w:before="80" w:after="80"/>
         <w:ind w:left="400"/>
+        <w:jc w:val="both"/>
         <w:rPr>
           <w:lang w:val="en-GB"/>
         </w:rPr>
@@ -2090,56 +1939,13 @@
           <w:szCs w:val="20"/>
           <w:lang w:val="en-GB"/>
         </w:rPr>
-        <w:t>Error: topology — Disks have duplicate serial numbers: None (</w:t>
-      </w:r>
-      <w:proofErr w:type="spellStart"/>
-      <w:r>
-        <w:rPr>
-          <w:rFonts w:ascii="Courier New" w:eastAsia="Courier New" w:hAnsi="Courier New" w:cs="Courier New"/>
-          <w:color w:val="333333"/>
-          <w:sz w:val="20"/>
-          <w:szCs w:val="20"/>
-          <w:lang w:val="en-GB"/>
-        </w:rPr>
-        <w:t>sda</w:t>
-      </w:r>
-      <w:proofErr w:type="spellEnd"/>
-      <w:r>
-        <w:rPr>
-          <w:rFonts w:ascii="Courier New" w:eastAsia="Courier New" w:hAnsi="Courier New" w:cs="Courier New"/>
-          <w:color w:val="333333"/>
-          <w:sz w:val="20"/>
-          <w:szCs w:val="20"/>
-          <w:lang w:val="en-GB"/>
-        </w:rPr>
-        <w:t xml:space="preserve">, </w:t>
-      </w:r>
-      <w:proofErr w:type="spellStart"/>
-      <w:r>
-        <w:rPr>
-          <w:rFonts w:ascii="Courier New" w:eastAsia="Courier New" w:hAnsi="Courier New" w:cs="Courier New"/>
-          <w:color w:val="333333"/>
-          <w:sz w:val="20"/>
-          <w:szCs w:val="20"/>
-          <w:lang w:val="en-GB"/>
-        </w:rPr>
-        <w:t>sdb</w:t>
-      </w:r>
-      <w:proofErr w:type="spellEnd"/>
-      <w:r>
-        <w:rPr>
-          <w:rFonts w:ascii="Courier New" w:eastAsia="Courier New" w:hAnsi="Courier New" w:cs="Courier New"/>
-          <w:color w:val="333333"/>
-          <w:sz w:val="20"/>
-          <w:szCs w:val="20"/>
-          <w:lang w:val="en-GB"/>
-        </w:rPr>
-        <w:t>)</w:t>
+        <w:t>Error: topology — Disks have duplicate serial numbers: None (sda, sdb)</w:t>
       </w:r>
     </w:p>
     <w:p>
       <w:pPr>
         <w:spacing w:before="100" w:after="100"/>
+        <w:jc w:val="both"/>
       </w:pPr>
       <w:r>
         <w:t>Cause : Les disques virtuels sous Proxmox n'ont pas de numéro de série par défaut. TrueNAS voit 'None' pour les deux disques et refuse de créer le pool.</w:t>
@@ -2148,9 +1954,9 @@
     <w:p>
       <w:pPr>
         <w:spacing w:before="100" w:after="100"/>
-      </w:pPr>
-      <w:r>
-        <w:lastRenderedPageBreak/>
+        <w:jc w:val="both"/>
+      </w:pPr>
+      <w:r>
         <w:t>Solution : Ajouter un faux numéro de série lors du passthrough depuis Proxmox :</w:t>
       </w:r>
     </w:p>
@@ -2162,9 +1968,8 @@
         <w:shd w:val="clear" w:color="auto" w:fill="F0F0F0"/>
         <w:spacing w:before="80" w:after="80"/>
         <w:ind w:left="400"/>
-      </w:pPr>
-      <w:proofErr w:type="spellStart"/>
-      <w:proofErr w:type="gramStart"/>
+        <w:jc w:val="both"/>
+      </w:pPr>
       <w:r>
         <w:rPr>
           <w:rFonts w:ascii="Courier New" w:eastAsia="Courier New" w:hAnsi="Courier New" w:cs="Courier New"/>
@@ -2172,38 +1977,7 @@
           <w:sz w:val="20"/>
           <w:szCs w:val="20"/>
         </w:rPr>
-        <w:t>qm</w:t>
-      </w:r>
-      <w:proofErr w:type="spellEnd"/>
-      <w:proofErr w:type="gramEnd"/>
-      <w:r>
-        <w:rPr>
-          <w:rFonts w:ascii="Courier New" w:eastAsia="Courier New" w:hAnsi="Courier New" w:cs="Courier New"/>
-          <w:color w:val="333333"/>
-          <w:sz w:val="20"/>
-          <w:szCs w:val="20"/>
-        </w:rPr>
-        <w:t xml:space="preserve"> set 101 --scsi1 /dev/disk/by-id/ata-TOSHIBA_MG07ACA12TE_70X0A03WF95</w:t>
-      </w:r>
-      <w:proofErr w:type="gramStart"/>
-      <w:r>
-        <w:rPr>
-          <w:rFonts w:ascii="Courier New" w:eastAsia="Courier New" w:hAnsi="Courier New" w:cs="Courier New"/>
-          <w:color w:val="333333"/>
-          <w:sz w:val="20"/>
-          <w:szCs w:val="20"/>
-        </w:rPr>
-        <w:t>G,serial</w:t>
-      </w:r>
-      <w:proofErr w:type="gramEnd"/>
-      <w:r>
-        <w:rPr>
-          <w:rFonts w:ascii="Courier New" w:eastAsia="Courier New" w:hAnsi="Courier New" w:cs="Courier New"/>
-          <w:color w:val="333333"/>
-          <w:sz w:val="20"/>
-          <w:szCs w:val="20"/>
-        </w:rPr>
-        <w:t>=TOSHIBA12TO001</w:t>
+        <w:t>qm set 101 --scsi1 /dev/disk/by-id/ata-TOSHIBA_MG07ACA12TE_70X0A03WF95G,serial=TOSHIBA12TO001</w:t>
       </w:r>
     </w:p>
     <w:p>
@@ -2214,6 +1988,7 @@
         <w:shd w:val="clear" w:color="auto" w:fill="D4EDDA"/>
         <w:spacing w:before="100" w:after="100"/>
         <w:ind w:left="400"/>
+        <w:jc w:val="both"/>
       </w:pPr>
       <w:r>
         <w:rPr>
@@ -2226,18 +2001,13 @@
         <w:rPr>
           <w:color w:val="155724"/>
         </w:rPr>
-        <w:t xml:space="preserve"> Après</w:t>
-      </w:r>
-      <w:r>
-        <w:rPr>
-          <w:color w:val="155724"/>
-        </w:rPr>
-        <w:t xml:space="preserve"> ajout du serial, TrueNAS accepte le disque et permet la création du pool.</w:t>
+        <w:t xml:space="preserve"> Après ajout du serial, TrueNAS accepte le disque et permet la création du pool.</w:t>
       </w:r>
     </w:p>
     <w:p>
       <w:pPr>
         <w:pStyle w:val="Titre2"/>
+        <w:jc w:val="both"/>
       </w:pPr>
       <w:r>
         <w:t>5.3 Problème de permissions SMB</w:t>
@@ -2246,6 +2016,7 @@
     <w:p>
       <w:pPr>
         <w:spacing w:before="100" w:after="100"/>
+        <w:jc w:val="both"/>
       </w:pPr>
       <w:r>
         <w:t>Symptôme : En tentant de copier des fichiers depuis Windows vers le partage NAS, Windows affiche une erreur d'autorisation refusée.</w:t>
@@ -2254,6 +2025,7 @@
     <w:p>
       <w:pPr>
         <w:spacing w:before="100" w:after="100"/>
+        <w:jc w:val="both"/>
       </w:pPr>
       <w:r>
         <w:t>Cause : Le dataset TrueNAS n'avait pas les bonnes permissions pour l'utilisateur SMB.</w:t>
@@ -2262,56 +2034,22 @@
     <w:p>
       <w:pPr>
         <w:spacing w:before="100" w:after="100"/>
-      </w:pPr>
-      <w:r>
-        <w:t xml:space="preserve">Solution : Dans </w:t>
-      </w:r>
-      <w:r>
-        <w:t>Dataset</w:t>
-      </w:r>
-      <w:r>
-        <w:t xml:space="preserve"> → backups → Edit Permissions, assigner </w:t>
-      </w:r>
-      <w:r>
-        <w:t>votre utilisateur</w:t>
-      </w:r>
-      <w:r>
-        <w:t xml:space="preserve"> comme </w:t>
-      </w:r>
-      <w:proofErr w:type="spellStart"/>
-      <w:r>
-        <w:t>owner</w:t>
-      </w:r>
-      <w:proofErr w:type="spellEnd"/>
-      <w:r>
-        <w:t xml:space="preserve"> avec droits Read/Write/</w:t>
-      </w:r>
-      <w:proofErr w:type="spellStart"/>
-      <w:r>
-        <w:t>Execute</w:t>
-      </w:r>
-      <w:proofErr w:type="spellEnd"/>
-      <w:r>
-        <w:t xml:space="preserve">, et cocher 'Apply </w:t>
-      </w:r>
-      <w:proofErr w:type="spellStart"/>
-      <w:r>
-        <w:t>Recursively</w:t>
-      </w:r>
-      <w:proofErr w:type="spellEnd"/>
-      <w:r>
-        <w:t>'.</w:t>
+        <w:jc w:val="both"/>
+      </w:pPr>
+      <w:r>
+        <w:t>Solution : Dans Dataset → backups → Edit Permissions, assigner votre utilisateur comme owner avec droits Read/Write/Execute, et cocher 'Apply Recursively'.</w:t>
       </w:r>
     </w:p>
     <w:p>
       <w:pPr>
         <w:spacing w:before="150" w:after="80"/>
-        <w:jc w:val="center"/>
+        <w:jc w:val="both"/>
       </w:pPr>
       <w:r>
         <w:rPr>
           <w:noProof/>
         </w:rPr>
+        <w:lastRenderedPageBreak/>
         <w:drawing>
           <wp:inline distT="0" distB="0" distL="0" distR="0" wp14:anchorId="2B9E0273" wp14:editId="67D0B59D">
             <wp:extent cx="3333750" cy="4000500"/>
@@ -2355,7 +2093,7 @@
     <w:p>
       <w:pPr>
         <w:spacing w:after="150"/>
-        <w:jc w:val="center"/>
+        <w:jc w:val="both"/>
       </w:pPr>
       <w:r>
         <w:rPr>
@@ -2376,6 +2114,7 @@
         <w:shd w:val="clear" w:color="auto" w:fill="D4EDDA"/>
         <w:spacing w:before="100" w:after="100"/>
         <w:ind w:left="400"/>
+        <w:jc w:val="both"/>
       </w:pPr>
       <w:r>
         <w:rPr>
@@ -2388,13 +2127,7 @@
         <w:rPr>
           <w:color w:val="155724"/>
         </w:rPr>
-        <w:t xml:space="preserve"> Après</w:t>
-      </w:r>
-      <w:r>
-        <w:rPr>
-          <w:color w:val="155724"/>
-        </w:rPr>
-        <w:t xml:space="preserve"> modification des permissions, la copie de fichiers fonctionne correctement.</w:t>
+        <w:t xml:space="preserve"> Après modification des permissions, la copie de fichiers fonctionne correctement.</w:t>
       </w:r>
     </w:p>
     <w:p>
@@ -2403,19 +2136,22 @@
           <w:bottom w:val="single" w:sz="4" w:space="0" w:color="DDDDDD"/>
         </w:pBdr>
         <w:spacing w:before="200" w:after="200"/>
+        <w:jc w:val="both"/>
       </w:pPr>
     </w:p>
     <w:p>
       <w:pPr>
         <w:pStyle w:val="Titre1"/>
-      </w:pPr>
-      <w:r>
-        <w:t>6. Installation de TrueNAS Scale</w:t>
+        <w:jc w:val="both"/>
+      </w:pPr>
+      <w:r>
+        <w:t>6. Installation de TrueNAS</w:t>
       </w:r>
     </w:p>
     <w:p>
       <w:pPr>
         <w:pStyle w:val="Titre2"/>
+        <w:jc w:val="both"/>
       </w:pPr>
       <w:r>
         <w:t>6.1 Démarrage de l'installateur</w:t>
@@ -2424,6 +2160,7 @@
     <w:p>
       <w:pPr>
         <w:spacing w:before="100" w:after="100"/>
+        <w:jc w:val="both"/>
       </w:pPr>
       <w:r>
         <w:t>Une fois la VM démarrée sur l'ISO, le menu GRUB apparaît. Sélectionner 'Start TrueNAS SCALE Installation' et appuyer sur Entrée.</w:t>
@@ -2438,10 +2175,9 @@
         <w:rPr>
           <w:noProof/>
         </w:rPr>
-        <w:lastRenderedPageBreak/>
         <w:drawing>
-          <wp:inline distT="0" distB="0" distL="0" distR="0" wp14:anchorId="4CD43EF2" wp14:editId="057FADDF">
-            <wp:extent cx="4762500" cy="2857500"/>
+          <wp:inline distT="0" distB="0" distL="0" distR="0" wp14:anchorId="4CD43EF2" wp14:editId="493A5AC5">
+            <wp:extent cx="3657600" cy="2194560"/>
             <wp:effectExtent l="0" t="0" r="0" b="0"/>
             <wp:docPr id="1117651183" name="Image 1117651183"/>
             <wp:cNvGraphicFramePr>
@@ -2466,7 +2202,7 @@
                   <pic:spPr bwMode="auto">
                     <a:xfrm>
                       <a:off x="0" y="0"/>
-                      <a:ext cx="4762500" cy="2857500"/>
+                      <a:ext cx="3660642" cy="2196385"/>
                     </a:xfrm>
                     <a:prstGeom prst="rect">
                       <a:avLst/>
@@ -2498,14 +2234,17 @@
     <w:p>
       <w:pPr>
         <w:pStyle w:val="Titre2"/>
-      </w:pPr>
-      <w:r>
+        <w:jc w:val="both"/>
+      </w:pPr>
+      <w:r>
+        <w:lastRenderedPageBreak/>
         <w:t>6.2 Choix du disque d'installation</w:t>
       </w:r>
     </w:p>
     <w:p>
       <w:pPr>
         <w:spacing w:before="100" w:after="100"/>
+        <w:jc w:val="both"/>
       </w:pPr>
       <w:r>
         <w:t>L'installateur présente les disques disponibles. Il est crucial de sélectionner uniquement le disque de 50 Go pour l'OS, et de laisser le Toshiba 12 To vierge pour le stockage.</w:t>
@@ -2573,29 +2312,7 @@
           <w:sz w:val="18"/>
           <w:szCs w:val="18"/>
         </w:rPr>
-        <w:t>Figure 5 — Sélection du disque d'installation (</w:t>
-      </w:r>
-      <w:proofErr w:type="spellStart"/>
-      <w:r>
-        <w:rPr>
-          <w:i/>
-          <w:iCs/>
-          <w:color w:val="666666"/>
-          <w:sz w:val="18"/>
-          <w:szCs w:val="18"/>
-        </w:rPr>
-        <w:t>sda</w:t>
-      </w:r>
-      <w:proofErr w:type="spellEnd"/>
-      <w:r>
-        <w:rPr>
-          <w:i/>
-          <w:iCs/>
-          <w:color w:val="666666"/>
-          <w:sz w:val="18"/>
-          <w:szCs w:val="18"/>
-        </w:rPr>
-        <w:t xml:space="preserve"> = 50 Go pour l'OS)</w:t>
+        <w:t>Figure 5 — Sélection du disque d'installation (sda = 50 Go pour l'OS)</w:t>
       </w:r>
     </w:p>
     <w:p>
@@ -2606,31 +2323,19 @@
         <w:shd w:val="clear" w:color="auto" w:fill="FFF3CD"/>
         <w:spacing w:before="100" w:after="100"/>
         <w:ind w:left="400"/>
+        <w:jc w:val="both"/>
       </w:pPr>
       <w:r>
         <w:rPr>
           <w:color w:val="856404"/>
         </w:rPr>
-        <w:t>⚠</w:t>
-      </w:r>
-      <w:proofErr w:type="gramStart"/>
-      <w:r>
-        <w:rPr>
-          <w:color w:val="856404"/>
-        </w:rPr>
-        <w:t>️  Ne</w:t>
-      </w:r>
-      <w:proofErr w:type="gramEnd"/>
-      <w:r>
-        <w:rPr>
-          <w:color w:val="856404"/>
-        </w:rPr>
-        <w:t xml:space="preserve"> jamais sélectionner le disque de stockage (12 To) pour l'installation. Tout son contenu serait effacé.</w:t>
+        <w:t>⚠️  Ne jamais sélectionner le disque de stockage (12 To) pour l'installation. Tout son contenu serait effacé.</w:t>
       </w:r>
     </w:p>
     <w:p>
       <w:pPr>
         <w:pStyle w:val="Titre2"/>
+        <w:jc w:val="both"/>
       </w:pPr>
       <w:r>
         <w:t>6.3 Fin d'installation et reboot</w:t>
@@ -2639,6 +2344,7 @@
     <w:p>
       <w:pPr>
         <w:spacing w:before="100" w:after="100"/>
+        <w:jc w:val="both"/>
       </w:pPr>
       <w:r>
         <w:t>L'installation dure environ 3 à 5 minutes. Une fois terminée, le message 'Installation Succeeded' s'affiche.</w:t>
@@ -2647,13 +2353,12 @@
     <w:p>
       <w:pPr>
         <w:spacing w:before="150" w:after="80"/>
-        <w:jc w:val="center"/>
+        <w:jc w:val="both"/>
       </w:pPr>
       <w:r>
         <w:rPr>
           <w:noProof/>
         </w:rPr>
-        <w:lastRenderedPageBreak/>
         <w:drawing>
           <wp:inline distT="0" distB="0" distL="0" distR="0" wp14:anchorId="6AEB81BE" wp14:editId="67DD3927">
             <wp:extent cx="4762500" cy="2667000"/>
@@ -2697,7 +2402,7 @@
     <w:p>
       <w:pPr>
         <w:spacing w:after="150"/>
-        <w:jc w:val="center"/>
+        <w:jc w:val="both"/>
       </w:pPr>
       <w:r>
         <w:rPr>
@@ -2713,6 +2418,7 @@
     <w:p>
       <w:pPr>
         <w:spacing w:before="100" w:after="100"/>
+        <w:jc w:val="both"/>
       </w:pPr>
       <w:r>
         <w:t>Avant le reboot, retirer l'ISO dans Proxmox :</w:t>
@@ -2726,6 +2432,7 @@
         <w:shd w:val="clear" w:color="auto" w:fill="F0F0F0"/>
         <w:spacing w:before="80" w:after="80"/>
         <w:ind w:left="400"/>
+        <w:jc w:val="both"/>
       </w:pPr>
       <w:r>
         <w:rPr>
@@ -2740,6 +2447,7 @@
     <w:p>
       <w:pPr>
         <w:spacing w:before="100" w:after="100"/>
+        <w:jc w:val="both"/>
       </w:pPr>
       <w:r>
         <w:t>La VM redémarre alors sur TrueNAS installé.</w:t>
@@ -2751,19 +2459,23 @@
           <w:bottom w:val="single" w:sz="4" w:space="0" w:color="DDDDDD"/>
         </w:pBdr>
         <w:spacing w:before="200" w:after="200"/>
+        <w:jc w:val="both"/>
       </w:pPr>
     </w:p>
     <w:p>
       <w:pPr>
         <w:pStyle w:val="Titre1"/>
-      </w:pPr>
-      <w:r>
+        <w:jc w:val="both"/>
+      </w:pPr>
+      <w:r>
+        <w:lastRenderedPageBreak/>
         <w:t>7. Configuration de TrueNAS Scale</w:t>
       </w:r>
     </w:p>
     <w:p>
       <w:pPr>
         <w:pStyle w:val="Titre2"/>
+        <w:jc w:val="both"/>
       </w:pPr>
       <w:r>
         <w:t>7.1 Accès à l'interface web</w:t>
@@ -2772,21 +2484,10 @@
     <w:p>
       <w:pPr>
         <w:spacing w:before="100" w:after="100"/>
-      </w:pPr>
-      <w:r>
-        <w:t>Après le démarrage, TrueNAS affiche son adresse IP dans la console. Ouvr</w:t>
-      </w:r>
-      <w:r>
-        <w:t xml:space="preserve">e </w:t>
-      </w:r>
-      <w:r>
-        <w:t>un navigateur sur le réseau local et saisi</w:t>
-      </w:r>
-      <w:r>
-        <w:t>s</w:t>
-      </w:r>
-      <w:r>
-        <w:t xml:space="preserve"> :</w:t>
+        <w:jc w:val="both"/>
+      </w:pPr>
+      <w:r>
+        <w:t>Après le démarrage, TrueNAS affiche son adresse IP dans la console. Ouvre un navigateur sur le réseau local et saisis :</w:t>
       </w:r>
     </w:p>
     <w:p>
@@ -2797,6 +2498,7 @@
         <w:shd w:val="clear" w:color="auto" w:fill="F0F0F0"/>
         <w:spacing w:before="80" w:after="80"/>
         <w:ind w:left="400"/>
+        <w:jc w:val="both"/>
       </w:pPr>
       <w:hyperlink r:id="rId11" w:history="1">
         <w:r>
@@ -2816,32 +2518,13 @@
           <w:sz w:val="20"/>
           <w:szCs w:val="20"/>
         </w:rPr>
-        <w:t xml:space="preserve"> (avec </w:t>
-      </w:r>
-      <w:proofErr w:type="spellStart"/>
-      <w:r>
-        <w:rPr>
-          <w:rFonts w:ascii="Courier New" w:eastAsia="Courier New" w:hAnsi="Courier New" w:cs="Courier New"/>
-          <w:color w:val="333333"/>
-          <w:sz w:val="20"/>
-          <w:szCs w:val="20"/>
-        </w:rPr>
-        <w:t>l’ip</w:t>
-      </w:r>
-      <w:proofErr w:type="spellEnd"/>
-      <w:r>
-        <w:rPr>
-          <w:rFonts w:ascii="Courier New" w:eastAsia="Courier New" w:hAnsi="Courier New" w:cs="Courier New"/>
-          <w:color w:val="333333"/>
-          <w:sz w:val="20"/>
-          <w:szCs w:val="20"/>
-        </w:rPr>
-        <w:t xml:space="preserve"> sur ta machine TrueNAS)</w:t>
+        <w:t xml:space="preserve"> (avec l’ip sur ta machine TrueNAS)</w:t>
       </w:r>
     </w:p>
     <w:p>
       <w:pPr>
         <w:spacing w:before="100" w:after="100"/>
+        <w:jc w:val="both"/>
       </w:pPr>
       <w:r>
         <w:t>Se connecter avec le compte truenas_admin et le mot de passe défini lors de l'installation.</w:t>
@@ -2850,6 +2533,7 @@
     <w:p>
       <w:pPr>
         <w:pStyle w:val="Titre2"/>
+        <w:jc w:val="both"/>
       </w:pPr>
       <w:r>
         <w:t>7.2 Création du pool ZFS</w:t>
@@ -2858,6 +2542,7 @@
     <w:p>
       <w:pPr>
         <w:spacing w:before="100" w:after="100"/>
+        <w:jc w:val="both"/>
       </w:pPr>
       <w:r>
         <w:t>Le pool ZFS est le conteneur principal de stockage. Pour le créer :</w:t>
@@ -2871,6 +2556,7 @@
         <w:shd w:val="clear" w:color="auto" w:fill="F0F0F0"/>
         <w:spacing w:before="80" w:after="80"/>
         <w:ind w:left="400"/>
+        <w:jc w:val="both"/>
       </w:pPr>
       <w:r>
         <w:rPr>
@@ -2904,12 +2590,6 @@
         <w:gridCol w:w="6360"/>
       </w:tblGrid>
       <w:tr>
-        <w:tblPrEx>
-          <w:tblCellMar>
-            <w:top w:w="0" w:type="dxa"/>
-            <w:bottom w:w="0" w:type="dxa"/>
-          </w:tblCellMar>
-        </w:tblPrEx>
         <w:tc>
           <w:tcPr>
             <w:tcW w:w="3000" w:type="dxa"/>
@@ -2928,6 +2608,9 @@
             </w:tcMar>
           </w:tcPr>
           <w:p>
+            <w:pPr>
+              <w:jc w:val="both"/>
+            </w:pPr>
             <w:r>
               <w:rPr>
                 <w:b/>
@@ -2956,8 +2639,9 @@
             </w:tcMar>
           </w:tcPr>
           <w:p>
-            <w:proofErr w:type="spellStart"/>
-            <w:proofErr w:type="gramStart"/>
+            <w:pPr>
+              <w:jc w:val="both"/>
+            </w:pPr>
             <w:r>
               <w:rPr>
                 <w:rFonts w:ascii="Courier New" w:eastAsia="Courier New" w:hAnsi="Courier New" w:cs="Courier New"/>
@@ -2966,18 +2650,10 @@
               </w:rPr>
               <w:t>datapool</w:t>
             </w:r>
-            <w:proofErr w:type="spellEnd"/>
-            <w:proofErr w:type="gramEnd"/>
           </w:p>
         </w:tc>
       </w:tr>
       <w:tr>
-        <w:tblPrEx>
-          <w:tblCellMar>
-            <w:top w:w="0" w:type="dxa"/>
-            <w:bottom w:w="0" w:type="dxa"/>
-          </w:tblCellMar>
-        </w:tblPrEx>
         <w:tc>
           <w:tcPr>
             <w:tcW w:w="3000" w:type="dxa"/>
@@ -2996,7 +2672,9 @@
             </w:tcMar>
           </w:tcPr>
           <w:p>
-            <w:proofErr w:type="spellStart"/>
+            <w:pPr>
+              <w:jc w:val="both"/>
+            </w:pPr>
             <w:r>
               <w:rPr>
                 <w:b/>
@@ -3006,7 +2684,6 @@
               </w:rPr>
               <w:t>Layout</w:t>
             </w:r>
-            <w:proofErr w:type="spellEnd"/>
           </w:p>
         </w:tc>
         <w:tc>
@@ -3026,6 +2703,9 @@
             </w:tcMar>
           </w:tcPr>
           <w:p>
+            <w:pPr>
+              <w:jc w:val="both"/>
+            </w:pPr>
             <w:r>
               <w:rPr>
                 <w:rFonts w:ascii="Courier New" w:eastAsia="Courier New" w:hAnsi="Courier New" w:cs="Courier New"/>
@@ -3038,12 +2718,6 @@
         </w:tc>
       </w:tr>
       <w:tr>
-        <w:tblPrEx>
-          <w:tblCellMar>
-            <w:top w:w="0" w:type="dxa"/>
-            <w:bottom w:w="0" w:type="dxa"/>
-          </w:tblCellMar>
-        </w:tblPrEx>
         <w:tc>
           <w:tcPr>
             <w:tcW w:w="3000" w:type="dxa"/>
@@ -3062,6 +2736,9 @@
             </w:tcMar>
           </w:tcPr>
           <w:p>
+            <w:pPr>
+              <w:jc w:val="both"/>
+            </w:pPr>
             <w:r>
               <w:rPr>
                 <w:b/>
@@ -3090,31 +2767,16 @@
             </w:tcMar>
           </w:tcPr>
           <w:p>
+            <w:pPr>
+              <w:jc w:val="both"/>
+            </w:pPr>
             <w:r>
               <w:rPr>
                 <w:rFonts w:ascii="Courier New" w:eastAsia="Courier New" w:hAnsi="Courier New" w:cs="Courier New"/>
                 <w:sz w:val="20"/>
                 <w:szCs w:val="20"/>
               </w:rPr>
-              <w:t>Toshiba 12 To (</w:t>
-            </w:r>
-            <w:proofErr w:type="spellStart"/>
-            <w:r>
-              <w:rPr>
-                <w:rFonts w:ascii="Courier New" w:eastAsia="Courier New" w:hAnsi="Courier New" w:cs="Courier New"/>
-                <w:sz w:val="20"/>
-                <w:szCs w:val="20"/>
-              </w:rPr>
-              <w:t>sda</w:t>
-            </w:r>
-            <w:proofErr w:type="spellEnd"/>
-            <w:r>
-              <w:rPr>
-                <w:rFonts w:ascii="Courier New" w:eastAsia="Courier New" w:hAnsi="Courier New" w:cs="Courier New"/>
-                <w:sz w:val="20"/>
-                <w:szCs w:val="20"/>
-              </w:rPr>
-              <w:t>)</w:t>
+              <w:t>Toshiba 12 To (sda)</w:t>
             </w:r>
           </w:p>
         </w:tc>
@@ -3128,29 +2790,19 @@
         <w:shd w:val="clear" w:color="auto" w:fill="FFF3CD"/>
         <w:spacing w:before="100" w:after="100"/>
         <w:ind w:left="400"/>
+        <w:jc w:val="both"/>
       </w:pPr>
       <w:r>
         <w:rPr>
           <w:color w:val="856404"/>
         </w:rPr>
-        <w:t>⚠</w:t>
-      </w:r>
-      <w:r>
-        <w:rPr>
-          <w:color w:val="856404"/>
-        </w:rPr>
-        <w:t>️ La</w:t>
-      </w:r>
-      <w:r>
-        <w:rPr>
-          <w:color w:val="856404"/>
-        </w:rPr>
-        <w:t xml:space="preserve"> création du pool efface toutes les données du disque. Vérifier la sélection avant de confirmer.</w:t>
+        <w:t>⚠️ La création du pool efface toutes les données du disque. Vérifier la sélection avant de confirmer.</w:t>
       </w:r>
     </w:p>
     <w:p>
       <w:pPr>
         <w:pStyle w:val="Titre2"/>
+        <w:jc w:val="both"/>
       </w:pPr>
       <w:r>
         <w:t>7.3 Création des datasets</w:t>
@@ -3159,17 +2811,16 @@
     <w:p>
       <w:pPr>
         <w:spacing w:before="100" w:after="100"/>
-      </w:pPr>
-      <w:r>
-        <w:t xml:space="preserve">Les datasets sont des volumes logiques avec leurs propres paramètres. Créer les datasets suivants depuis Storage → </w:t>
-      </w:r>
-      <w:proofErr w:type="spellStart"/>
-      <w:r>
-        <w:t>datapool</w:t>
-      </w:r>
-      <w:proofErr w:type="spellEnd"/>
-      <w:r>
-        <w:t xml:space="preserve"> → Add Dataset :</w:t>
+        <w:jc w:val="both"/>
+      </w:pPr>
+      <w:r>
+        <w:t xml:space="preserve">Les datasets sont des volumes logiques avec leurs propres paramètres. Créer les </w:t>
+      </w:r>
+      <w:r>
+        <w:t xml:space="preserve">exemples de </w:t>
+      </w:r>
+      <w:r>
+        <w:t>datasets suivants depuis Storage → datapool → Add Dataset :</w:t>
       </w:r>
     </w:p>
     <w:tbl>
@@ -3195,12 +2846,6 @@
         <w:gridCol w:w="3000"/>
       </w:tblGrid>
       <w:tr>
-        <w:tblPrEx>
-          <w:tblCellMar>
-            <w:top w:w="0" w:type="dxa"/>
-            <w:bottom w:w="0" w:type="dxa"/>
-          </w:tblCellMar>
-        </w:tblPrEx>
         <w:tc>
           <w:tcPr>
             <w:tcW w:w="2500" w:type="dxa"/>
@@ -3219,6 +2864,9 @@
             </w:tcMar>
           </w:tcPr>
           <w:p>
+            <w:pPr>
+              <w:jc w:val="both"/>
+            </w:pPr>
             <w:r>
               <w:rPr>
                 <w:b/>
@@ -3227,7 +2875,6 @@
                 <w:sz w:val="20"/>
                 <w:szCs w:val="20"/>
               </w:rPr>
-              <w:lastRenderedPageBreak/>
               <w:t>Dataset</w:t>
             </w:r>
           </w:p>
@@ -3250,6 +2897,9 @@
             </w:tcMar>
           </w:tcPr>
           <w:p>
+            <w:pPr>
+              <w:jc w:val="both"/>
+            </w:pPr>
             <w:r>
               <w:rPr>
                 <w:b/>
@@ -3280,6 +2930,9 @@
             </w:tcMar>
           </w:tcPr>
           <w:p>
+            <w:pPr>
+              <w:jc w:val="both"/>
+            </w:pPr>
             <w:r>
               <w:rPr>
                 <w:b/>
@@ -3294,12 +2947,6 @@
         </w:tc>
       </w:tr>
       <w:tr>
-        <w:tblPrEx>
-          <w:tblCellMar>
-            <w:top w:w="0" w:type="dxa"/>
-            <w:bottom w:w="0" w:type="dxa"/>
-          </w:tblCellMar>
-        </w:tblPrEx>
         <w:tc>
           <w:tcPr>
             <w:tcW w:w="2500" w:type="dxa"/>
@@ -3317,7 +2964,9 @@
             </w:tcMar>
           </w:tcPr>
           <w:p>
-            <w:proofErr w:type="gramStart"/>
+            <w:pPr>
+              <w:jc w:val="both"/>
+            </w:pPr>
             <w:r>
               <w:rPr>
                 <w:sz w:val="20"/>
@@ -3325,7 +2974,6 @@
               </w:rPr>
               <w:t>media</w:t>
             </w:r>
-            <w:proofErr w:type="gramEnd"/>
           </w:p>
         </w:tc>
         <w:tc>
@@ -3345,28 +2993,15 @@
             </w:tcMar>
           </w:tcPr>
           <w:p>
-            <w:r>
-              <w:rPr>
-                <w:sz w:val="20"/>
-                <w:szCs w:val="20"/>
-              </w:rPr>
-              <w:t>/mnt/</w:t>
-            </w:r>
-            <w:proofErr w:type="spellStart"/>
-            <w:r>
-              <w:rPr>
-                <w:sz w:val="20"/>
-                <w:szCs w:val="20"/>
-              </w:rPr>
-              <w:t>datapool</w:t>
-            </w:r>
-            <w:proofErr w:type="spellEnd"/>
-            <w:r>
-              <w:rPr>
-                <w:sz w:val="20"/>
-                <w:szCs w:val="20"/>
-              </w:rPr>
-              <w:t>/media</w:t>
+            <w:pPr>
+              <w:jc w:val="both"/>
+            </w:pPr>
+            <w:r>
+              <w:rPr>
+                <w:sz w:val="20"/>
+                <w:szCs w:val="20"/>
+              </w:rPr>
+              <w:t>/mnt/datapool/media</w:t>
             </w:r>
           </w:p>
         </w:tc>
@@ -3387,6 +3022,9 @@
             </w:tcMar>
           </w:tcPr>
           <w:p>
+            <w:pPr>
+              <w:jc w:val="both"/>
+            </w:pPr>
             <w:r>
               <w:rPr>
                 <w:sz w:val="20"/>
@@ -3398,12 +3036,6 @@
         </w:tc>
       </w:tr>
       <w:tr>
-        <w:tblPrEx>
-          <w:tblCellMar>
-            <w:top w:w="0" w:type="dxa"/>
-            <w:bottom w:w="0" w:type="dxa"/>
-          </w:tblCellMar>
-        </w:tblPrEx>
         <w:tc>
           <w:tcPr>
             <w:tcW w:w="2500" w:type="dxa"/>
@@ -3421,7 +3053,9 @@
             </w:tcMar>
           </w:tcPr>
           <w:p>
-            <w:proofErr w:type="gramStart"/>
+            <w:pPr>
+              <w:jc w:val="both"/>
+            </w:pPr>
             <w:r>
               <w:rPr>
                 <w:sz w:val="20"/>
@@ -3429,7 +3063,6 @@
               </w:rPr>
               <w:t>documents</w:t>
             </w:r>
-            <w:proofErr w:type="gramEnd"/>
           </w:p>
         </w:tc>
         <w:tc>
@@ -3449,28 +3082,15 @@
             </w:tcMar>
           </w:tcPr>
           <w:p>
-            <w:r>
-              <w:rPr>
-                <w:sz w:val="20"/>
-                <w:szCs w:val="20"/>
-              </w:rPr>
-              <w:t>/mnt/</w:t>
-            </w:r>
-            <w:proofErr w:type="spellStart"/>
-            <w:r>
-              <w:rPr>
-                <w:sz w:val="20"/>
-                <w:szCs w:val="20"/>
-              </w:rPr>
-              <w:t>datapool</w:t>
-            </w:r>
-            <w:proofErr w:type="spellEnd"/>
-            <w:r>
-              <w:rPr>
-                <w:sz w:val="20"/>
-                <w:szCs w:val="20"/>
-              </w:rPr>
-              <w:t>/documents</w:t>
+            <w:pPr>
+              <w:jc w:val="both"/>
+            </w:pPr>
+            <w:r>
+              <w:rPr>
+                <w:sz w:val="20"/>
+                <w:szCs w:val="20"/>
+              </w:rPr>
+              <w:t>/mnt/datapool/documents</w:t>
             </w:r>
           </w:p>
         </w:tc>
@@ -3491,6 +3111,9 @@
             </w:tcMar>
           </w:tcPr>
           <w:p>
+            <w:pPr>
+              <w:jc w:val="both"/>
+            </w:pPr>
             <w:r>
               <w:rPr>
                 <w:sz w:val="20"/>
@@ -3502,12 +3125,6 @@
         </w:tc>
       </w:tr>
       <w:tr>
-        <w:tblPrEx>
-          <w:tblCellMar>
-            <w:top w:w="0" w:type="dxa"/>
-            <w:bottom w:w="0" w:type="dxa"/>
-          </w:tblCellMar>
-        </w:tblPrEx>
         <w:tc>
           <w:tcPr>
             <w:tcW w:w="2500" w:type="dxa"/>
@@ -3525,7 +3142,9 @@
             </w:tcMar>
           </w:tcPr>
           <w:p>
-            <w:proofErr w:type="gramStart"/>
+            <w:pPr>
+              <w:jc w:val="both"/>
+            </w:pPr>
             <w:r>
               <w:rPr>
                 <w:sz w:val="20"/>
@@ -3533,7 +3152,6 @@
               </w:rPr>
               <w:t>backups</w:t>
             </w:r>
-            <w:proofErr w:type="gramEnd"/>
           </w:p>
         </w:tc>
         <w:tc>
@@ -3553,28 +3171,15 @@
             </w:tcMar>
           </w:tcPr>
           <w:p>
-            <w:r>
-              <w:rPr>
-                <w:sz w:val="20"/>
-                <w:szCs w:val="20"/>
-              </w:rPr>
-              <w:t>/mnt/</w:t>
-            </w:r>
-            <w:proofErr w:type="spellStart"/>
-            <w:r>
-              <w:rPr>
-                <w:sz w:val="20"/>
-                <w:szCs w:val="20"/>
-              </w:rPr>
-              <w:t>datapool</w:t>
-            </w:r>
-            <w:proofErr w:type="spellEnd"/>
-            <w:r>
-              <w:rPr>
-                <w:sz w:val="20"/>
-                <w:szCs w:val="20"/>
-              </w:rPr>
-              <w:t>/backups</w:t>
+            <w:pPr>
+              <w:jc w:val="both"/>
+            </w:pPr>
+            <w:r>
+              <w:rPr>
+                <w:sz w:val="20"/>
+                <w:szCs w:val="20"/>
+              </w:rPr>
+              <w:t>/mnt/datapool/backups</w:t>
             </w:r>
           </w:p>
         </w:tc>
@@ -3595,6 +3200,9 @@
             </w:tcMar>
           </w:tcPr>
           <w:p>
+            <w:pPr>
+              <w:jc w:val="both"/>
+            </w:pPr>
             <w:r>
               <w:rPr>
                 <w:sz w:val="20"/>
@@ -3606,12 +3214,6 @@
         </w:tc>
       </w:tr>
       <w:tr>
-        <w:tblPrEx>
-          <w:tblCellMar>
-            <w:top w:w="0" w:type="dxa"/>
-            <w:bottom w:w="0" w:type="dxa"/>
-          </w:tblCellMar>
-        </w:tblPrEx>
         <w:tc>
           <w:tcPr>
             <w:tcW w:w="2500" w:type="dxa"/>
@@ -3629,8 +3231,9 @@
             </w:tcMar>
           </w:tcPr>
           <w:p>
-            <w:proofErr w:type="spellStart"/>
-            <w:proofErr w:type="gramStart"/>
+            <w:pPr>
+              <w:jc w:val="both"/>
+            </w:pPr>
             <w:r>
               <w:rPr>
                 <w:sz w:val="20"/>
@@ -3638,8 +3241,6 @@
               </w:rPr>
               <w:t>vms</w:t>
             </w:r>
-            <w:proofErr w:type="spellEnd"/>
-            <w:proofErr w:type="gramEnd"/>
           </w:p>
         </w:tc>
         <w:tc>
@@ -3659,38 +3260,16 @@
             </w:tcMar>
           </w:tcPr>
           <w:p>
-            <w:r>
-              <w:rPr>
-                <w:sz w:val="20"/>
-                <w:szCs w:val="20"/>
-              </w:rPr>
-              <w:t>/mnt/</w:t>
-            </w:r>
-            <w:proofErr w:type="spellStart"/>
-            <w:r>
-              <w:rPr>
-                <w:sz w:val="20"/>
-                <w:szCs w:val="20"/>
-              </w:rPr>
-              <w:t>datapool</w:t>
-            </w:r>
-            <w:proofErr w:type="spellEnd"/>
-            <w:r>
-              <w:rPr>
-                <w:sz w:val="20"/>
-                <w:szCs w:val="20"/>
-              </w:rPr>
-              <w:t>/</w:t>
-            </w:r>
-            <w:proofErr w:type="spellStart"/>
-            <w:r>
-              <w:rPr>
-                <w:sz w:val="20"/>
-                <w:szCs w:val="20"/>
-              </w:rPr>
-              <w:t>vms</w:t>
-            </w:r>
-            <w:proofErr w:type="spellEnd"/>
+            <w:pPr>
+              <w:jc w:val="both"/>
+            </w:pPr>
+            <w:r>
+              <w:rPr>
+                <w:sz w:val="20"/>
+                <w:szCs w:val="20"/>
+              </w:rPr>
+              <w:t>/mnt/datapool/vms</w:t>
+            </w:r>
           </w:p>
         </w:tc>
         <w:tc>
@@ -3710,6 +3289,9 @@
             </w:tcMar>
           </w:tcPr>
           <w:p>
+            <w:pPr>
+              <w:jc w:val="both"/>
+            </w:pPr>
             <w:r>
               <w:rPr>
                 <w:sz w:val="20"/>
@@ -3724,6 +3306,7 @@
     <w:p>
       <w:pPr>
         <w:pStyle w:val="Titre2"/>
+        <w:jc w:val="both"/>
       </w:pPr>
       <w:r>
         <w:t>7.4 Configuration du partage SMB</w:t>
@@ -3732,6 +3315,7 @@
     <w:p>
       <w:pPr>
         <w:spacing w:before="100" w:after="100"/>
+        <w:jc w:val="both"/>
       </w:pPr>
       <w:r>
         <w:t>Le protocole SMB permet d'accéder au NAS depuis Windows comme un lecteur réseau.</w:t>
@@ -3740,23 +3324,16 @@
     <w:p>
       <w:pPr>
         <w:pStyle w:val="Titre3"/>
+        <w:jc w:val="both"/>
         <w:rPr>
           <w:lang w:val="en-GB"/>
         </w:rPr>
       </w:pPr>
-      <w:proofErr w:type="spellStart"/>
       <w:r>
         <w:rPr>
           <w:lang w:val="en-GB"/>
         </w:rPr>
-        <w:t>Activer</w:t>
-      </w:r>
-      <w:proofErr w:type="spellEnd"/>
-      <w:r>
-        <w:rPr>
-          <w:lang w:val="en-GB"/>
-        </w:rPr>
-        <w:t xml:space="preserve"> le service SMB</w:t>
+        <w:t>Activer le service SMB</w:t>
       </w:r>
     </w:p>
     <w:p>
@@ -3767,6 +3344,7 @@
         <w:shd w:val="clear" w:color="auto" w:fill="F0F0F0"/>
         <w:spacing w:before="80" w:after="80"/>
         <w:ind w:left="400"/>
+        <w:jc w:val="both"/>
         <w:rPr>
           <w:lang w:val="en-GB"/>
         </w:rPr>
@@ -3785,6 +3363,7 @@
     <w:p>
       <w:pPr>
         <w:pStyle w:val="Titre3"/>
+        <w:jc w:val="both"/>
       </w:pPr>
       <w:r>
         <w:t>Créer un utilisateur dédié</w:t>
@@ -3798,8 +3377,8 @@
         <w:shd w:val="clear" w:color="auto" w:fill="F0F0F0"/>
         <w:spacing w:before="80" w:after="80"/>
         <w:ind w:left="400"/>
-      </w:pPr>
-      <w:proofErr w:type="spellStart"/>
+        <w:jc w:val="both"/>
+      </w:pPr>
       <w:r>
         <w:rPr>
           <w:rFonts w:ascii="Courier New" w:eastAsia="Courier New" w:hAnsi="Courier New" w:cs="Courier New"/>
@@ -3807,42 +3386,13 @@
           <w:sz w:val="20"/>
           <w:szCs w:val="20"/>
         </w:rPr>
-        <w:t>Credentials</w:t>
-      </w:r>
-      <w:proofErr w:type="spellEnd"/>
-      <w:r>
-        <w:rPr>
-          <w:rFonts w:ascii="Courier New" w:eastAsia="Courier New" w:hAnsi="Courier New" w:cs="Courier New"/>
-          <w:color w:val="333333"/>
-          <w:sz w:val="20"/>
-          <w:szCs w:val="20"/>
-        </w:rPr>
-        <w:t xml:space="preserve"> → Local </w:t>
-      </w:r>
-      <w:proofErr w:type="spellStart"/>
-      <w:r>
-        <w:rPr>
-          <w:rFonts w:ascii="Courier New" w:eastAsia="Courier New" w:hAnsi="Courier New" w:cs="Courier New"/>
-          <w:color w:val="333333"/>
-          <w:sz w:val="20"/>
-          <w:szCs w:val="20"/>
-        </w:rPr>
-        <w:t>Users</w:t>
-      </w:r>
-      <w:proofErr w:type="spellEnd"/>
-      <w:r>
-        <w:rPr>
-          <w:rFonts w:ascii="Courier New" w:eastAsia="Courier New" w:hAnsi="Courier New" w:cs="Courier New"/>
-          <w:color w:val="333333"/>
-          <w:sz w:val="20"/>
-          <w:szCs w:val="20"/>
-        </w:rPr>
-        <w:t xml:space="preserve"> → Add</w:t>
+        <w:t>Credentials → Local Users → Add</w:t>
       </w:r>
     </w:p>
     <w:p>
       <w:pPr>
         <w:spacing w:before="100" w:after="100"/>
+        <w:jc w:val="both"/>
       </w:pPr>
       <w:r>
         <w:t>Créer l'utilisateur avec SMB Access activé.</w:t>
@@ -3851,6 +3401,7 @@
     <w:p>
       <w:pPr>
         <w:pStyle w:val="Titre3"/>
+        <w:jc w:val="both"/>
       </w:pPr>
       <w:r>
         <w:t>Créer les partages</w:t>
@@ -3864,8 +3415,8 @@
         <w:shd w:val="clear" w:color="auto" w:fill="F0F0F0"/>
         <w:spacing w:before="80" w:after="80"/>
         <w:ind w:left="400"/>
-      </w:pPr>
-      <w:proofErr w:type="spellStart"/>
+        <w:jc w:val="both"/>
+      </w:pPr>
       <w:r>
         <w:rPr>
           <w:rFonts w:ascii="Courier New" w:eastAsia="Courier New" w:hAnsi="Courier New" w:cs="Courier New"/>
@@ -3873,64 +3424,28 @@
           <w:sz w:val="20"/>
           <w:szCs w:val="20"/>
         </w:rPr>
-        <w:t>Shares</w:t>
-      </w:r>
-      <w:proofErr w:type="spellEnd"/>
-      <w:r>
-        <w:rPr>
-          <w:rFonts w:ascii="Courier New" w:eastAsia="Courier New" w:hAnsi="Courier New" w:cs="Courier New"/>
-          <w:color w:val="333333"/>
-          <w:sz w:val="20"/>
-          <w:szCs w:val="20"/>
-        </w:rPr>
-        <w:t xml:space="preserve"> → Windows </w:t>
-      </w:r>
-      <w:proofErr w:type="spellStart"/>
-      <w:r>
-        <w:rPr>
-          <w:rFonts w:ascii="Courier New" w:eastAsia="Courier New" w:hAnsi="Courier New" w:cs="Courier New"/>
-          <w:color w:val="333333"/>
-          <w:sz w:val="20"/>
-          <w:szCs w:val="20"/>
-        </w:rPr>
-        <w:t>Shares</w:t>
-      </w:r>
-      <w:proofErr w:type="spellEnd"/>
-      <w:r>
-        <w:rPr>
-          <w:rFonts w:ascii="Courier New" w:eastAsia="Courier New" w:hAnsi="Courier New" w:cs="Courier New"/>
-          <w:color w:val="333333"/>
-          <w:sz w:val="20"/>
-          <w:szCs w:val="20"/>
-        </w:rPr>
-        <w:t xml:space="preserve"> (SMB) → Add</w:t>
+        <w:t>Shares → Windows Shares (SMB) → Add</w:t>
       </w:r>
     </w:p>
     <w:p>
       <w:pPr>
         <w:spacing w:before="100" w:after="100"/>
-      </w:pPr>
-      <w:r>
-        <w:t>Créer un partage pour chaque dataset en pointant vers son chemin /mnt/</w:t>
-      </w:r>
-      <w:proofErr w:type="spellStart"/>
-      <w:r>
-        <w:t>datapool</w:t>
-      </w:r>
-      <w:proofErr w:type="spellEnd"/>
-      <w:r>
-        <w:t>/NOM.</w:t>
+        <w:jc w:val="both"/>
+      </w:pPr>
+      <w:r>
+        <w:t>Créer un partage pour chaque dataset en pointant vers son chemin /mnt/datapool/NOM.</w:t>
       </w:r>
     </w:p>
     <w:p>
       <w:pPr>
         <w:spacing w:before="150" w:after="80"/>
-        <w:jc w:val="center"/>
+        <w:jc w:val="both"/>
       </w:pPr>
       <w:r>
         <w:rPr>
           <w:noProof/>
         </w:rPr>
+        <w:lastRenderedPageBreak/>
         <w:drawing>
           <wp:inline distT="0" distB="0" distL="0" distR="0" wp14:anchorId="2CE672FF" wp14:editId="1FD674B5">
             <wp:extent cx="4762500" cy="1905000"/>
@@ -3974,7 +3489,7 @@
     <w:p>
       <w:pPr>
         <w:spacing w:after="150"/>
-        <w:jc w:val="center"/>
+        <w:jc w:val="both"/>
       </w:pPr>
       <w:r>
         <w:rPr>
@@ -3984,34 +3499,13 @@
           <w:sz w:val="18"/>
           <w:szCs w:val="18"/>
         </w:rPr>
-        <w:t xml:space="preserve">Figure 7 — Les 3 utilisateurs TrueNAS : root (système), truenas_admin (administration), </w:t>
-      </w:r>
-      <w:proofErr w:type="spellStart"/>
-      <w:r>
-        <w:rPr>
-          <w:i/>
-          <w:iCs/>
-          <w:color w:val="666666"/>
-          <w:sz w:val="18"/>
-          <w:szCs w:val="18"/>
-        </w:rPr>
-        <w:t>dolunay</w:t>
-      </w:r>
-      <w:proofErr w:type="spellEnd"/>
-      <w:r>
-        <w:rPr>
-          <w:i/>
-          <w:iCs/>
-          <w:color w:val="666666"/>
-          <w:sz w:val="18"/>
-          <w:szCs w:val="18"/>
-        </w:rPr>
-        <w:t xml:space="preserve"> (SMB)</w:t>
+        <w:t>Figure 7 — Les 3 utilisateurs TrueNAS : root (système), truenas_admin (administration), dolunay (SMB)</w:t>
       </w:r>
     </w:p>
     <w:p>
       <w:pPr>
         <w:pStyle w:val="Titre2"/>
+        <w:jc w:val="both"/>
       </w:pPr>
       <w:r>
         <w:t>7.5 Accès depuis Windows</w:t>
@@ -4020,6 +3514,7 @@
     <w:p>
       <w:pPr>
         <w:spacing w:before="100" w:after="100"/>
+        <w:jc w:val="both"/>
       </w:pPr>
       <w:r>
         <w:t>Depuis l'explorateur Windows, taper dans la barre d'adresse :</w:t>
@@ -4033,6 +3528,7 @@
         <w:shd w:val="clear" w:color="auto" w:fill="F0F0F0"/>
         <w:spacing w:before="80" w:after="80"/>
         <w:ind w:left="400"/>
+        <w:jc w:val="both"/>
       </w:pPr>
       <w:r>
         <w:rPr>
@@ -4041,23 +3537,13 @@
           <w:sz w:val="20"/>
           <w:szCs w:val="20"/>
         </w:rPr>
-        <w:t>\\192.168.</w:t>
-      </w:r>
-      <w:proofErr w:type="gramStart"/>
-      <w:r>
-        <w:rPr>
-          <w:rFonts w:ascii="Courier New" w:eastAsia="Courier New" w:hAnsi="Courier New" w:cs="Courier New"/>
-          <w:color w:val="333333"/>
-          <w:sz w:val="20"/>
-          <w:szCs w:val="20"/>
-        </w:rPr>
-        <w:t>1.XX</w:t>
-      </w:r>
-      <w:proofErr w:type="gramEnd"/>
+        <w:t>\\192.168.1.XX</w:t>
+      </w:r>
     </w:p>
     <w:p>
       <w:pPr>
         <w:spacing w:before="100" w:after="100"/>
+        <w:jc w:val="both"/>
       </w:pPr>
       <w:r>
         <w:t>Pour monter un lecteur réseau permanent :</w:t>
@@ -4071,6 +3557,7 @@
         <w:shd w:val="clear" w:color="auto" w:fill="F0F0F0"/>
         <w:spacing w:before="80" w:after="80"/>
         <w:ind w:left="400"/>
+        <w:jc w:val="both"/>
       </w:pPr>
       <w:proofErr w:type="gramStart"/>
       <w:r>
@@ -4112,7 +3599,6 @@
         </w:rPr>
         <w:t xml:space="preserve"> \\192.168.1.XX\backups /</w:t>
       </w:r>
-      <w:proofErr w:type="spellStart"/>
       <w:proofErr w:type="gramStart"/>
       <w:r>
         <w:rPr>
@@ -4121,9 +3607,8 @@
           <w:sz w:val="20"/>
           <w:szCs w:val="20"/>
         </w:rPr>
-        <w:t>user:dolunay</w:t>
-      </w:r>
-      <w:proofErr w:type="spellEnd"/>
+        <w:t>user:</w:t>
+      </w:r>
       <w:proofErr w:type="gramEnd"/>
       <w:r>
         <w:rPr>
@@ -4132,10 +3617,8 @@
           <w:sz w:val="20"/>
           <w:szCs w:val="20"/>
         </w:rPr>
-        <w:t xml:space="preserve"> MOTDEPASSE /</w:t>
-      </w:r>
-      <w:proofErr w:type="spellStart"/>
-      <w:proofErr w:type="gramStart"/>
+        <w:t xml:space="preserve"> NOMU</w:t>
+      </w:r>
       <w:r>
         <w:rPr>
           <w:rFonts w:ascii="Courier New" w:eastAsia="Courier New" w:hAnsi="Courier New" w:cs="Courier New"/>
@@ -4143,6 +3626,26 @@
           <w:sz w:val="20"/>
           <w:szCs w:val="20"/>
         </w:rPr>
+        <w:t>SER</w:t>
+      </w:r>
+      <w:r>
+        <w:rPr>
+          <w:rFonts w:ascii="Courier New" w:eastAsia="Courier New" w:hAnsi="Courier New" w:cs="Courier New"/>
+          <w:color w:val="333333"/>
+          <w:sz w:val="20"/>
+          <w:szCs w:val="20"/>
+        </w:rPr>
+        <w:t xml:space="preserve"> MOTDEPASSE /</w:t>
+      </w:r>
+      <w:proofErr w:type="spellStart"/>
+      <w:proofErr w:type="gramStart"/>
+      <w:r>
+        <w:rPr>
+          <w:rFonts w:ascii="Courier New" w:eastAsia="Courier New" w:hAnsi="Courier New" w:cs="Courier New"/>
+          <w:color w:val="333333"/>
+          <w:sz w:val="20"/>
+          <w:szCs w:val="20"/>
+        </w:rPr>
         <w:t>persistent:yes</w:t>
       </w:r>
       <w:proofErr w:type="spellEnd"/>
@@ -4154,11 +3657,13 @@
           <w:bottom w:val="single" w:sz="4" w:space="0" w:color="DDDDDD"/>
         </w:pBdr>
         <w:spacing w:before="200" w:after="200"/>
+        <w:jc w:val="both"/>
       </w:pPr>
     </w:p>
     <w:p>
       <w:pPr>
         <w:pStyle w:val="Titre1"/>
+        <w:jc w:val="both"/>
       </w:pPr>
       <w:r>
         <w:t>8. Sauvegarde automatique depuis Windows</w:t>
@@ -4166,691 +3671,26 @@
     </w:p>
     <w:p>
       <w:pPr>
+        <w:pStyle w:val="Titre1"/>
+        <w:jc w:val="both"/>
+      </w:pPr>
+      <w:r>
+        <w:t>-&gt; pas encore réussi, je documente plus tard qd je réussis.</w:t>
+      </w:r>
+    </w:p>
+    <w:p>
+      <w:pPr>
+        <w:pStyle w:val="Titre1"/>
+        <w:jc w:val="both"/>
+      </w:pPr>
+      <w:r>
+        <w:t>9. Gestion des utilisateurs TrueNAS</w:t>
+      </w:r>
+    </w:p>
+    <w:p>
+      <w:pPr>
         <w:spacing w:before="100" w:after="100"/>
-      </w:pPr>
-      <w:r>
-        <w:t xml:space="preserve">Pour automatiser la sauvegarde des fichiers depuis le PC Windows vers le NAS, on utilise </w:t>
-      </w:r>
-      <w:proofErr w:type="spellStart"/>
-      <w:r>
-        <w:t>Robocopy</w:t>
-      </w:r>
-      <w:proofErr w:type="spellEnd"/>
-      <w:r>
-        <w:t xml:space="preserve"> combiné au Planificateur de tâches Windows.</w:t>
-      </w:r>
-    </w:p>
-    <w:p>
-      <w:pPr>
-        <w:pStyle w:val="Titre2"/>
-      </w:pPr>
-      <w:r>
-        <w:lastRenderedPageBreak/>
-        <w:t xml:space="preserve">8.1 Commande </w:t>
-      </w:r>
-      <w:proofErr w:type="spellStart"/>
-      <w:r>
-        <w:t>Robocopy</w:t>
-      </w:r>
-      <w:proofErr w:type="spellEnd"/>
-    </w:p>
-    <w:p>
-      <w:pPr>
-        <w:pBdr>
-          <w:left w:val="single" w:sz="12" w:space="8" w:color="2E75B6"/>
-        </w:pBdr>
-        <w:shd w:val="clear" w:color="auto" w:fill="F0F0F0"/>
-        <w:spacing w:before="80" w:after="80"/>
-        <w:ind w:left="400"/>
-      </w:pPr>
-      <w:proofErr w:type="spellStart"/>
-      <w:proofErr w:type="gramStart"/>
-      <w:r>
-        <w:rPr>
-          <w:rFonts w:ascii="Courier New" w:eastAsia="Courier New" w:hAnsi="Courier New" w:cs="Courier New"/>
-          <w:color w:val="333333"/>
-          <w:sz w:val="20"/>
-          <w:szCs w:val="20"/>
-        </w:rPr>
-        <w:t>robocopy</w:t>
-      </w:r>
-      <w:proofErr w:type="spellEnd"/>
-      <w:proofErr w:type="gramEnd"/>
-      <w:r>
-        <w:rPr>
-          <w:rFonts w:ascii="Courier New" w:eastAsia="Courier New" w:hAnsi="Courier New" w:cs="Courier New"/>
-          <w:color w:val="333333"/>
-          <w:sz w:val="20"/>
-          <w:szCs w:val="20"/>
-        </w:rPr>
-        <w:t xml:space="preserve"> "C:\Users\</w:t>
-      </w:r>
-      <w:r>
-        <w:rPr>
-          <w:rFonts w:ascii="Courier New" w:eastAsia="Courier New" w:hAnsi="Courier New" w:cs="Courier New"/>
-          <w:color w:val="333333"/>
-          <w:sz w:val="20"/>
-          <w:szCs w:val="20"/>
-        </w:rPr>
-        <w:t>NOM_DE_TON_USER</w:t>
-      </w:r>
-      <w:r>
-        <w:rPr>
-          <w:rFonts w:ascii="Courier New" w:eastAsia="Courier New" w:hAnsi="Courier New" w:cs="Courier New"/>
-          <w:color w:val="333333"/>
-          <w:sz w:val="20"/>
-          <w:szCs w:val="20"/>
-        </w:rPr>
-        <w:t>\Documents" "\\192.168.1.XX\backups\documents" /MIR /Z /</w:t>
-      </w:r>
-      <w:proofErr w:type="gramStart"/>
-      <w:r>
-        <w:rPr>
-          <w:rFonts w:ascii="Courier New" w:eastAsia="Courier New" w:hAnsi="Courier New" w:cs="Courier New"/>
-          <w:color w:val="333333"/>
-          <w:sz w:val="20"/>
-          <w:szCs w:val="20"/>
-        </w:rPr>
-        <w:t>LOG:C:\robocopy.log</w:t>
-      </w:r>
-      <w:proofErr w:type="gramEnd"/>
-    </w:p>
-    <w:p>
-      <w:pPr>
-        <w:spacing w:before="100" w:after="100"/>
-      </w:pPr>
-      <w:r>
-        <w:t>Options utilisées :</w:t>
-      </w:r>
-    </w:p>
-    <w:p>
-      <w:pPr>
-        <w:pStyle w:val="Paragraphedeliste"/>
-        <w:numPr>
-          <w:ilvl w:val="0"/>
-          <w:numId w:val="2"/>
-        </w:numPr>
-        <w:spacing w:before="60" w:after="60"/>
-      </w:pPr>
-      <w:r>
-        <w:t>/MIR — synchronisation miroir (copie + supprime les fichiers effacés)</w:t>
-      </w:r>
-    </w:p>
-    <w:p>
-      <w:pPr>
-        <w:pStyle w:val="Paragraphedeliste"/>
-        <w:numPr>
-          <w:ilvl w:val="0"/>
-          <w:numId w:val="2"/>
-        </w:numPr>
-        <w:spacing w:before="60" w:after="60"/>
-      </w:pPr>
-      <w:r>
-        <w:t>/Z — reprise automatique si la connexion est interrompue</w:t>
-      </w:r>
-    </w:p>
-    <w:p>
-      <w:pPr>
-        <w:pStyle w:val="Paragraphedeliste"/>
-        <w:numPr>
-          <w:ilvl w:val="0"/>
-          <w:numId w:val="2"/>
-        </w:numPr>
-        <w:spacing w:before="60" w:after="60"/>
-      </w:pPr>
-      <w:r>
-        <w:t>/LOG — enregistrement des logs dans un fichier</w:t>
-      </w:r>
-    </w:p>
-    <w:p>
-      <w:pPr>
-        <w:pStyle w:val="Titre2"/>
-      </w:pPr>
-      <w:r>
-        <w:t>8.2 Planificateur de tâches Windows</w:t>
-      </w:r>
-    </w:p>
-    <w:p>
-      <w:pPr>
-        <w:spacing w:before="150" w:after="80"/>
-        <w:jc w:val="center"/>
-      </w:pPr>
-      <w:r>
-        <w:rPr>
-          <w:noProof/>
-        </w:rPr>
-        <w:drawing>
-          <wp:inline distT="0" distB="0" distL="0" distR="0" wp14:anchorId="014815F4" wp14:editId="457EEF15">
-            <wp:extent cx="4762500" cy="2857500"/>
-            <wp:effectExtent l="0" t="0" r="0" b="0"/>
-            <wp:docPr id="1962295869" name="Image 1962295869"/>
-            <wp:cNvGraphicFramePr>
-              <a:graphicFrameLocks xmlns:a="http://schemas.openxmlformats.org/drawingml/2006/main" noChangeAspect="1"/>
-            </wp:cNvGraphicFramePr>
-            <a:graphic xmlns:a="http://schemas.openxmlformats.org/drawingml/2006/main">
-              <a:graphicData uri="http://schemas.openxmlformats.org/drawingml/2006/picture">
-                <pic:pic xmlns:pic="http://schemas.openxmlformats.org/drawingml/2006/picture">
-                  <pic:nvPicPr>
-                    <pic:cNvPr id="0" name=""/>
-                    <pic:cNvPicPr>
-                      <a:picLocks noChangeAspect="1" noChangeArrowheads="1"/>
-                    </pic:cNvPicPr>
-                  </pic:nvPicPr>
-                  <pic:blipFill>
-                    <a:blip r:embed="rId13"/>
-                    <a:srcRect/>
-                    <a:stretch>
-                      <a:fillRect/>
-                    </a:stretch>
-                  </pic:blipFill>
-                  <pic:spPr bwMode="auto">
-                    <a:xfrm>
-                      <a:off x="0" y="0"/>
-                      <a:ext cx="4762500" cy="2857500"/>
-                    </a:xfrm>
-                    <a:prstGeom prst="rect">
-                      <a:avLst/>
-                    </a:prstGeom>
-                  </pic:spPr>
-                </pic:pic>
-              </a:graphicData>
-            </a:graphic>
-          </wp:inline>
-        </w:drawing>
-      </w:r>
-    </w:p>
-    <w:p>
-      <w:pPr>
-        <w:spacing w:after="150"/>
-        <w:jc w:val="center"/>
-      </w:pPr>
-      <w:r>
-        <w:rPr>
-          <w:i/>
-          <w:iCs/>
-          <w:color w:val="666666"/>
-          <w:sz w:val="18"/>
-          <w:szCs w:val="18"/>
-        </w:rPr>
-        <w:t xml:space="preserve">Figure 8 — Configuration de la tâche planifiée </w:t>
-      </w:r>
-      <w:proofErr w:type="spellStart"/>
-      <w:r>
-        <w:rPr>
-          <w:i/>
-          <w:iCs/>
-          <w:color w:val="666666"/>
-          <w:sz w:val="18"/>
-          <w:szCs w:val="18"/>
-        </w:rPr>
-        <w:t>Robocopy</w:t>
-      </w:r>
-      <w:proofErr w:type="spellEnd"/>
-    </w:p>
-    <w:p>
-      <w:pPr>
-        <w:spacing w:before="100" w:after="100"/>
-      </w:pPr>
-      <w:r>
-        <w:t>Créer une tâche dans le Planificateur de tâches Windows :</w:t>
-      </w:r>
-    </w:p>
-    <w:p>
-      <w:pPr>
-        <w:pStyle w:val="Paragraphedeliste"/>
-        <w:numPr>
-          <w:ilvl w:val="0"/>
-          <w:numId w:val="2"/>
-        </w:numPr>
-        <w:spacing w:before="60" w:after="60"/>
-      </w:pPr>
-      <w:r>
-        <w:t xml:space="preserve">Programme : </w:t>
-      </w:r>
-      <w:proofErr w:type="spellStart"/>
-      <w:r>
-        <w:t>robocopy</w:t>
-      </w:r>
-      <w:proofErr w:type="spellEnd"/>
-    </w:p>
-    <w:p>
-      <w:pPr>
-        <w:pStyle w:val="Paragraphedeliste"/>
-        <w:numPr>
-          <w:ilvl w:val="0"/>
-          <w:numId w:val="2"/>
-        </w:numPr>
-        <w:spacing w:before="60" w:after="60"/>
-      </w:pPr>
-      <w:r>
-        <w:t>Arguments : "C:\Users\DGame\Documents" "\\IP_NAS\backups\documents" /MIR /Z</w:t>
-      </w:r>
-    </w:p>
-    <w:p>
-      <w:pPr>
-        <w:pStyle w:val="Paragraphedeliste"/>
-        <w:numPr>
-          <w:ilvl w:val="0"/>
-          <w:numId w:val="2"/>
-        </w:numPr>
-        <w:spacing w:before="60" w:after="60"/>
-      </w:pPr>
-      <w:r>
-        <w:t>Déclencheur : hebdomadaire ou quotidien selon les besoins</w:t>
-      </w:r>
-    </w:p>
-    <w:p>
-      <w:pPr>
-        <w:pBdr>
-          <w:left w:val="single" w:sz="12" w:space="8" w:color="28A745"/>
-        </w:pBdr>
-        <w:shd w:val="clear" w:color="auto" w:fill="D4EDDA"/>
-        <w:spacing w:before="100" w:after="100"/>
-        <w:ind w:left="400"/>
-      </w:pPr>
-      <w:r>
-        <w:rPr>
-          <w:rFonts w:ascii="Segoe UI Emoji" w:hAnsi="Segoe UI Emoji" w:cs="Segoe UI Emoji"/>
-          <w:color w:val="155724"/>
-        </w:rPr>
-        <w:t>✅</w:t>
-      </w:r>
-      <w:r>
-        <w:rPr>
-          <w:color w:val="155724"/>
-        </w:rPr>
-        <w:t xml:space="preserve"> La</w:t>
-      </w:r>
-      <w:r>
-        <w:rPr>
-          <w:color w:val="155724"/>
-        </w:rPr>
-        <w:t xml:space="preserve"> sauvegarde s'exécute automatiquement sans intervention manuelle.</w:t>
-      </w:r>
-    </w:p>
-    <w:p>
-      <w:pPr>
-        <w:pStyle w:val="Titre2"/>
-      </w:pPr>
-      <w:r>
-        <w:t>8.3 Snapshots TrueNAS (protection côté NAS)</w:t>
-      </w:r>
-    </w:p>
-    <w:p>
-      <w:pPr>
-        <w:spacing w:before="100" w:after="100"/>
-      </w:pPr>
-      <w:r>
-        <w:t xml:space="preserve">En complément de </w:t>
-      </w:r>
-      <w:proofErr w:type="spellStart"/>
-      <w:r>
-        <w:t>Robocopy</w:t>
-      </w:r>
-      <w:proofErr w:type="spellEnd"/>
-      <w:r>
-        <w:t>, configurer des snapshots automatiques dans TrueNAS pour conserver un historique des fichiers :</w:t>
-      </w:r>
-    </w:p>
-    <w:p>
-      <w:pPr>
-        <w:pBdr>
-          <w:left w:val="single" w:sz="12" w:space="8" w:color="2E75B6"/>
-        </w:pBdr>
-        <w:shd w:val="clear" w:color="auto" w:fill="F0F0F0"/>
-        <w:spacing w:before="80" w:after="80"/>
-        <w:ind w:left="400"/>
-        <w:rPr>
-          <w:lang w:val="en-GB"/>
-        </w:rPr>
-      </w:pPr>
-      <w:r>
-        <w:rPr>
-          <w:rFonts w:ascii="Courier New" w:eastAsia="Courier New" w:hAnsi="Courier New" w:cs="Courier New"/>
-          <w:color w:val="333333"/>
-          <w:sz w:val="20"/>
-          <w:szCs w:val="20"/>
-          <w:lang w:val="en-GB"/>
-        </w:rPr>
-        <w:t>Data Protection → Periodic Snapshot Tasks → Add</w:t>
-      </w:r>
-    </w:p>
-    <w:tbl>
-      <w:tblPr>
-        <w:tblW w:w="9360" w:type="dxa"/>
-        <w:tblBorders>
-          <w:top w:val="single" w:sz="4" w:space="0" w:color="auto"/>
-          <w:left w:val="single" w:sz="4" w:space="0" w:color="auto"/>
-          <w:bottom w:val="single" w:sz="4" w:space="0" w:color="auto"/>
-          <w:right w:val="single" w:sz="4" w:space="0" w:color="auto"/>
-          <w:insideH w:val="single" w:sz="4" w:space="0" w:color="auto"/>
-          <w:insideV w:val="single" w:sz="4" w:space="0" w:color="auto"/>
-        </w:tblBorders>
-        <w:tblCellMar>
-          <w:left w:w="10" w:type="dxa"/>
-          <w:right w:w="10" w:type="dxa"/>
-        </w:tblCellMar>
-        <w:tblLook w:val="04A0" w:firstRow="1" w:lastRow="0" w:firstColumn="1" w:lastColumn="0" w:noHBand="0" w:noVBand="1"/>
-      </w:tblPr>
-      <w:tblGrid>
-        <w:gridCol w:w="3000"/>
-        <w:gridCol w:w="6360"/>
-      </w:tblGrid>
-      <w:tr>
-        <w:tblPrEx>
-          <w:tblCellMar>
-            <w:top w:w="0" w:type="dxa"/>
-            <w:bottom w:w="0" w:type="dxa"/>
-          </w:tblCellMar>
-        </w:tblPrEx>
-        <w:tc>
-          <w:tcPr>
-            <w:tcW w:w="3000" w:type="dxa"/>
-            <w:tcBorders>
-              <w:top w:val="single" w:sz="1" w:space="0" w:color="CCCCCC"/>
-              <w:left w:val="single" w:sz="1" w:space="0" w:color="CCCCCC"/>
-              <w:bottom w:val="single" w:sz="1" w:space="0" w:color="CCCCCC"/>
-              <w:right w:val="single" w:sz="1" w:space="0" w:color="CCCCCC"/>
-            </w:tcBorders>
-            <w:shd w:val="clear" w:color="auto" w:fill="D5E8F0"/>
-            <w:tcMar>
-              <w:top w:w="80" w:type="dxa"/>
-              <w:left w:w="120" w:type="dxa"/>
-              <w:bottom w:w="80" w:type="dxa"/>
-              <w:right w:w="120" w:type="dxa"/>
-            </w:tcMar>
-          </w:tcPr>
-          <w:p>
-            <w:r>
-              <w:rPr>
-                <w:b/>
-                <w:bCs/>
-                <w:sz w:val="20"/>
-                <w:szCs w:val="20"/>
-              </w:rPr>
-              <w:t>Dataset</w:t>
-            </w:r>
-          </w:p>
-        </w:tc>
-        <w:tc>
-          <w:tcPr>
-            <w:tcW w:w="6360" w:type="dxa"/>
-            <w:tcBorders>
-              <w:top w:val="single" w:sz="1" w:space="0" w:color="CCCCCC"/>
-              <w:left w:val="single" w:sz="1" w:space="0" w:color="CCCCCC"/>
-              <w:bottom w:val="single" w:sz="1" w:space="0" w:color="CCCCCC"/>
-              <w:right w:val="single" w:sz="1" w:space="0" w:color="CCCCCC"/>
-            </w:tcBorders>
-            <w:tcMar>
-              <w:top w:w="80" w:type="dxa"/>
-              <w:left w:w="120" w:type="dxa"/>
-              <w:bottom w:w="80" w:type="dxa"/>
-              <w:right w:w="120" w:type="dxa"/>
-            </w:tcMar>
-          </w:tcPr>
-          <w:p>
-            <w:proofErr w:type="spellStart"/>
-            <w:proofErr w:type="gramStart"/>
-            <w:r>
-              <w:rPr>
-                <w:rFonts w:ascii="Courier New" w:eastAsia="Courier New" w:hAnsi="Courier New" w:cs="Courier New"/>
-                <w:sz w:val="20"/>
-                <w:szCs w:val="20"/>
-              </w:rPr>
-              <w:t>datapool</w:t>
-            </w:r>
-            <w:proofErr w:type="spellEnd"/>
-            <w:proofErr w:type="gramEnd"/>
-            <w:r>
-              <w:rPr>
-                <w:rFonts w:ascii="Courier New" w:eastAsia="Courier New" w:hAnsi="Courier New" w:cs="Courier New"/>
-                <w:sz w:val="20"/>
-                <w:szCs w:val="20"/>
-              </w:rPr>
-              <w:t>/documents</w:t>
-            </w:r>
-          </w:p>
-        </w:tc>
-      </w:tr>
-      <w:tr>
-        <w:tblPrEx>
-          <w:tblCellMar>
-            <w:top w:w="0" w:type="dxa"/>
-            <w:bottom w:w="0" w:type="dxa"/>
-          </w:tblCellMar>
-        </w:tblPrEx>
-        <w:tc>
-          <w:tcPr>
-            <w:tcW w:w="3000" w:type="dxa"/>
-            <w:tcBorders>
-              <w:top w:val="single" w:sz="1" w:space="0" w:color="CCCCCC"/>
-              <w:left w:val="single" w:sz="1" w:space="0" w:color="CCCCCC"/>
-              <w:bottom w:val="single" w:sz="1" w:space="0" w:color="CCCCCC"/>
-              <w:right w:val="single" w:sz="1" w:space="0" w:color="CCCCCC"/>
-            </w:tcBorders>
-            <w:shd w:val="clear" w:color="auto" w:fill="D5E8F0"/>
-            <w:tcMar>
-              <w:top w:w="80" w:type="dxa"/>
-              <w:left w:w="120" w:type="dxa"/>
-              <w:bottom w:w="80" w:type="dxa"/>
-              <w:right w:w="120" w:type="dxa"/>
-            </w:tcMar>
-          </w:tcPr>
-          <w:p>
-            <w:r>
-              <w:rPr>
-                <w:b/>
-                <w:bCs/>
-                <w:sz w:val="20"/>
-                <w:szCs w:val="20"/>
-              </w:rPr>
-              <w:t>Fréquence</w:t>
-            </w:r>
-          </w:p>
-        </w:tc>
-        <w:tc>
-          <w:tcPr>
-            <w:tcW w:w="6360" w:type="dxa"/>
-            <w:tcBorders>
-              <w:top w:val="single" w:sz="1" w:space="0" w:color="CCCCCC"/>
-              <w:left w:val="single" w:sz="1" w:space="0" w:color="CCCCCC"/>
-              <w:bottom w:val="single" w:sz="1" w:space="0" w:color="CCCCCC"/>
-              <w:right w:val="single" w:sz="1" w:space="0" w:color="CCCCCC"/>
-            </w:tcBorders>
-            <w:tcMar>
-              <w:top w:w="80" w:type="dxa"/>
-              <w:left w:w="120" w:type="dxa"/>
-              <w:bottom w:w="80" w:type="dxa"/>
-              <w:right w:w="120" w:type="dxa"/>
-            </w:tcMar>
-          </w:tcPr>
-          <w:p>
-            <w:r>
-              <w:rPr>
-                <w:rFonts w:ascii="Courier New" w:eastAsia="Courier New" w:hAnsi="Courier New" w:cs="Courier New"/>
-                <w:sz w:val="20"/>
-                <w:szCs w:val="20"/>
-              </w:rPr>
-              <w:t>Quotidienne à minuit</w:t>
-            </w:r>
-          </w:p>
-        </w:tc>
-      </w:tr>
-      <w:tr>
-        <w:tblPrEx>
-          <w:tblCellMar>
-            <w:top w:w="0" w:type="dxa"/>
-            <w:bottom w:w="0" w:type="dxa"/>
-          </w:tblCellMar>
-        </w:tblPrEx>
-        <w:tc>
-          <w:tcPr>
-            <w:tcW w:w="3000" w:type="dxa"/>
-            <w:tcBorders>
-              <w:top w:val="single" w:sz="1" w:space="0" w:color="CCCCCC"/>
-              <w:left w:val="single" w:sz="1" w:space="0" w:color="CCCCCC"/>
-              <w:bottom w:val="single" w:sz="1" w:space="0" w:color="CCCCCC"/>
-              <w:right w:val="single" w:sz="1" w:space="0" w:color="CCCCCC"/>
-            </w:tcBorders>
-            <w:shd w:val="clear" w:color="auto" w:fill="D5E8F0"/>
-            <w:tcMar>
-              <w:top w:w="80" w:type="dxa"/>
-              <w:left w:w="120" w:type="dxa"/>
-              <w:bottom w:w="80" w:type="dxa"/>
-              <w:right w:w="120" w:type="dxa"/>
-            </w:tcMar>
-          </w:tcPr>
-          <w:p>
-            <w:r>
-              <w:rPr>
-                <w:b/>
-                <w:bCs/>
-                <w:sz w:val="20"/>
-                <w:szCs w:val="20"/>
-              </w:rPr>
-              <w:t>Durée de conservation</w:t>
-            </w:r>
-          </w:p>
-        </w:tc>
-        <w:tc>
-          <w:tcPr>
-            <w:tcW w:w="6360" w:type="dxa"/>
-            <w:tcBorders>
-              <w:top w:val="single" w:sz="1" w:space="0" w:color="CCCCCC"/>
-              <w:left w:val="single" w:sz="1" w:space="0" w:color="CCCCCC"/>
-              <w:bottom w:val="single" w:sz="1" w:space="0" w:color="CCCCCC"/>
-              <w:right w:val="single" w:sz="1" w:space="0" w:color="CCCCCC"/>
-            </w:tcBorders>
-            <w:tcMar>
-              <w:top w:w="80" w:type="dxa"/>
-              <w:left w:w="120" w:type="dxa"/>
-              <w:bottom w:w="80" w:type="dxa"/>
-              <w:right w:w="120" w:type="dxa"/>
-            </w:tcMar>
-          </w:tcPr>
-          <w:p>
-            <w:r>
-              <w:rPr>
-                <w:rFonts w:ascii="Courier New" w:eastAsia="Courier New" w:hAnsi="Courier New" w:cs="Courier New"/>
-                <w:sz w:val="20"/>
-                <w:szCs w:val="20"/>
-              </w:rPr>
-              <w:t>2 semaines</w:t>
-            </w:r>
-          </w:p>
-        </w:tc>
-      </w:tr>
-      <w:tr>
-        <w:tblPrEx>
-          <w:tblCellMar>
-            <w:top w:w="0" w:type="dxa"/>
-            <w:bottom w:w="0" w:type="dxa"/>
-          </w:tblCellMar>
-        </w:tblPrEx>
-        <w:tc>
-          <w:tcPr>
-            <w:tcW w:w="3000" w:type="dxa"/>
-            <w:tcBorders>
-              <w:top w:val="single" w:sz="1" w:space="0" w:color="CCCCCC"/>
-              <w:left w:val="single" w:sz="1" w:space="0" w:color="CCCCCC"/>
-              <w:bottom w:val="single" w:sz="1" w:space="0" w:color="CCCCCC"/>
-              <w:right w:val="single" w:sz="1" w:space="0" w:color="CCCCCC"/>
-            </w:tcBorders>
-            <w:shd w:val="clear" w:color="auto" w:fill="D5E8F0"/>
-            <w:tcMar>
-              <w:top w:w="80" w:type="dxa"/>
-              <w:left w:w="120" w:type="dxa"/>
-              <w:bottom w:w="80" w:type="dxa"/>
-              <w:right w:w="120" w:type="dxa"/>
-            </w:tcMar>
-          </w:tcPr>
-          <w:p>
-            <w:r>
-              <w:rPr>
-                <w:b/>
-                <w:bCs/>
-                <w:sz w:val="20"/>
-                <w:szCs w:val="20"/>
-              </w:rPr>
-              <w:t>Récursif</w:t>
-            </w:r>
-          </w:p>
-        </w:tc>
-        <w:tc>
-          <w:tcPr>
-            <w:tcW w:w="6360" w:type="dxa"/>
-            <w:tcBorders>
-              <w:top w:val="single" w:sz="1" w:space="0" w:color="CCCCCC"/>
-              <w:left w:val="single" w:sz="1" w:space="0" w:color="CCCCCC"/>
-              <w:bottom w:val="single" w:sz="1" w:space="0" w:color="CCCCCC"/>
-              <w:right w:val="single" w:sz="1" w:space="0" w:color="CCCCCC"/>
-            </w:tcBorders>
-            <w:tcMar>
-              <w:top w:w="80" w:type="dxa"/>
-              <w:left w:w="120" w:type="dxa"/>
-              <w:bottom w:w="80" w:type="dxa"/>
-              <w:right w:w="120" w:type="dxa"/>
-            </w:tcMar>
-          </w:tcPr>
-          <w:p>
-            <w:r>
-              <w:rPr>
-                <w:rFonts w:ascii="Courier New" w:eastAsia="Courier New" w:hAnsi="Courier New" w:cs="Courier New"/>
-                <w:sz w:val="20"/>
-                <w:szCs w:val="20"/>
-              </w:rPr>
-              <w:t>Oui</w:t>
-            </w:r>
-          </w:p>
-        </w:tc>
-      </w:tr>
-    </w:tbl>
-    <w:p>
-      <w:pPr>
-        <w:spacing w:before="100" w:after="100"/>
-      </w:pPr>
-      <w:r>
-        <w:t>En cas de suppression accidentelle, restaurer un fichier depuis un snapshot via :</w:t>
-      </w:r>
-    </w:p>
-    <w:p>
-      <w:pPr>
-        <w:pBdr>
-          <w:left w:val="single" w:sz="12" w:space="8" w:color="2E75B6"/>
-        </w:pBdr>
-        <w:shd w:val="clear" w:color="auto" w:fill="F0F0F0"/>
-        <w:spacing w:before="80" w:after="80"/>
-        <w:ind w:left="400"/>
-      </w:pPr>
-      <w:r>
-        <w:rPr>
-          <w:rFonts w:ascii="Courier New" w:eastAsia="Courier New" w:hAnsi="Courier New" w:cs="Courier New"/>
-          <w:color w:val="333333"/>
-          <w:sz w:val="20"/>
-          <w:szCs w:val="20"/>
-        </w:rPr>
-        <w:t>Storage → Snapshots → Clone ou Rollback</w:t>
-      </w:r>
-    </w:p>
-    <w:p>
-      <w:pPr>
-        <w:pBdr>
-          <w:bottom w:val="single" w:sz="4" w:space="0" w:color="DDDDDD"/>
-        </w:pBdr>
-        <w:spacing w:before="200" w:after="200"/>
-      </w:pPr>
-    </w:p>
-    <w:p>
-      <w:pPr>
-        <w:pStyle w:val="Titre1"/>
-      </w:pPr>
-      <w:r>
-        <w:t>9. Gestion des utilisateurs TrueNAS</w:t>
-      </w:r>
-    </w:p>
-    <w:p>
-      <w:pPr>
-        <w:spacing w:before="100" w:after="100"/>
+        <w:jc w:val="both"/>
       </w:pPr>
       <w:r>
         <w:t>TrueNAS distingue trois types de comptes, chacun avec un rôle précis :</w:t>
@@ -4879,12 +3719,6 @@
         <w:gridCol w:w="4360"/>
       </w:tblGrid>
       <w:tr>
-        <w:tblPrEx>
-          <w:tblCellMar>
-            <w:top w:w="0" w:type="dxa"/>
-            <w:bottom w:w="0" w:type="dxa"/>
-          </w:tblCellMar>
-        </w:tblPrEx>
         <w:tc>
           <w:tcPr>
             <w:tcW w:w="2500" w:type="dxa"/>
@@ -4903,6 +3737,9 @@
             </w:tcMar>
           </w:tcPr>
           <w:p>
+            <w:pPr>
+              <w:jc w:val="both"/>
+            </w:pPr>
             <w:r>
               <w:rPr>
                 <w:b/>
@@ -4933,6 +3770,9 @@
             </w:tcMar>
           </w:tcPr>
           <w:p>
+            <w:pPr>
+              <w:jc w:val="both"/>
+            </w:pPr>
             <w:r>
               <w:rPr>
                 <w:b/>
@@ -4963,6 +3803,9 @@
             </w:tcMar>
           </w:tcPr>
           <w:p>
+            <w:pPr>
+              <w:jc w:val="both"/>
+            </w:pPr>
             <w:r>
               <w:rPr>
                 <w:b/>
@@ -4977,12 +3820,6 @@
         </w:tc>
       </w:tr>
       <w:tr>
-        <w:tblPrEx>
-          <w:tblCellMar>
-            <w:top w:w="0" w:type="dxa"/>
-            <w:bottom w:w="0" w:type="dxa"/>
-          </w:tblCellMar>
-        </w:tblPrEx>
         <w:tc>
           <w:tcPr>
             <w:tcW w:w="2500" w:type="dxa"/>
@@ -5000,7 +3837,9 @@
             </w:tcMar>
           </w:tcPr>
           <w:p>
-            <w:proofErr w:type="gramStart"/>
+            <w:pPr>
+              <w:jc w:val="both"/>
+            </w:pPr>
             <w:r>
               <w:rPr>
                 <w:sz w:val="20"/>
@@ -5008,7 +3847,6 @@
               </w:rPr>
               <w:t>root</w:t>
             </w:r>
-            <w:proofErr w:type="gramEnd"/>
           </w:p>
         </w:tc>
         <w:tc>
@@ -5028,6 +3866,9 @@
             </w:tcMar>
           </w:tcPr>
           <w:p>
+            <w:pPr>
+              <w:jc w:val="both"/>
+            </w:pPr>
             <w:r>
               <w:rPr>
                 <w:sz w:val="20"/>
@@ -5054,32 +3895,20 @@
             </w:tcMar>
           </w:tcPr>
           <w:p>
-            <w:proofErr w:type="spellStart"/>
-            <w:r>
-              <w:rPr>
-                <w:sz w:val="20"/>
-                <w:szCs w:val="20"/>
-              </w:rPr>
-              <w:t>Superutilisateur</w:t>
-            </w:r>
-            <w:proofErr w:type="spellEnd"/>
-            <w:r>
-              <w:rPr>
-                <w:sz w:val="20"/>
-                <w:szCs w:val="20"/>
-              </w:rPr>
-              <w:t xml:space="preserve"> OS — ne jamais utiliser directement</w:t>
+            <w:pPr>
+              <w:jc w:val="both"/>
+            </w:pPr>
+            <w:r>
+              <w:rPr>
+                <w:sz w:val="20"/>
+                <w:szCs w:val="20"/>
+              </w:rPr>
+              <w:t>Superutilisateur OS — ne jamais utiliser directement</w:t>
             </w:r>
           </w:p>
         </w:tc>
       </w:tr>
       <w:tr>
-        <w:tblPrEx>
-          <w:tblCellMar>
-            <w:top w:w="0" w:type="dxa"/>
-            <w:bottom w:w="0" w:type="dxa"/>
-          </w:tblCellMar>
-        </w:tblPrEx>
         <w:tc>
           <w:tcPr>
             <w:tcW w:w="2500" w:type="dxa"/>
@@ -5097,21 +3926,15 @@
             </w:tcMar>
           </w:tcPr>
           <w:p>
-            <w:proofErr w:type="gramStart"/>
-            <w:r>
-              <w:rPr>
-                <w:sz w:val="20"/>
-                <w:szCs w:val="20"/>
-              </w:rPr>
-              <w:t>truenas</w:t>
-            </w:r>
-            <w:proofErr w:type="gramEnd"/>
-            <w:r>
-              <w:rPr>
-                <w:sz w:val="20"/>
-                <w:szCs w:val="20"/>
-              </w:rPr>
-              <w:t>_admin</w:t>
+            <w:pPr>
+              <w:jc w:val="both"/>
+            </w:pPr>
+            <w:r>
+              <w:rPr>
+                <w:sz w:val="20"/>
+                <w:szCs w:val="20"/>
+              </w:rPr>
+              <w:t>truenas_admin</w:t>
             </w:r>
           </w:p>
         </w:tc>
@@ -5132,6 +3955,9 @@
             </w:tcMar>
           </w:tcPr>
           <w:p>
+            <w:pPr>
+              <w:jc w:val="both"/>
+            </w:pPr>
             <w:r>
               <w:rPr>
                 <w:sz w:val="20"/>
@@ -5158,6 +3984,9 @@
             </w:tcMar>
           </w:tcPr>
           <w:p>
+            <w:pPr>
+              <w:jc w:val="both"/>
+            </w:pPr>
             <w:r>
               <w:rPr>
                 <w:sz w:val="20"/>
@@ -5169,12 +3998,6 @@
         </w:tc>
       </w:tr>
       <w:tr>
-        <w:tblPrEx>
-          <w:tblCellMar>
-            <w:top w:w="0" w:type="dxa"/>
-            <w:bottom w:w="0" w:type="dxa"/>
-          </w:tblCellMar>
-        </w:tblPrEx>
         <w:tc>
           <w:tcPr>
             <w:tcW w:w="2500" w:type="dxa"/>
@@ -5192,8 +4015,9 @@
             </w:tcMar>
           </w:tcPr>
           <w:p>
-            <w:proofErr w:type="spellStart"/>
-            <w:proofErr w:type="gramStart"/>
+            <w:pPr>
+              <w:jc w:val="both"/>
+            </w:pPr>
             <w:r>
               <w:rPr>
                 <w:sz w:val="20"/>
@@ -5201,8 +4025,6 @@
               </w:rPr>
               <w:t>dolunay</w:t>
             </w:r>
-            <w:proofErr w:type="spellEnd"/>
-            <w:proofErr w:type="gramEnd"/>
           </w:p>
         </w:tc>
         <w:tc>
@@ -5222,6 +4044,9 @@
             </w:tcMar>
           </w:tcPr>
           <w:p>
+            <w:pPr>
+              <w:jc w:val="both"/>
+            </w:pPr>
             <w:r>
               <w:rPr>
                 <w:sz w:val="20"/>
@@ -5248,6 +4073,9 @@
             </w:tcMar>
           </w:tcPr>
           <w:p>
+            <w:pPr>
+              <w:jc w:val="both"/>
+            </w:pPr>
             <w:r>
               <w:rPr>
                 <w:sz w:val="20"/>
@@ -5265,11 +4093,13 @@
           <w:bottom w:val="single" w:sz="4" w:space="0" w:color="DDDDDD"/>
         </w:pBdr>
         <w:spacing w:before="200" w:after="200"/>
+        <w:jc w:val="both"/>
       </w:pPr>
     </w:p>
     <w:p>
       <w:pPr>
         <w:pStyle w:val="Titre1"/>
+        <w:jc w:val="both"/>
       </w:pPr>
       <w:r>
         <w:t>10. Prochaines étapes</w:t>
@@ -5278,6 +4108,7 @@
     <w:p>
       <w:pPr>
         <w:spacing w:before="100" w:after="100"/>
+        <w:jc w:val="both"/>
       </w:pPr>
       <w:r>
         <w:t>Le NAS est fonctionnel avec un disque de 12 To. Voici les améliorations prévues :</w:t>
@@ -5286,6 +4117,7 @@
     <w:p>
       <w:pPr>
         <w:pStyle w:val="Titre2"/>
+        <w:jc w:val="both"/>
       </w:pPr>
       <w:r>
         <w:t>Court terme</w:t>
@@ -5299,9 +4131,17 @@
           <w:numId w:val="2"/>
         </w:numPr>
         <w:spacing w:before="60" w:after="60"/>
-      </w:pPr>
-      <w:r>
-        <w:t>Brancher le deuxième disque Toshiba 12 To et configurer un Mirror RAID (redondance des données)</w:t>
+        <w:jc w:val="both"/>
+      </w:pPr>
+      <w:r>
+        <w:lastRenderedPageBreak/>
+        <w:t xml:space="preserve">Brancher </w:t>
+      </w:r>
+      <w:r>
+        <w:t>un</w:t>
+      </w:r>
+      <w:r>
+        <w:t xml:space="preserve"> deuxième disque Toshiba 12 To et configurer un Mirror RAID (redondance des données)</w:t>
       </w:r>
     </w:p>
     <w:p>
@@ -5312,6 +4152,7 @@
           <w:numId w:val="2"/>
         </w:numPr>
         <w:spacing w:before="60" w:after="60"/>
+        <w:jc w:val="both"/>
       </w:pPr>
       <w:r>
         <w:t>Activer les snapshots automatiques sur tous les datasets</w:t>
@@ -5325,20 +4166,16 @@
           <w:numId w:val="2"/>
         </w:numPr>
         <w:spacing w:before="60" w:after="60"/>
-      </w:pPr>
-      <w:r>
-        <w:t>Configurer les sauvegardes des VMs Proxmox vers le dataset '</w:t>
-      </w:r>
-      <w:r>
-        <w:t>VMS</w:t>
-      </w:r>
-      <w:r>
-        <w:t>'</w:t>
+        <w:jc w:val="both"/>
+      </w:pPr>
+      <w:r>
+        <w:t>Configurer les sauvegardes des VMs Proxmox vers le dataset 'VMS'</w:t>
       </w:r>
     </w:p>
     <w:p>
       <w:pPr>
         <w:pStyle w:val="Titre2"/>
+        <w:jc w:val="both"/>
       </w:pPr>
       <w:r>
         <w:t>Moyen terme</w:t>
@@ -5352,6 +4189,7 @@
           <w:numId w:val="2"/>
         </w:numPr>
         <w:spacing w:before="60" w:after="60"/>
+        <w:jc w:val="both"/>
       </w:pPr>
       <w:r>
         <w:t>Configurer Wireguard VPN pour accéder au NAS à distance de manière sécurisée</w:t>
@@ -5365,6 +4203,7 @@
           <w:numId w:val="2"/>
         </w:numPr>
         <w:spacing w:before="60" w:after="60"/>
+        <w:jc w:val="both"/>
       </w:pPr>
       <w:r>
         <w:t>Mettre en place Uptime Kuma pour monitorer TrueNAS et le site vitrine</w:t>
@@ -5378,6 +4217,7 @@
           <w:numId w:val="2"/>
         </w:numPr>
         <w:spacing w:before="60" w:after="60"/>
+        <w:jc w:val="both"/>
       </w:pPr>
       <w:r>
         <w:t>Explorer les applications TrueNAS (Nextcloud, Plex...)</w:t>
@@ -5386,6 +4226,7 @@
     <w:p>
       <w:pPr>
         <w:pStyle w:val="Titre2"/>
+        <w:jc w:val="both"/>
       </w:pPr>
       <w:r>
         <w:t>Long terme</w:t>
@@ -5399,6 +4240,7 @@
           <w:numId w:val="2"/>
         </w:numPr>
         <w:spacing w:before="60" w:after="60"/>
+        <w:jc w:val="both"/>
       </w:pPr>
       <w:r>
         <w:t>Intégrer pfSense comme pare-feu réseau</w:t>
@@ -5412,9 +4254,10 @@
           <w:numId w:val="2"/>
         </w:numPr>
         <w:spacing w:before="60" w:after="60"/>
-      </w:pPr>
-      <w:r>
-        <w:t>Mettre en place une sauvegarde cloud (Backblaze B2 ou S3)</w:t>
+        <w:jc w:val="both"/>
+      </w:pPr>
+      <w:r>
+        <w:t>Mettre en place une sauvegarde cloud</w:t>
       </w:r>
     </w:p>
     <w:p>
@@ -5423,13 +4266,588 @@
           <w:bottom w:val="single" w:sz="4" w:space="0" w:color="DDDDDD"/>
         </w:pBdr>
         <w:spacing w:before="200" w:after="200"/>
+        <w:jc w:val="both"/>
       </w:pPr>
     </w:p>
     <w:p>
       <w:pPr>
         <w:pStyle w:val="Titre1"/>
-      </w:pPr>
-      <w:r>
+        <w:jc w:val="both"/>
+      </w:pPr>
+      <w:r>
+        <w:t>11. Snapshots automatiques sur tous les datasets</w:t>
+      </w:r>
+    </w:p>
+    <w:p>
+      <w:pPr>
+        <w:spacing w:before="100" w:after="100"/>
+        <w:jc w:val="both"/>
+      </w:pPr>
+      <w:r>
+        <w:t>Les snapshots ZFS sont des photos instantanées des données à un moment précis. En cas de suppression accidentelle ou de corruption d’un fichier, il est possible de le restaurer depuis un snapshot sans perte. ZFS les gère de manière très efficace sans dupliquer les données.</w:t>
+      </w:r>
+    </w:p>
+    <w:p>
+      <w:pPr>
+        <w:pStyle w:val="Titre2"/>
+        <w:jc w:val="both"/>
+      </w:pPr>
+      <w:r>
+        <w:t>11.1 Chemin de configuration</w:t>
+      </w:r>
+    </w:p>
+    <w:p>
+      <w:pPr>
+        <w:spacing w:before="80" w:after="80"/>
+        <w:ind w:left="400"/>
+        <w:jc w:val="both"/>
+      </w:pPr>
+      <w:r>
+        <w:rPr>
+          <w:rFonts w:ascii="Courier New" w:hAnsi="Courier New"/>
+          <w:sz w:val="20"/>
+        </w:rPr>
+        <w:t>Data Protection → Periodic Snapshot Tasks → Add</w:t>
+      </w:r>
+    </w:p>
+    <w:p>
+      <w:pPr>
+        <w:pStyle w:val="Titre2"/>
+        <w:jc w:val="both"/>
+      </w:pPr>
+      <w:r>
+        <w:t>11.2 Tâches configurées</w:t>
+      </w:r>
+    </w:p>
+    <w:p>
+      <w:pPr>
+        <w:spacing w:before="100" w:after="100"/>
+        <w:jc w:val="both"/>
+      </w:pPr>
+      <w:r>
+        <w:t>Quatre tâches de snapshot ont été créées, une par dataset :</w:t>
+      </w:r>
+    </w:p>
+    <w:tbl>
+      <w:tblPr>
+        <w:tblW w:w="9360" w:type="dxa"/>
+        <w:tblBorders>
+          <w:top w:val="single" w:sz="1" w:space="0" w:color="CCCCCC"/>
+          <w:left w:val="single" w:sz="1" w:space="0" w:color="CCCCCC"/>
+          <w:bottom w:val="single" w:sz="1" w:space="0" w:color="CCCCCC"/>
+          <w:right w:val="single" w:sz="1" w:space="0" w:color="CCCCCC"/>
+          <w:insideH w:val="single" w:sz="1" w:space="0" w:color="CCCCCC"/>
+          <w:insideV w:val="single" w:sz="1" w:space="0" w:color="CCCCCC"/>
+        </w:tblBorders>
+        <w:tblLook w:val="04A0" w:firstRow="1" w:lastRow="0" w:firstColumn="1" w:lastColumn="0" w:noHBand="0" w:noVBand="1"/>
+      </w:tblPr>
+      <w:tblGrid>
+        <w:gridCol w:w="2500"/>
+        <w:gridCol w:w="2000"/>
+        <w:gridCol w:w="2000"/>
+        <w:gridCol w:w="2860"/>
+      </w:tblGrid>
+      <w:tr>
+        <w:tc>
+          <w:tcPr>
+            <w:tcW w:w="2500" w:type="dxa"/>
+            <w:shd w:val="clear" w:color="auto" w:fill="1F4E79"/>
+            <w:tcMar>
+              <w:top w:w="80" w:type="dxa"/>
+              <w:left w:w="120" w:type="dxa"/>
+              <w:bottom w:w="80" w:type="dxa"/>
+              <w:right w:w="120" w:type="dxa"/>
+            </w:tcMar>
+          </w:tcPr>
+          <w:p>
+            <w:pPr>
+              <w:jc w:val="both"/>
+            </w:pPr>
+            <w:r>
+              <w:rPr>
+                <w:b/>
+                <w:color w:val="FFFFFF"/>
+                <w:sz w:val="20"/>
+              </w:rPr>
+              <w:t>Dataset</w:t>
+            </w:r>
+          </w:p>
+        </w:tc>
+        <w:tc>
+          <w:tcPr>
+            <w:tcW w:w="2000" w:type="dxa"/>
+            <w:shd w:val="clear" w:color="auto" w:fill="1F4E79"/>
+            <w:tcMar>
+              <w:top w:w="80" w:type="dxa"/>
+              <w:left w:w="120" w:type="dxa"/>
+              <w:bottom w:w="80" w:type="dxa"/>
+              <w:right w:w="120" w:type="dxa"/>
+            </w:tcMar>
+          </w:tcPr>
+          <w:p>
+            <w:pPr>
+              <w:jc w:val="both"/>
+            </w:pPr>
+            <w:r>
+              <w:rPr>
+                <w:b/>
+                <w:color w:val="FFFFFF"/>
+                <w:sz w:val="20"/>
+              </w:rPr>
+              <w:t>Fréquence</w:t>
+            </w:r>
+          </w:p>
+        </w:tc>
+        <w:tc>
+          <w:tcPr>
+            <w:tcW w:w="2000" w:type="dxa"/>
+            <w:shd w:val="clear" w:color="auto" w:fill="1F4E79"/>
+            <w:tcMar>
+              <w:top w:w="80" w:type="dxa"/>
+              <w:left w:w="120" w:type="dxa"/>
+              <w:bottom w:w="80" w:type="dxa"/>
+              <w:right w:w="120" w:type="dxa"/>
+            </w:tcMar>
+          </w:tcPr>
+          <w:p>
+            <w:pPr>
+              <w:jc w:val="both"/>
+            </w:pPr>
+            <w:r>
+              <w:rPr>
+                <w:b/>
+                <w:color w:val="FFFFFF"/>
+                <w:sz w:val="20"/>
+              </w:rPr>
+              <w:t>Conservation</w:t>
+            </w:r>
+          </w:p>
+        </w:tc>
+        <w:tc>
+          <w:tcPr>
+            <w:tcW w:w="2860" w:type="dxa"/>
+            <w:shd w:val="clear" w:color="auto" w:fill="1F4E79"/>
+            <w:tcMar>
+              <w:top w:w="80" w:type="dxa"/>
+              <w:left w:w="120" w:type="dxa"/>
+              <w:bottom w:w="80" w:type="dxa"/>
+              <w:right w:w="120" w:type="dxa"/>
+            </w:tcMar>
+          </w:tcPr>
+          <w:p>
+            <w:pPr>
+              <w:jc w:val="both"/>
+            </w:pPr>
+            <w:r>
+              <w:rPr>
+                <w:b/>
+                <w:color w:val="FFFFFF"/>
+                <w:sz w:val="20"/>
+              </w:rPr>
+              <w:t>Heure</w:t>
+            </w:r>
+          </w:p>
+        </w:tc>
+      </w:tr>
+      <w:tr>
+        <w:tc>
+          <w:tcPr>
+            <w:tcW w:w="2500" w:type="dxa"/>
+            <w:tcMar>
+              <w:top w:w="80" w:type="dxa"/>
+              <w:left w:w="120" w:type="dxa"/>
+              <w:bottom w:w="80" w:type="dxa"/>
+              <w:right w:w="120" w:type="dxa"/>
+            </w:tcMar>
+          </w:tcPr>
+          <w:p>
+            <w:pPr>
+              <w:jc w:val="both"/>
+            </w:pPr>
+            <w:r>
+              <w:rPr>
+                <w:sz w:val="20"/>
+              </w:rPr>
+              <w:t>datapool/documents</w:t>
+            </w:r>
+          </w:p>
+        </w:tc>
+        <w:tc>
+          <w:tcPr>
+            <w:tcW w:w="2000" w:type="dxa"/>
+            <w:tcMar>
+              <w:top w:w="80" w:type="dxa"/>
+              <w:left w:w="120" w:type="dxa"/>
+              <w:bottom w:w="80" w:type="dxa"/>
+              <w:right w:w="120" w:type="dxa"/>
+            </w:tcMar>
+          </w:tcPr>
+          <w:p>
+            <w:pPr>
+              <w:jc w:val="both"/>
+            </w:pPr>
+            <w:r>
+              <w:rPr>
+                <w:sz w:val="20"/>
+              </w:rPr>
+              <w:t>Quotidienne</w:t>
+            </w:r>
+          </w:p>
+        </w:tc>
+        <w:tc>
+          <w:tcPr>
+            <w:tcW w:w="2000" w:type="dxa"/>
+            <w:tcMar>
+              <w:top w:w="80" w:type="dxa"/>
+              <w:left w:w="120" w:type="dxa"/>
+              <w:bottom w:w="80" w:type="dxa"/>
+              <w:right w:w="120" w:type="dxa"/>
+            </w:tcMar>
+          </w:tcPr>
+          <w:p>
+            <w:pPr>
+              <w:jc w:val="both"/>
+            </w:pPr>
+            <w:r>
+              <w:rPr>
+                <w:sz w:val="20"/>
+              </w:rPr>
+              <w:t>2 semaines</w:t>
+            </w:r>
+          </w:p>
+        </w:tc>
+        <w:tc>
+          <w:tcPr>
+            <w:tcW w:w="2860" w:type="dxa"/>
+            <w:tcMar>
+              <w:top w:w="80" w:type="dxa"/>
+              <w:left w:w="120" w:type="dxa"/>
+              <w:bottom w:w="80" w:type="dxa"/>
+              <w:right w:w="120" w:type="dxa"/>
+            </w:tcMar>
+          </w:tcPr>
+          <w:p>
+            <w:pPr>
+              <w:jc w:val="both"/>
+            </w:pPr>
+            <w:r>
+              <w:rPr>
+                <w:sz w:val="20"/>
+              </w:rPr>
+              <w:t>00:00</w:t>
+            </w:r>
+          </w:p>
+        </w:tc>
+      </w:tr>
+      <w:tr>
+        <w:tc>
+          <w:tcPr>
+            <w:tcW w:w="2500" w:type="dxa"/>
+            <w:tcMar>
+              <w:top w:w="80" w:type="dxa"/>
+              <w:left w:w="120" w:type="dxa"/>
+              <w:bottom w:w="80" w:type="dxa"/>
+              <w:right w:w="120" w:type="dxa"/>
+            </w:tcMar>
+          </w:tcPr>
+          <w:p>
+            <w:pPr>
+              <w:jc w:val="both"/>
+            </w:pPr>
+            <w:r>
+              <w:rPr>
+                <w:sz w:val="20"/>
+              </w:rPr>
+              <w:t>datapool/backups</w:t>
+            </w:r>
+          </w:p>
+        </w:tc>
+        <w:tc>
+          <w:tcPr>
+            <w:tcW w:w="2000" w:type="dxa"/>
+            <w:tcMar>
+              <w:top w:w="80" w:type="dxa"/>
+              <w:left w:w="120" w:type="dxa"/>
+              <w:bottom w:w="80" w:type="dxa"/>
+              <w:right w:w="120" w:type="dxa"/>
+            </w:tcMar>
+          </w:tcPr>
+          <w:p>
+            <w:pPr>
+              <w:jc w:val="both"/>
+            </w:pPr>
+            <w:r>
+              <w:rPr>
+                <w:sz w:val="20"/>
+              </w:rPr>
+              <w:t>Quotidienne</w:t>
+            </w:r>
+          </w:p>
+        </w:tc>
+        <w:tc>
+          <w:tcPr>
+            <w:tcW w:w="2000" w:type="dxa"/>
+            <w:tcMar>
+              <w:top w:w="80" w:type="dxa"/>
+              <w:left w:w="120" w:type="dxa"/>
+              <w:bottom w:w="80" w:type="dxa"/>
+              <w:right w:w="120" w:type="dxa"/>
+            </w:tcMar>
+          </w:tcPr>
+          <w:p>
+            <w:pPr>
+              <w:jc w:val="both"/>
+            </w:pPr>
+            <w:r>
+              <w:rPr>
+                <w:sz w:val="20"/>
+              </w:rPr>
+              <w:t>1 mois</w:t>
+            </w:r>
+          </w:p>
+        </w:tc>
+        <w:tc>
+          <w:tcPr>
+            <w:tcW w:w="2860" w:type="dxa"/>
+            <w:tcMar>
+              <w:top w:w="80" w:type="dxa"/>
+              <w:left w:w="120" w:type="dxa"/>
+              <w:bottom w:w="80" w:type="dxa"/>
+              <w:right w:w="120" w:type="dxa"/>
+            </w:tcMar>
+          </w:tcPr>
+          <w:p>
+            <w:pPr>
+              <w:jc w:val="both"/>
+            </w:pPr>
+            <w:r>
+              <w:rPr>
+                <w:sz w:val="20"/>
+              </w:rPr>
+              <w:t>01:00</w:t>
+            </w:r>
+          </w:p>
+        </w:tc>
+      </w:tr>
+      <w:tr>
+        <w:tc>
+          <w:tcPr>
+            <w:tcW w:w="2500" w:type="dxa"/>
+            <w:tcMar>
+              <w:top w:w="80" w:type="dxa"/>
+              <w:left w:w="120" w:type="dxa"/>
+              <w:bottom w:w="80" w:type="dxa"/>
+              <w:right w:w="120" w:type="dxa"/>
+            </w:tcMar>
+          </w:tcPr>
+          <w:p>
+            <w:pPr>
+              <w:jc w:val="both"/>
+            </w:pPr>
+            <w:r>
+              <w:rPr>
+                <w:sz w:val="20"/>
+              </w:rPr>
+              <w:t>datapool/media</w:t>
+            </w:r>
+          </w:p>
+        </w:tc>
+        <w:tc>
+          <w:tcPr>
+            <w:tcW w:w="2000" w:type="dxa"/>
+            <w:tcMar>
+              <w:top w:w="80" w:type="dxa"/>
+              <w:left w:w="120" w:type="dxa"/>
+              <w:bottom w:w="80" w:type="dxa"/>
+              <w:right w:w="120" w:type="dxa"/>
+            </w:tcMar>
+          </w:tcPr>
+          <w:p>
+            <w:pPr>
+              <w:jc w:val="both"/>
+            </w:pPr>
+            <w:r>
+              <w:rPr>
+                <w:sz w:val="20"/>
+              </w:rPr>
+              <w:t>Hebdomadaire</w:t>
+            </w:r>
+          </w:p>
+        </w:tc>
+        <w:tc>
+          <w:tcPr>
+            <w:tcW w:w="2000" w:type="dxa"/>
+            <w:tcMar>
+              <w:top w:w="80" w:type="dxa"/>
+              <w:left w:w="120" w:type="dxa"/>
+              <w:bottom w:w="80" w:type="dxa"/>
+              <w:right w:w="120" w:type="dxa"/>
+            </w:tcMar>
+          </w:tcPr>
+          <w:p>
+            <w:pPr>
+              <w:jc w:val="both"/>
+            </w:pPr>
+            <w:r>
+              <w:rPr>
+                <w:sz w:val="20"/>
+              </w:rPr>
+              <w:t>1 mois</w:t>
+            </w:r>
+          </w:p>
+        </w:tc>
+        <w:tc>
+          <w:tcPr>
+            <w:tcW w:w="2860" w:type="dxa"/>
+            <w:tcMar>
+              <w:top w:w="80" w:type="dxa"/>
+              <w:left w:w="120" w:type="dxa"/>
+              <w:bottom w:w="80" w:type="dxa"/>
+              <w:right w:w="120" w:type="dxa"/>
+            </w:tcMar>
+          </w:tcPr>
+          <w:p>
+            <w:pPr>
+              <w:jc w:val="both"/>
+            </w:pPr>
+            <w:r>
+              <w:rPr>
+                <w:sz w:val="20"/>
+              </w:rPr>
+              <w:t>02:00</w:t>
+            </w:r>
+          </w:p>
+        </w:tc>
+      </w:tr>
+      <w:tr>
+        <w:tc>
+          <w:tcPr>
+            <w:tcW w:w="2500" w:type="dxa"/>
+            <w:tcMar>
+              <w:top w:w="80" w:type="dxa"/>
+              <w:left w:w="120" w:type="dxa"/>
+              <w:bottom w:w="80" w:type="dxa"/>
+              <w:right w:w="120" w:type="dxa"/>
+            </w:tcMar>
+          </w:tcPr>
+          <w:p>
+            <w:pPr>
+              <w:jc w:val="both"/>
+            </w:pPr>
+            <w:r>
+              <w:rPr>
+                <w:sz w:val="20"/>
+              </w:rPr>
+              <w:t>datapool/vms</w:t>
+            </w:r>
+          </w:p>
+        </w:tc>
+        <w:tc>
+          <w:tcPr>
+            <w:tcW w:w="2000" w:type="dxa"/>
+            <w:tcMar>
+              <w:top w:w="80" w:type="dxa"/>
+              <w:left w:w="120" w:type="dxa"/>
+              <w:bottom w:w="80" w:type="dxa"/>
+              <w:right w:w="120" w:type="dxa"/>
+            </w:tcMar>
+          </w:tcPr>
+          <w:p>
+            <w:pPr>
+              <w:jc w:val="both"/>
+            </w:pPr>
+            <w:r>
+              <w:rPr>
+                <w:sz w:val="20"/>
+              </w:rPr>
+              <w:t>Quotidienne</w:t>
+            </w:r>
+          </w:p>
+        </w:tc>
+        <w:tc>
+          <w:tcPr>
+            <w:tcW w:w="2000" w:type="dxa"/>
+            <w:tcMar>
+              <w:top w:w="80" w:type="dxa"/>
+              <w:left w:w="120" w:type="dxa"/>
+              <w:bottom w:w="80" w:type="dxa"/>
+              <w:right w:w="120" w:type="dxa"/>
+            </w:tcMar>
+          </w:tcPr>
+          <w:p>
+            <w:pPr>
+              <w:jc w:val="both"/>
+            </w:pPr>
+            <w:r>
+              <w:rPr>
+                <w:sz w:val="20"/>
+              </w:rPr>
+              <w:t>2 semaines</w:t>
+            </w:r>
+          </w:p>
+        </w:tc>
+        <w:tc>
+          <w:tcPr>
+            <w:tcW w:w="2860" w:type="dxa"/>
+            <w:tcMar>
+              <w:top w:w="80" w:type="dxa"/>
+              <w:left w:w="120" w:type="dxa"/>
+              <w:bottom w:w="80" w:type="dxa"/>
+              <w:right w:w="120" w:type="dxa"/>
+            </w:tcMar>
+          </w:tcPr>
+          <w:p>
+            <w:pPr>
+              <w:jc w:val="both"/>
+            </w:pPr>
+            <w:r>
+              <w:rPr>
+                <w:sz w:val="20"/>
+              </w:rPr>
+              <w:t>03:00</w:t>
+            </w:r>
+          </w:p>
+        </w:tc>
+      </w:tr>
+    </w:tbl>
+    <w:p>
+      <w:pPr>
+        <w:spacing w:before="100" w:after="100"/>
+        <w:ind w:left="400"/>
+        <w:jc w:val="both"/>
+      </w:pPr>
+      <w:r>
+        <w:rPr>
+          <w:color w:val="155724"/>
+        </w:rPr>
+        <w:t>✅  Les snapshots s’exécutent automatiquement chaque nuit. Pour restaurer un fichier : Storage → Snapshots → Clone ou Rollback.</w:t>
+      </w:r>
+    </w:p>
+    <w:p>
+      <w:pPr>
+        <w:pStyle w:val="Titre1"/>
+        <w:jc w:val="both"/>
+      </w:pPr>
+    </w:p>
+    <w:p>
+      <w:pPr>
+        <w:pStyle w:val="Titre1"/>
+        <w:jc w:val="both"/>
+      </w:pPr>
+    </w:p>
+    <w:p>
+      <w:pPr>
+        <w:pStyle w:val="Titre1"/>
+        <w:jc w:val="both"/>
+      </w:pPr>
+    </w:p>
+    <w:p>
+      <w:pPr>
+        <w:pStyle w:val="Titre1"/>
+        <w:jc w:val="both"/>
+      </w:pPr>
+      <w:r>
+        <w:lastRenderedPageBreak/>
         <w:t>Conclusion</w:t>
       </w:r>
     </w:p>
@@ -5439,13 +4857,7 @@
         <w:jc w:val="both"/>
       </w:pPr>
       <w:r>
-        <w:t xml:space="preserve">Ce projet a permis de mettre en place un NAS professionnel sur infrastructure Proxmox avec TrueNAS Scale. Malgré plusieurs difficultés techniques (Secure Boot, serial </w:t>
-      </w:r>
-      <w:r>
-        <w:t>Numbers</w:t>
-      </w:r>
-      <w:r>
-        <w:t xml:space="preserve"> dupliqués, permissions SMB), chaque problème a été résolu méthodiquement.</w:t>
+        <w:t>Ce projet a permis de mettre en place un NAS professionnel sur infrastructure Proxmox avec TrueNAS Scale. Malgré plusieurs difficultés techniques (Secure Boot, serial Numbers dupliqués, permissions SMB), chaque problème a été résolu méthodiquement.</w:t>
       </w:r>
     </w:p>
     <w:p>
@@ -5454,18 +4866,13 @@
         <w:jc w:val="both"/>
       </w:pPr>
       <w:r>
-        <w:t>L'infrastructure finale offre 12 To de stockage</w:t>
-      </w:r>
-      <w:r>
-        <w:t xml:space="preserve"> en RAID 0</w:t>
-      </w:r>
-      <w:r>
-        <w:t xml:space="preserve"> accessible depuis le réseau local via SMB, avec des sauvegardes automatiques depuis Windows et une protection par snapshots ZFS. Elle est extensible avec un deuxième disque pour la redondance RAID.</w:t>
+        <w:t>L'infrastructure finale offre 12 To de stockage en RAID 0 accessible depuis le réseau local via SMB, avec des sauvegardes automatiques depuis Windows et une protection par snapshots ZFS. Elle est extensible avec un deuxième disque pour la redondance RAID.</w:t>
       </w:r>
     </w:p>
     <w:p>
       <w:pPr>
         <w:spacing w:before="100" w:after="100"/>
+        <w:jc w:val="both"/>
       </w:pPr>
       <w:r>
         <w:t xml:space="preserve">                                                    </w:t>

--- a/2 - TrueNas.docx
+++ b/2 - TrueNas.docx
@@ -222,13 +222,7 @@
         <w:jc w:val="both"/>
       </w:pPr>
       <w:r>
-        <w:t>3</w:t>
-      </w:r>
-      <w:r>
-        <w:t xml:space="preserve">. </w:t>
-      </w:r>
-      <w:r>
-        <w:t>Tableau explicatif :</w:t>
+        <w:t>3. Tableau explicatif :</w:t>
       </w:r>
     </w:p>
     <w:p>
@@ -3559,7 +3553,6 @@
         <w:ind w:left="400"/>
         <w:jc w:val="both"/>
       </w:pPr>
-      <w:proofErr w:type="gramStart"/>
       <w:r>
         <w:rPr>
           <w:rFonts w:ascii="Courier New" w:eastAsia="Courier New" w:hAnsi="Courier New" w:cs="Courier New"/>
@@ -3567,9 +3560,8 @@
           <w:sz w:val="20"/>
           <w:szCs w:val="20"/>
         </w:rPr>
-        <w:t>net</w:t>
-      </w:r>
-      <w:proofErr w:type="gramEnd"/>
+        <w:t>net use Z: \\192.168.1.XX\backups /user:</w:t>
+      </w:r>
       <w:r>
         <w:rPr>
           <w:rFonts w:ascii="Courier New" w:eastAsia="Courier New" w:hAnsi="Courier New" w:cs="Courier New"/>
@@ -3577,9 +3569,8 @@
           <w:sz w:val="20"/>
           <w:szCs w:val="20"/>
         </w:rPr>
-        <w:t xml:space="preserve"> use </w:t>
-      </w:r>
-      <w:proofErr w:type="gramStart"/>
+        <w:t xml:space="preserve"> NOMU</w:t>
+      </w:r>
       <w:r>
         <w:rPr>
           <w:rFonts w:ascii="Courier New" w:eastAsia="Courier New" w:hAnsi="Courier New" w:cs="Courier New"/>
@@ -3587,9 +3578,8 @@
           <w:sz w:val="20"/>
           <w:szCs w:val="20"/>
         </w:rPr>
-        <w:t>Z:</w:t>
-      </w:r>
-      <w:proofErr w:type="gramEnd"/>
+        <w:t>SER</w:t>
+      </w:r>
       <w:r>
         <w:rPr>
           <w:rFonts w:ascii="Courier New" w:eastAsia="Courier New" w:hAnsi="Courier New" w:cs="Courier New"/>
@@ -3597,9 +3587,9 @@
           <w:sz w:val="20"/>
           <w:szCs w:val="20"/>
         </w:rPr>
-        <w:t xml:space="preserve"> \\192.168.1.XX\backups /</w:t>
-      </w:r>
-      <w:proofErr w:type="gramStart"/>
+        <w:t xml:space="preserve"> MOTDEPASSE /</w:t>
+      </w:r>
+      <w:proofErr w:type="spellStart"/>
       <w:r>
         <w:rPr>
           <w:rFonts w:ascii="Courier New" w:eastAsia="Courier New" w:hAnsi="Courier New" w:cs="Courier New"/>
@@ -3607,49 +3597,9 @@
           <w:sz w:val="20"/>
           <w:szCs w:val="20"/>
         </w:rPr>
-        <w:t>user:</w:t>
-      </w:r>
-      <w:proofErr w:type="gramEnd"/>
-      <w:r>
-        <w:rPr>
-          <w:rFonts w:ascii="Courier New" w:eastAsia="Courier New" w:hAnsi="Courier New" w:cs="Courier New"/>
-          <w:color w:val="333333"/>
-          <w:sz w:val="20"/>
-          <w:szCs w:val="20"/>
-        </w:rPr>
-        <w:t xml:space="preserve"> NOMU</w:t>
-      </w:r>
-      <w:r>
-        <w:rPr>
-          <w:rFonts w:ascii="Courier New" w:eastAsia="Courier New" w:hAnsi="Courier New" w:cs="Courier New"/>
-          <w:color w:val="333333"/>
-          <w:sz w:val="20"/>
-          <w:szCs w:val="20"/>
-        </w:rPr>
-        <w:t>SER</w:t>
-      </w:r>
-      <w:r>
-        <w:rPr>
-          <w:rFonts w:ascii="Courier New" w:eastAsia="Courier New" w:hAnsi="Courier New" w:cs="Courier New"/>
-          <w:color w:val="333333"/>
-          <w:sz w:val="20"/>
-          <w:szCs w:val="20"/>
-        </w:rPr>
-        <w:t xml:space="preserve"> MOTDEPASSE /</w:t>
-      </w:r>
-      <w:proofErr w:type="spellStart"/>
-      <w:proofErr w:type="gramStart"/>
-      <w:r>
-        <w:rPr>
-          <w:rFonts w:ascii="Courier New" w:eastAsia="Courier New" w:hAnsi="Courier New" w:cs="Courier New"/>
-          <w:color w:val="333333"/>
-          <w:sz w:val="20"/>
-          <w:szCs w:val="20"/>
-        </w:rPr>
         <w:t>persistent:yes</w:t>
       </w:r>
       <w:proofErr w:type="spellEnd"/>
-      <w:proofErr w:type="gramEnd"/>
     </w:p>
     <w:p>
       <w:pPr>
@@ -4097,6 +4047,20 @@
       </w:pPr>
     </w:p>
     <w:p>
+      <w:r>
+        <w:br w:type="page"/>
+      </w:r>
+    </w:p>
+    <w:p>
+      <w:pPr>
+        <w:pBdr>
+          <w:bottom w:val="single" w:sz="4" w:space="0" w:color="DDDDDD"/>
+        </w:pBdr>
+        <w:spacing w:before="200" w:after="200"/>
+        <w:jc w:val="both"/>
+      </w:pPr>
+    </w:p>
+    <w:p>
       <w:pPr>
         <w:pStyle w:val="Titre1"/>
         <w:jc w:val="both"/>
@@ -4134,14 +4098,19 @@
         <w:jc w:val="both"/>
       </w:pPr>
       <w:r>
-        <w:lastRenderedPageBreak/>
         <w:t xml:space="preserve">Brancher </w:t>
       </w:r>
       <w:r>
         <w:t>un</w:t>
       </w:r>
       <w:r>
-        <w:t xml:space="preserve"> deuxième disque Toshiba 12 To et configurer un Mirror RAID (redondance des données)</w:t>
+        <w:t xml:space="preserve"> deuxième disqu</w:t>
+      </w:r>
+      <w:r>
+        <w:t>e</w:t>
+      </w:r>
+      <w:r>
+        <w:t xml:space="preserve"> et configurer un Mirror RAID (redondance des données)</w:t>
       </w:r>
     </w:p>
     <w:p>
@@ -4169,16 +4138,7 @@
         <w:jc w:val="both"/>
       </w:pPr>
       <w:r>
-        <w:t>Configurer les sauvegardes des VMs Proxmox vers le dataset 'VMS'</w:t>
-      </w:r>
-    </w:p>
-    <w:p>
-      <w:pPr>
-        <w:pStyle w:val="Titre2"/>
-        <w:jc w:val="both"/>
-      </w:pPr>
-      <w:r>
-        <w:t>Moyen terme</w:t>
+        <w:t>Automatiser le transfert sur le NAS de mes données</w:t>
       </w:r>
     </w:p>
     <w:p>
@@ -4192,9 +4152,20 @@
         <w:jc w:val="both"/>
       </w:pPr>
       <w:r>
-        <w:t>Configurer Wireguard VPN pour accéder au NAS à distance de manière sécurisée</w:t>
-      </w:r>
-    </w:p>
+        <w:t>Configurer les sauvegardes des VMs Proxmox vers le dataset 'VMS'</w:t>
+      </w:r>
+    </w:p>
+    <w:p>
+      <w:pPr>
+        <w:pStyle w:val="Titre2"/>
+        <w:jc w:val="both"/>
+      </w:pPr>
+      <w:r>
+        <w:t>Moyen terme</w:t>
+      </w:r>
+      <w:bookmarkStart w:id="0" w:name="OLE_LINK1"/>
+    </w:p>
+    <w:bookmarkEnd w:id="0"/>
     <w:p>
       <w:pPr>
         <w:pStyle w:val="Paragraphedeliste"/>
@@ -4211,6 +4182,15 @@
     </w:p>
     <w:p>
       <w:pPr>
+        <w:pStyle w:val="Titre2"/>
+        <w:jc w:val="both"/>
+      </w:pPr>
+      <w:r>
+        <w:t>Long terme</w:t>
+      </w:r>
+    </w:p>
+    <w:p>
+      <w:pPr>
         <w:pStyle w:val="Paragraphedeliste"/>
         <w:numPr>
           <w:ilvl w:val="0"/>
@@ -4220,44 +4200,7 @@
         <w:jc w:val="both"/>
       </w:pPr>
       <w:r>
-        <w:t>Explorer les applications TrueNAS (Nextcloud, Plex...)</w:t>
-      </w:r>
-    </w:p>
-    <w:p>
-      <w:pPr>
-        <w:pStyle w:val="Titre2"/>
-        <w:jc w:val="both"/>
-      </w:pPr>
-      <w:r>
-        <w:t>Long terme</w:t>
-      </w:r>
-    </w:p>
-    <w:p>
-      <w:pPr>
-        <w:pStyle w:val="Paragraphedeliste"/>
-        <w:numPr>
-          <w:ilvl w:val="0"/>
-          <w:numId w:val="2"/>
-        </w:numPr>
-        <w:spacing w:before="60" w:after="60"/>
-        <w:jc w:val="both"/>
-      </w:pPr>
-      <w:r>
         <w:t>Intégrer pfSense comme pare-feu réseau</w:t>
-      </w:r>
-    </w:p>
-    <w:p>
-      <w:pPr>
-        <w:pStyle w:val="Paragraphedeliste"/>
-        <w:numPr>
-          <w:ilvl w:val="0"/>
-          <w:numId w:val="2"/>
-        </w:numPr>
-        <w:spacing w:before="60" w:after="60"/>
-        <w:jc w:val="both"/>
-      </w:pPr>
-      <w:r>
-        <w:t>Mettre en place une sauvegarde cloud</w:t>
       </w:r>
     </w:p>
     <w:p>
@@ -4268,606 +4211,6 @@
         <w:spacing w:before="200" w:after="200"/>
         <w:jc w:val="both"/>
       </w:pPr>
-    </w:p>
-    <w:p>
-      <w:pPr>
-        <w:pStyle w:val="Titre1"/>
-        <w:jc w:val="both"/>
-      </w:pPr>
-      <w:r>
-        <w:t>11. Snapshots automatiques sur tous les datasets</w:t>
-      </w:r>
-    </w:p>
-    <w:p>
-      <w:pPr>
-        <w:spacing w:before="100" w:after="100"/>
-        <w:jc w:val="both"/>
-      </w:pPr>
-      <w:r>
-        <w:t>Les snapshots ZFS sont des photos instantanées des données à un moment précis. En cas de suppression accidentelle ou de corruption d’un fichier, il est possible de le restaurer depuis un snapshot sans perte. ZFS les gère de manière très efficace sans dupliquer les données.</w:t>
-      </w:r>
-    </w:p>
-    <w:p>
-      <w:pPr>
-        <w:pStyle w:val="Titre2"/>
-        <w:jc w:val="both"/>
-      </w:pPr>
-      <w:r>
-        <w:t>11.1 Chemin de configuration</w:t>
-      </w:r>
-    </w:p>
-    <w:p>
-      <w:pPr>
-        <w:spacing w:before="80" w:after="80"/>
-        <w:ind w:left="400"/>
-        <w:jc w:val="both"/>
-      </w:pPr>
-      <w:r>
-        <w:rPr>
-          <w:rFonts w:ascii="Courier New" w:hAnsi="Courier New"/>
-          <w:sz w:val="20"/>
-        </w:rPr>
-        <w:t>Data Protection → Periodic Snapshot Tasks → Add</w:t>
-      </w:r>
-    </w:p>
-    <w:p>
-      <w:pPr>
-        <w:pStyle w:val="Titre2"/>
-        <w:jc w:val="both"/>
-      </w:pPr>
-      <w:r>
-        <w:t>11.2 Tâches configurées</w:t>
-      </w:r>
-    </w:p>
-    <w:p>
-      <w:pPr>
-        <w:spacing w:before="100" w:after="100"/>
-        <w:jc w:val="both"/>
-      </w:pPr>
-      <w:r>
-        <w:t>Quatre tâches de snapshot ont été créées, une par dataset :</w:t>
-      </w:r>
-    </w:p>
-    <w:tbl>
-      <w:tblPr>
-        <w:tblW w:w="9360" w:type="dxa"/>
-        <w:tblBorders>
-          <w:top w:val="single" w:sz="1" w:space="0" w:color="CCCCCC"/>
-          <w:left w:val="single" w:sz="1" w:space="0" w:color="CCCCCC"/>
-          <w:bottom w:val="single" w:sz="1" w:space="0" w:color="CCCCCC"/>
-          <w:right w:val="single" w:sz="1" w:space="0" w:color="CCCCCC"/>
-          <w:insideH w:val="single" w:sz="1" w:space="0" w:color="CCCCCC"/>
-          <w:insideV w:val="single" w:sz="1" w:space="0" w:color="CCCCCC"/>
-        </w:tblBorders>
-        <w:tblLook w:val="04A0" w:firstRow="1" w:lastRow="0" w:firstColumn="1" w:lastColumn="0" w:noHBand="0" w:noVBand="1"/>
-      </w:tblPr>
-      <w:tblGrid>
-        <w:gridCol w:w="2500"/>
-        <w:gridCol w:w="2000"/>
-        <w:gridCol w:w="2000"/>
-        <w:gridCol w:w="2860"/>
-      </w:tblGrid>
-      <w:tr>
-        <w:tc>
-          <w:tcPr>
-            <w:tcW w:w="2500" w:type="dxa"/>
-            <w:shd w:val="clear" w:color="auto" w:fill="1F4E79"/>
-            <w:tcMar>
-              <w:top w:w="80" w:type="dxa"/>
-              <w:left w:w="120" w:type="dxa"/>
-              <w:bottom w:w="80" w:type="dxa"/>
-              <w:right w:w="120" w:type="dxa"/>
-            </w:tcMar>
-          </w:tcPr>
-          <w:p>
-            <w:pPr>
-              <w:jc w:val="both"/>
-            </w:pPr>
-            <w:r>
-              <w:rPr>
-                <w:b/>
-                <w:color w:val="FFFFFF"/>
-                <w:sz w:val="20"/>
-              </w:rPr>
-              <w:t>Dataset</w:t>
-            </w:r>
-          </w:p>
-        </w:tc>
-        <w:tc>
-          <w:tcPr>
-            <w:tcW w:w="2000" w:type="dxa"/>
-            <w:shd w:val="clear" w:color="auto" w:fill="1F4E79"/>
-            <w:tcMar>
-              <w:top w:w="80" w:type="dxa"/>
-              <w:left w:w="120" w:type="dxa"/>
-              <w:bottom w:w="80" w:type="dxa"/>
-              <w:right w:w="120" w:type="dxa"/>
-            </w:tcMar>
-          </w:tcPr>
-          <w:p>
-            <w:pPr>
-              <w:jc w:val="both"/>
-            </w:pPr>
-            <w:r>
-              <w:rPr>
-                <w:b/>
-                <w:color w:val="FFFFFF"/>
-                <w:sz w:val="20"/>
-              </w:rPr>
-              <w:t>Fréquence</w:t>
-            </w:r>
-          </w:p>
-        </w:tc>
-        <w:tc>
-          <w:tcPr>
-            <w:tcW w:w="2000" w:type="dxa"/>
-            <w:shd w:val="clear" w:color="auto" w:fill="1F4E79"/>
-            <w:tcMar>
-              <w:top w:w="80" w:type="dxa"/>
-              <w:left w:w="120" w:type="dxa"/>
-              <w:bottom w:w="80" w:type="dxa"/>
-              <w:right w:w="120" w:type="dxa"/>
-            </w:tcMar>
-          </w:tcPr>
-          <w:p>
-            <w:pPr>
-              <w:jc w:val="both"/>
-            </w:pPr>
-            <w:r>
-              <w:rPr>
-                <w:b/>
-                <w:color w:val="FFFFFF"/>
-                <w:sz w:val="20"/>
-              </w:rPr>
-              <w:t>Conservation</w:t>
-            </w:r>
-          </w:p>
-        </w:tc>
-        <w:tc>
-          <w:tcPr>
-            <w:tcW w:w="2860" w:type="dxa"/>
-            <w:shd w:val="clear" w:color="auto" w:fill="1F4E79"/>
-            <w:tcMar>
-              <w:top w:w="80" w:type="dxa"/>
-              <w:left w:w="120" w:type="dxa"/>
-              <w:bottom w:w="80" w:type="dxa"/>
-              <w:right w:w="120" w:type="dxa"/>
-            </w:tcMar>
-          </w:tcPr>
-          <w:p>
-            <w:pPr>
-              <w:jc w:val="both"/>
-            </w:pPr>
-            <w:r>
-              <w:rPr>
-                <w:b/>
-                <w:color w:val="FFFFFF"/>
-                <w:sz w:val="20"/>
-              </w:rPr>
-              <w:t>Heure</w:t>
-            </w:r>
-          </w:p>
-        </w:tc>
-      </w:tr>
-      <w:tr>
-        <w:tc>
-          <w:tcPr>
-            <w:tcW w:w="2500" w:type="dxa"/>
-            <w:tcMar>
-              <w:top w:w="80" w:type="dxa"/>
-              <w:left w:w="120" w:type="dxa"/>
-              <w:bottom w:w="80" w:type="dxa"/>
-              <w:right w:w="120" w:type="dxa"/>
-            </w:tcMar>
-          </w:tcPr>
-          <w:p>
-            <w:pPr>
-              <w:jc w:val="both"/>
-            </w:pPr>
-            <w:r>
-              <w:rPr>
-                <w:sz w:val="20"/>
-              </w:rPr>
-              <w:t>datapool/documents</w:t>
-            </w:r>
-          </w:p>
-        </w:tc>
-        <w:tc>
-          <w:tcPr>
-            <w:tcW w:w="2000" w:type="dxa"/>
-            <w:tcMar>
-              <w:top w:w="80" w:type="dxa"/>
-              <w:left w:w="120" w:type="dxa"/>
-              <w:bottom w:w="80" w:type="dxa"/>
-              <w:right w:w="120" w:type="dxa"/>
-            </w:tcMar>
-          </w:tcPr>
-          <w:p>
-            <w:pPr>
-              <w:jc w:val="both"/>
-            </w:pPr>
-            <w:r>
-              <w:rPr>
-                <w:sz w:val="20"/>
-              </w:rPr>
-              <w:t>Quotidienne</w:t>
-            </w:r>
-          </w:p>
-        </w:tc>
-        <w:tc>
-          <w:tcPr>
-            <w:tcW w:w="2000" w:type="dxa"/>
-            <w:tcMar>
-              <w:top w:w="80" w:type="dxa"/>
-              <w:left w:w="120" w:type="dxa"/>
-              <w:bottom w:w="80" w:type="dxa"/>
-              <w:right w:w="120" w:type="dxa"/>
-            </w:tcMar>
-          </w:tcPr>
-          <w:p>
-            <w:pPr>
-              <w:jc w:val="both"/>
-            </w:pPr>
-            <w:r>
-              <w:rPr>
-                <w:sz w:val="20"/>
-              </w:rPr>
-              <w:t>2 semaines</w:t>
-            </w:r>
-          </w:p>
-        </w:tc>
-        <w:tc>
-          <w:tcPr>
-            <w:tcW w:w="2860" w:type="dxa"/>
-            <w:tcMar>
-              <w:top w:w="80" w:type="dxa"/>
-              <w:left w:w="120" w:type="dxa"/>
-              <w:bottom w:w="80" w:type="dxa"/>
-              <w:right w:w="120" w:type="dxa"/>
-            </w:tcMar>
-          </w:tcPr>
-          <w:p>
-            <w:pPr>
-              <w:jc w:val="both"/>
-            </w:pPr>
-            <w:r>
-              <w:rPr>
-                <w:sz w:val="20"/>
-              </w:rPr>
-              <w:t>00:00</w:t>
-            </w:r>
-          </w:p>
-        </w:tc>
-      </w:tr>
-      <w:tr>
-        <w:tc>
-          <w:tcPr>
-            <w:tcW w:w="2500" w:type="dxa"/>
-            <w:tcMar>
-              <w:top w:w="80" w:type="dxa"/>
-              <w:left w:w="120" w:type="dxa"/>
-              <w:bottom w:w="80" w:type="dxa"/>
-              <w:right w:w="120" w:type="dxa"/>
-            </w:tcMar>
-          </w:tcPr>
-          <w:p>
-            <w:pPr>
-              <w:jc w:val="both"/>
-            </w:pPr>
-            <w:r>
-              <w:rPr>
-                <w:sz w:val="20"/>
-              </w:rPr>
-              <w:t>datapool/backups</w:t>
-            </w:r>
-          </w:p>
-        </w:tc>
-        <w:tc>
-          <w:tcPr>
-            <w:tcW w:w="2000" w:type="dxa"/>
-            <w:tcMar>
-              <w:top w:w="80" w:type="dxa"/>
-              <w:left w:w="120" w:type="dxa"/>
-              <w:bottom w:w="80" w:type="dxa"/>
-              <w:right w:w="120" w:type="dxa"/>
-            </w:tcMar>
-          </w:tcPr>
-          <w:p>
-            <w:pPr>
-              <w:jc w:val="both"/>
-            </w:pPr>
-            <w:r>
-              <w:rPr>
-                <w:sz w:val="20"/>
-              </w:rPr>
-              <w:t>Quotidienne</w:t>
-            </w:r>
-          </w:p>
-        </w:tc>
-        <w:tc>
-          <w:tcPr>
-            <w:tcW w:w="2000" w:type="dxa"/>
-            <w:tcMar>
-              <w:top w:w="80" w:type="dxa"/>
-              <w:left w:w="120" w:type="dxa"/>
-              <w:bottom w:w="80" w:type="dxa"/>
-              <w:right w:w="120" w:type="dxa"/>
-            </w:tcMar>
-          </w:tcPr>
-          <w:p>
-            <w:pPr>
-              <w:jc w:val="both"/>
-            </w:pPr>
-            <w:r>
-              <w:rPr>
-                <w:sz w:val="20"/>
-              </w:rPr>
-              <w:t>1 mois</w:t>
-            </w:r>
-          </w:p>
-        </w:tc>
-        <w:tc>
-          <w:tcPr>
-            <w:tcW w:w="2860" w:type="dxa"/>
-            <w:tcMar>
-              <w:top w:w="80" w:type="dxa"/>
-              <w:left w:w="120" w:type="dxa"/>
-              <w:bottom w:w="80" w:type="dxa"/>
-              <w:right w:w="120" w:type="dxa"/>
-            </w:tcMar>
-          </w:tcPr>
-          <w:p>
-            <w:pPr>
-              <w:jc w:val="both"/>
-            </w:pPr>
-            <w:r>
-              <w:rPr>
-                <w:sz w:val="20"/>
-              </w:rPr>
-              <w:t>01:00</w:t>
-            </w:r>
-          </w:p>
-        </w:tc>
-      </w:tr>
-      <w:tr>
-        <w:tc>
-          <w:tcPr>
-            <w:tcW w:w="2500" w:type="dxa"/>
-            <w:tcMar>
-              <w:top w:w="80" w:type="dxa"/>
-              <w:left w:w="120" w:type="dxa"/>
-              <w:bottom w:w="80" w:type="dxa"/>
-              <w:right w:w="120" w:type="dxa"/>
-            </w:tcMar>
-          </w:tcPr>
-          <w:p>
-            <w:pPr>
-              <w:jc w:val="both"/>
-            </w:pPr>
-            <w:r>
-              <w:rPr>
-                <w:sz w:val="20"/>
-              </w:rPr>
-              <w:t>datapool/media</w:t>
-            </w:r>
-          </w:p>
-        </w:tc>
-        <w:tc>
-          <w:tcPr>
-            <w:tcW w:w="2000" w:type="dxa"/>
-            <w:tcMar>
-              <w:top w:w="80" w:type="dxa"/>
-              <w:left w:w="120" w:type="dxa"/>
-              <w:bottom w:w="80" w:type="dxa"/>
-              <w:right w:w="120" w:type="dxa"/>
-            </w:tcMar>
-          </w:tcPr>
-          <w:p>
-            <w:pPr>
-              <w:jc w:val="both"/>
-            </w:pPr>
-            <w:r>
-              <w:rPr>
-                <w:sz w:val="20"/>
-              </w:rPr>
-              <w:t>Hebdomadaire</w:t>
-            </w:r>
-          </w:p>
-        </w:tc>
-        <w:tc>
-          <w:tcPr>
-            <w:tcW w:w="2000" w:type="dxa"/>
-            <w:tcMar>
-              <w:top w:w="80" w:type="dxa"/>
-              <w:left w:w="120" w:type="dxa"/>
-              <w:bottom w:w="80" w:type="dxa"/>
-              <w:right w:w="120" w:type="dxa"/>
-            </w:tcMar>
-          </w:tcPr>
-          <w:p>
-            <w:pPr>
-              <w:jc w:val="both"/>
-            </w:pPr>
-            <w:r>
-              <w:rPr>
-                <w:sz w:val="20"/>
-              </w:rPr>
-              <w:t>1 mois</w:t>
-            </w:r>
-          </w:p>
-        </w:tc>
-        <w:tc>
-          <w:tcPr>
-            <w:tcW w:w="2860" w:type="dxa"/>
-            <w:tcMar>
-              <w:top w:w="80" w:type="dxa"/>
-              <w:left w:w="120" w:type="dxa"/>
-              <w:bottom w:w="80" w:type="dxa"/>
-              <w:right w:w="120" w:type="dxa"/>
-            </w:tcMar>
-          </w:tcPr>
-          <w:p>
-            <w:pPr>
-              <w:jc w:val="both"/>
-            </w:pPr>
-            <w:r>
-              <w:rPr>
-                <w:sz w:val="20"/>
-              </w:rPr>
-              <w:t>02:00</w:t>
-            </w:r>
-          </w:p>
-        </w:tc>
-      </w:tr>
-      <w:tr>
-        <w:tc>
-          <w:tcPr>
-            <w:tcW w:w="2500" w:type="dxa"/>
-            <w:tcMar>
-              <w:top w:w="80" w:type="dxa"/>
-              <w:left w:w="120" w:type="dxa"/>
-              <w:bottom w:w="80" w:type="dxa"/>
-              <w:right w:w="120" w:type="dxa"/>
-            </w:tcMar>
-          </w:tcPr>
-          <w:p>
-            <w:pPr>
-              <w:jc w:val="both"/>
-            </w:pPr>
-            <w:r>
-              <w:rPr>
-                <w:sz w:val="20"/>
-              </w:rPr>
-              <w:t>datapool/vms</w:t>
-            </w:r>
-          </w:p>
-        </w:tc>
-        <w:tc>
-          <w:tcPr>
-            <w:tcW w:w="2000" w:type="dxa"/>
-            <w:tcMar>
-              <w:top w:w="80" w:type="dxa"/>
-              <w:left w:w="120" w:type="dxa"/>
-              <w:bottom w:w="80" w:type="dxa"/>
-              <w:right w:w="120" w:type="dxa"/>
-            </w:tcMar>
-          </w:tcPr>
-          <w:p>
-            <w:pPr>
-              <w:jc w:val="both"/>
-            </w:pPr>
-            <w:r>
-              <w:rPr>
-                <w:sz w:val="20"/>
-              </w:rPr>
-              <w:t>Quotidienne</w:t>
-            </w:r>
-          </w:p>
-        </w:tc>
-        <w:tc>
-          <w:tcPr>
-            <w:tcW w:w="2000" w:type="dxa"/>
-            <w:tcMar>
-              <w:top w:w="80" w:type="dxa"/>
-              <w:left w:w="120" w:type="dxa"/>
-              <w:bottom w:w="80" w:type="dxa"/>
-              <w:right w:w="120" w:type="dxa"/>
-            </w:tcMar>
-          </w:tcPr>
-          <w:p>
-            <w:pPr>
-              <w:jc w:val="both"/>
-            </w:pPr>
-            <w:r>
-              <w:rPr>
-                <w:sz w:val="20"/>
-              </w:rPr>
-              <w:t>2 semaines</w:t>
-            </w:r>
-          </w:p>
-        </w:tc>
-        <w:tc>
-          <w:tcPr>
-            <w:tcW w:w="2860" w:type="dxa"/>
-            <w:tcMar>
-              <w:top w:w="80" w:type="dxa"/>
-              <w:left w:w="120" w:type="dxa"/>
-              <w:bottom w:w="80" w:type="dxa"/>
-              <w:right w:w="120" w:type="dxa"/>
-            </w:tcMar>
-          </w:tcPr>
-          <w:p>
-            <w:pPr>
-              <w:jc w:val="both"/>
-            </w:pPr>
-            <w:r>
-              <w:rPr>
-                <w:sz w:val="20"/>
-              </w:rPr>
-              <w:t>03:00</w:t>
-            </w:r>
-          </w:p>
-        </w:tc>
-      </w:tr>
-    </w:tbl>
-    <w:p>
-      <w:pPr>
-        <w:spacing w:before="100" w:after="100"/>
-        <w:ind w:left="400"/>
-        <w:jc w:val="both"/>
-      </w:pPr>
-      <w:r>
-        <w:rPr>
-          <w:color w:val="155724"/>
-        </w:rPr>
-        <w:t>✅  Les snapshots s’exécutent automatiquement chaque nuit. Pour restaurer un fichier : Storage → Snapshots → Clone ou Rollback.</w:t>
-      </w:r>
-    </w:p>
-    <w:p>
-      <w:pPr>
-        <w:pStyle w:val="Titre1"/>
-        <w:jc w:val="both"/>
-      </w:pPr>
-    </w:p>
-    <w:p>
-      <w:pPr>
-        <w:pStyle w:val="Titre1"/>
-        <w:jc w:val="both"/>
-      </w:pPr>
-    </w:p>
-    <w:p>
-      <w:pPr>
-        <w:pStyle w:val="Titre1"/>
-        <w:jc w:val="both"/>
-      </w:pPr>
-    </w:p>
-    <w:p>
-      <w:pPr>
-        <w:pStyle w:val="Titre1"/>
-        <w:jc w:val="both"/>
-      </w:pPr>
-      <w:r>
-        <w:lastRenderedPageBreak/>
-        <w:t>Conclusion</w:t>
-      </w:r>
-    </w:p>
-    <w:p>
-      <w:pPr>
-        <w:spacing w:before="100" w:after="100"/>
-        <w:jc w:val="both"/>
-      </w:pPr>
-      <w:r>
-        <w:t>Ce projet a permis de mettre en place un NAS professionnel sur infrastructure Proxmox avec TrueNAS Scale. Malgré plusieurs difficultés techniques (Secure Boot, serial Numbers dupliqués, permissions SMB), chaque problème a été résolu méthodiquement.</w:t>
-      </w:r>
-    </w:p>
-    <w:p>
-      <w:pPr>
-        <w:spacing w:before="100" w:after="100"/>
-        <w:jc w:val="both"/>
-      </w:pPr>
-      <w:r>
-        <w:t>L'infrastructure finale offre 12 To de stockage en RAID 0 accessible depuis le réseau local via SMB, avec des sauvegardes automatiques depuis Windows et une protection par snapshots ZFS. Elle est extensible avec un deuxième disque pour la redondance RAID.</w:t>
-      </w:r>
     </w:p>
     <w:p>
       <w:pPr>
